--- a/(e)CRF/Per nummer/07_Demografische gegevens en medische voorgeschiedenis.docx
+++ b/(e)CRF/Per nummer/07_Demografische gegevens en medische voorgeschiedenis.docx
@@ -31,34 +31,18 @@
         </w:rPr>
         <w:t xml:space="preserve">Appendix </w:t>
       </w:r>
-      <w:ins w:author="Janou De Buyser" w:date="2026-07-09T12:43:58.223Z" w16du:dateUtc="2026-07-09T12:43:58.223Z" w:id="749679329">
-        <w:r>
-          <w:rPr>
-            <w:rFonts w:ascii="Calibri" w:hAnsi="Calibri" w:cs="Calibri"/>
-            <w:b w:val="1"/>
-            <w:bCs w:val="1"/>
-            <w:color w:val="000000" w:themeColor="text1" w:themeTint="FF" w:themeShade="FF"/>
-            <w:sz w:val="28"/>
-            <w:szCs w:val="28"/>
-            <w:lang w:val="en-US"/>
-          </w:rPr>
-          <w:t>7</w:t>
-        </w:r>
-      </w:ins>
-      <w:del w:author="Janou De Buyser" w:date="2026-07-09T12:43:57.752Z" w16du:dateUtc="2026-07-09T12:43:57.752Z" w:id="1220796643">
-        <w:r>
-          <w:rPr>
-            <w:rFonts w:ascii="Calibri" w:hAnsi="Calibri" w:cs="Calibri"/>
-            <w:b w:val="1"/>
-            <w:bCs w:val="1"/>
-            <w:color w:val="000000" w:themeColor="text1" w:themeTint="FF" w:themeShade="FF"/>
-            <w:sz w:val="28"/>
-            <w:szCs w:val="28"/>
-            <w:lang w:val="en-US"/>
-          </w:rPr>
-          <w:delText>6</w:delText>
-        </w:r>
-      </w:del>
+      <w:r>
+        <w:rPr>
+          <w:rFonts w:ascii="Calibri" w:hAnsi="Calibri" w:cs="Calibri"/>
+          <w:b w:val="1"/>
+          <w:bCs w:val="1"/>
+          <w:color w:val="000000" w:themeColor="text1" w:themeTint="FF" w:themeShade="FF"/>
+          <w:sz w:val="28"/>
+          <w:szCs w:val="28"/>
+          <w:lang w:val="en-US"/>
+        </w:rPr>
+        <w:t>7</w:t>
+      </w:r>
       <w:r>
         <w:rPr>
           <w:rFonts w:ascii="Arial" w:hAnsi="Arial" w:cs="Arial" w:eastAsia="Arial"/>
@@ -296,16 +280,6 @@
               </w:rPr>
               <w:t xml:space="preserve">     1.3 Geboortedatum</w:t>
             </w:r>
-            <w:commentRangeStart w:id="1025293285"/>
-            <w:commentRangeEnd w:id="1025293285"/>
-            <w:r>
-              <w:rPr>
-                <w:rStyle w:val="CommentReference"/>
-                <w:rFonts w:ascii="Arial" w:hAnsi="Arial" w:eastAsia="Arial" w:cs="Arial"/>
-                <w:color w:val="24303B"/>
-              </w:rPr>
-              <w:commentReference w:id="1025293285"/>
-            </w:r>
           </w:p>
         </w:tc>
         <w:tc>
@@ -428,20 +402,15 @@
                 <w:sz w:val="24"/>
                 <w:szCs w:val="24"/>
               </w:rPr>
-              <w:pPrChange w:author="Janou De Buyser" w:date="2026-07-22T11:39:26.126Z">
-                <w:pPr/>
-              </w:pPrChange>
-            </w:pPr>
-            <w:ins w:author="Janou De Buyser" w:date="2026-07-22T11:39:26.179Z" w16du:dateUtc="2026-07-22T11:39:26.179Z" w:id="1162362403">
-              <w:r>
-                <w:rPr>
-                  <w:rFonts w:ascii="Calibri" w:hAnsi="Calibri" w:eastAsia="Calibri" w:cs="Calibri"/>
-                  <w:sz w:val="24"/>
-                  <w:szCs w:val="24"/>
-                </w:rPr>
-                <w:t xml:space="preserve">     1.6 BMI ( zelf te berekenen)</w:t>
-              </w:r>
-            </w:ins>
+            </w:pPr>
+            <w:r>
+              <w:rPr>
+                <w:rFonts w:ascii="Calibri" w:hAnsi="Calibri" w:eastAsia="Calibri" w:cs="Calibri"/>
+                <w:sz w:val="24"/>
+                <w:szCs w:val="24"/>
+              </w:rPr>
+              <w:t xml:space="preserve">     1.6 BMI ( zelf te berekenen)</w:t>
+            </w:r>
           </w:p>
         </w:tc>
         <w:tc>
@@ -457,20 +426,15 @@
                 <w:sz w:val="24"/>
                 <w:szCs w:val="24"/>
               </w:rPr>
-              <w:pPrChange w:author="Janou De Buyser" w:date="2026-07-22T11:39:26.133Z">
-                <w:pPr/>
-              </w:pPrChange>
-            </w:pPr>
-            <w:ins w:author="Janou De Buyser" w:date="2026-07-22T11:39:26.18Z" w16du:dateUtc="2026-07-22T11:39:26.18Z" w:id="128061465">
-              <w:r>
-                <w:rPr>
-                  <w:rFonts w:ascii="Calibri" w:hAnsi="Calibri" w:eastAsia="Calibri" w:cs="Calibri"/>
-                  <w:sz w:val="24"/>
-                  <w:szCs w:val="24"/>
-                </w:rPr>
-                <w:t xml:space="preserve"> </w:t>
-              </w:r>
-            </w:ins>
+            </w:pPr>
+            <w:r>
+              <w:rPr>
+                <w:rFonts w:ascii="Calibri" w:hAnsi="Calibri" w:eastAsia="Calibri" w:cs="Calibri"/>
+                <w:sz w:val="24"/>
+                <w:szCs w:val="24"/>
+              </w:rPr>
+              <w:t xml:space="preserve"> </w:t>
+            </w:r>
           </w:p>
         </w:tc>
       </w:tr>
@@ -491,20 +455,15 @@
                 <w:sz w:val="24"/>
                 <w:szCs w:val="24"/>
               </w:rPr>
-              <w:pPrChange w:author="Janou De Buyser" w:date="2026-07-22T11:39:26.136Z">
-                <w:pPr/>
-              </w:pPrChange>
-            </w:pPr>
-            <w:ins w:author="Janou De Buyser" w:date="2026-07-22T11:39:26.18Z" w16du:dateUtc="2026-07-22T11:39:26.18Z" w:id="1553862439">
-              <w:r>
-                <w:rPr>
-                  <w:rFonts w:ascii="Calibri" w:hAnsi="Calibri" w:eastAsia="Calibri" w:cs="Calibri"/>
-                  <w:sz w:val="24"/>
-                  <w:szCs w:val="24"/>
-                </w:rPr>
-                <w:t xml:space="preserve">     1.7 Burgerlijke staat</w:t>
-              </w:r>
-            </w:ins>
+            </w:pPr>
+            <w:r>
+              <w:rPr>
+                <w:rFonts w:ascii="Calibri" w:hAnsi="Calibri" w:eastAsia="Calibri" w:cs="Calibri"/>
+                <w:sz w:val="24"/>
+                <w:szCs w:val="24"/>
+              </w:rPr>
+              <w:t xml:space="preserve">     1.7 Burgerlijke staat</w:t>
+            </w:r>
           </w:p>
         </w:tc>
         <w:tc>
@@ -520,20 +479,15 @@
                 <w:sz w:val="24"/>
                 <w:szCs w:val="24"/>
               </w:rPr>
-              <w:pPrChange w:author="Janou De Buyser" w:date="2026-07-22T11:39:26.139Z">
-                <w:pPr/>
-              </w:pPrChange>
-            </w:pPr>
-            <w:ins w:author="Janou De Buyser" w:date="2026-07-22T11:39:26.181Z" w16du:dateUtc="2026-07-22T11:39:26.181Z" w:id="450659151">
-              <w:r>
-                <w:rPr>
-                  <w:rFonts w:ascii="Calibri" w:hAnsi="Calibri" w:eastAsia="Calibri" w:cs="Calibri"/>
-                  <w:sz w:val="24"/>
-                  <w:szCs w:val="24"/>
-                </w:rPr>
-                <w:t>Alleenstaand - Gehuwd/samenwonend- Gescheiden- Weduwe/weduwnaar- Andere</w:t>
-              </w:r>
-            </w:ins>
+            </w:pPr>
+            <w:r>
+              <w:rPr>
+                <w:rFonts w:ascii="Calibri" w:hAnsi="Calibri" w:eastAsia="Calibri" w:cs="Calibri"/>
+                <w:sz w:val="24"/>
+                <w:szCs w:val="24"/>
+              </w:rPr>
+              <w:t>Alleenstaand - Gehuwd/samenwonend- Gescheiden- Weduwe/weduwnaar- Andere</w:t>
+            </w:r>
           </w:p>
         </w:tc>
       </w:tr>
@@ -554,20 +508,15 @@
                 <w:sz w:val="24"/>
                 <w:szCs w:val="24"/>
               </w:rPr>
-              <w:pPrChange w:author="Janou De Buyser" w:date="2026-07-22T11:39:26.141Z">
-                <w:pPr/>
-              </w:pPrChange>
-            </w:pPr>
-            <w:ins w:author="Janou De Buyser" w:date="2026-07-22T11:39:26.181Z" w16du:dateUtc="2026-07-22T11:39:26.181Z" w:id="2084610803">
-              <w:r>
-                <w:rPr>
-                  <w:rFonts w:ascii="Calibri" w:hAnsi="Calibri" w:eastAsia="Calibri" w:cs="Calibri"/>
-                  <w:sz w:val="24"/>
-                  <w:szCs w:val="24"/>
-                </w:rPr>
-                <w:t xml:space="preserve">     1.8 Opleidingsniveau</w:t>
-              </w:r>
-            </w:ins>
+            </w:pPr>
+            <w:r>
+              <w:rPr>
+                <w:rFonts w:ascii="Calibri" w:hAnsi="Calibri" w:eastAsia="Calibri" w:cs="Calibri"/>
+                <w:sz w:val="24"/>
+                <w:szCs w:val="24"/>
+              </w:rPr>
+              <w:t xml:space="preserve">     1.8 Opleidingsniveau</w:t>
+            </w:r>
           </w:p>
         </w:tc>
         <w:tc>
@@ -583,20 +532,15 @@
                 <w:sz w:val="24"/>
                 <w:szCs w:val="24"/>
               </w:rPr>
-              <w:pPrChange w:author="Janou De Buyser" w:date="2026-07-22T11:39:26.144Z">
-                <w:pPr/>
-              </w:pPrChange>
-            </w:pPr>
-            <w:ins w:author="Janou De Buyser" w:date="2026-07-22T11:39:26.181Z" w16du:dateUtc="2026-07-22T11:39:26.181Z" w:id="95057414">
-              <w:r>
-                <w:rPr>
-                  <w:rFonts w:ascii="Calibri" w:hAnsi="Calibri" w:eastAsia="Calibri" w:cs="Calibri"/>
-                  <w:sz w:val="24"/>
-                  <w:szCs w:val="24"/>
-                </w:rPr>
-                <w:t>Lager onderwijs- Secundair onderwijs- Bachelor- Master- Doctoraat</w:t>
-              </w:r>
-            </w:ins>
+            </w:pPr>
+            <w:r>
+              <w:rPr>
+                <w:rFonts w:ascii="Calibri" w:hAnsi="Calibri" w:eastAsia="Calibri" w:cs="Calibri"/>
+                <w:sz w:val="24"/>
+                <w:szCs w:val="24"/>
+              </w:rPr>
+              <w:t>Lager onderwijs- Secundair onderwijs- Bachelor- Master- Doctoraat</w:t>
+            </w:r>
           </w:p>
         </w:tc>
       </w:tr>
@@ -617,20 +561,15 @@
                 <w:sz w:val="24"/>
                 <w:szCs w:val="24"/>
               </w:rPr>
-              <w:pPrChange w:author="Janou De Buyser" w:date="2026-07-22T11:39:26.146Z">
-                <w:pPr/>
-              </w:pPrChange>
-            </w:pPr>
-            <w:ins w:author="Janou De Buyser" w:date="2026-07-22T11:39:26.182Z" w16du:dateUtc="2026-07-22T11:39:26.182Z" w:id="1803226938">
-              <w:r>
-                <w:rPr>
-                  <w:rFonts w:ascii="Calibri" w:hAnsi="Calibri" w:eastAsia="Calibri" w:cs="Calibri"/>
-                  <w:sz w:val="24"/>
-                  <w:szCs w:val="24"/>
-                </w:rPr>
-                <w:t xml:space="preserve">     1.9 Kinderen</w:t>
-              </w:r>
-            </w:ins>
+            </w:pPr>
+            <w:r>
+              <w:rPr>
+                <w:rFonts w:ascii="Calibri" w:hAnsi="Calibri" w:eastAsia="Calibri" w:cs="Calibri"/>
+                <w:sz w:val="24"/>
+                <w:szCs w:val="24"/>
+              </w:rPr>
+              <w:t xml:space="preserve">     1.9 Kinderen</w:t>
+            </w:r>
           </w:p>
         </w:tc>
         <w:tc>
@@ -642,49 +581,37 @@
             <w:pPr>
               <w:spacing w:before="0" w:beforeAutospacing="off" w:after="0" w:afterAutospacing="off" w:line="360" w:lineRule="auto"/>
               <w:rPr>
-                <w:ins w:author="Janou De Buyser" w:date="2026-07-22T11:39:26.182Z" w16du:dateUtc="2026-07-22T11:39:26.182Z" w:id="180017097"/>
                 <w:rFonts w:ascii="Calibri" w:hAnsi="Calibri" w:eastAsia="Calibri" w:cs="Calibri"/>
                 <w:sz w:val="24"/>
                 <w:szCs w:val="24"/>
               </w:rPr>
-              <w:pPrChange w:author="Janou De Buyser" w:date="2026-07-22T11:39:26.15Z">
-                <w:pPr/>
-              </w:pPrChange>
-            </w:pPr>
-            <w:ins w:author="Janou De Buyser" w:date="2026-07-22T11:39:26.182Z" w16du:dateUtc="2026-07-22T11:39:26.182Z" w:id="734330749">
-              <w:r>
-                <w:rPr>
-                  <w:rFonts w:ascii="Calibri" w:hAnsi="Calibri" w:eastAsia="Calibri" w:cs="Calibri"/>
-                  <w:sz w:val="24"/>
-                  <w:szCs w:val="24"/>
-                </w:rPr>
-                <w:t xml:space="preserve">Heeft u kinderen? ja/nee </w:t>
-              </w:r>
-            </w:ins>
+            </w:pPr>
+            <w:r>
+              <w:rPr>
+                <w:rFonts w:ascii="Calibri" w:hAnsi="Calibri" w:eastAsia="Calibri" w:cs="Calibri"/>
+                <w:sz w:val="24"/>
+                <w:szCs w:val="24"/>
+              </w:rPr>
+              <w:t xml:space="preserve">Heeft u kinderen? ja/nee </w:t>
+            </w:r>
           </w:p>
           <w:p>
             <w:pPr>
               <w:spacing w:before="0" w:beforeAutospacing="off" w:after="0" w:afterAutospacing="off" w:line="360" w:lineRule="auto"/>
               <w:rPr>
-                <w:ins w:author="Janou De Buyser" w:date="2026-07-22T11:39:26.182Z" w16du:dateUtc="2026-07-22T11:39:26.182Z" w:id="576072393"/>
                 <w:rFonts w:ascii="Calibri" w:hAnsi="Calibri" w:eastAsia="Calibri" w:cs="Calibri"/>
                 <w:sz w:val="24"/>
                 <w:szCs w:val="24"/>
               </w:rPr>
-              <w:pPrChange w:author="Janou De Buyser" w:date="2026-07-22T11:39:26.153Z">
-                <w:pPr/>
-              </w:pPrChange>
-            </w:pPr>
-            <w:ins w:author="Janou De Buyser" w:date="2026-07-22T11:39:26.182Z" w16du:dateUtc="2026-07-22T11:39:26.182Z" w:id="1145200310">
-              <w:r>
-                <w:rPr>
-                  <w:rFonts w:ascii="Calibri" w:hAnsi="Calibri" w:eastAsia="Calibri" w:cs="Calibri"/>
-                  <w:sz w:val="24"/>
-                  <w:szCs w:val="24"/>
-                </w:rPr>
-                <w:t>Aantal kinderen:</w:t>
-              </w:r>
-            </w:ins>
+            </w:pPr>
+            <w:r>
+              <w:rPr>
+                <w:rFonts w:ascii="Calibri" w:hAnsi="Calibri" w:eastAsia="Calibri" w:cs="Calibri"/>
+                <w:sz w:val="24"/>
+                <w:szCs w:val="24"/>
+              </w:rPr>
+              <w:t>Aantal kinderen:</w:t>
+            </w:r>
           </w:p>
           <w:p>
             <w:pPr>
@@ -694,132 +621,15 @@
                 <w:sz w:val="24"/>
                 <w:szCs w:val="24"/>
               </w:rPr>
-              <w:pPrChange w:author="Janou De Buyser" w:date="2026-07-22T11:39:26.155Z">
-                <w:pPr/>
-              </w:pPrChange>
-            </w:pPr>
-            <w:ins w:author="Janou De Buyser" w:date="2026-07-22T11:39:26.183Z" w16du:dateUtc="2026-07-22T11:39:26.183Z" w:id="1449871546">
-              <w:r>
-                <w:rPr>
-                  <w:rFonts w:ascii="Calibri" w:hAnsi="Calibri" w:eastAsia="Calibri" w:cs="Calibri"/>
-                  <w:sz w:val="24"/>
-                  <w:szCs w:val="24"/>
-                </w:rPr>
-                <w:t xml:space="preserve">Leeftijd kinderen: </w:t>
-              </w:r>
-            </w:ins>
-          </w:p>
-        </w:tc>
-      </w:tr>
-      <w:tr>
-        <w:trPr>
-          <w:trHeight w:val="300"/>
-          <w:ins w:author="Janou De Buyser" w:date="2026-07-22T11:39:11.01Z" w16du:dateUtc="2026-07-22T11:39:11.01Z" w:id="1501423579"/>
-        </w:trPr>
-        <w:tc>
-          <w:tcPr>
-            <w:tcW w:w="3969" w:type="dxa"/>
-            <w:tcMar/>
-          </w:tcPr>
-          <w:p>
-            <w:pPr>
-              <w:spacing w:before="0" w:beforeAutospacing="off" w:after="0" w:afterAutospacing="off" w:line="360" w:lineRule="auto"/>
+            </w:pPr>
+            <w:r>
               <w:rPr>
                 <w:rFonts w:ascii="Calibri" w:hAnsi="Calibri" w:eastAsia="Calibri" w:cs="Calibri"/>
                 <w:sz w:val="24"/>
                 <w:szCs w:val="24"/>
               </w:rPr>
-              <w:pPrChange w:author="Janou De Buyser" w:date="2026-07-22T11:39:26.157Z">
-                <w:pPr/>
-              </w:pPrChange>
-            </w:pPr>
-            <w:ins w:author="Janou De Buyser" w:date="2026-07-22T11:39:26.183Z" w16du:dateUtc="2026-07-22T11:39:26.183Z" w:id="1243147913">
-              <w:r>
-                <w:rPr>
-                  <w:rFonts w:ascii="Calibri" w:hAnsi="Calibri" w:eastAsia="Calibri" w:cs="Calibri"/>
-                  <w:sz w:val="24"/>
-                  <w:szCs w:val="24"/>
-                </w:rPr>
-                <w:t xml:space="preserve">     1.10 Mantelzorg</w:t>
-              </w:r>
-            </w:ins>
-          </w:p>
-        </w:tc>
-        <w:tc>
-          <w:tcPr>
-            <w:tcW w:w="4989" w:type="dxa"/>
-            <w:tcMar/>
-          </w:tcPr>
-          <w:p>
-            <w:pPr>
-              <w:spacing w:before="0" w:beforeAutospacing="off" w:after="0" w:afterAutospacing="off" w:line="360" w:lineRule="auto"/>
-              <w:rPr>
-                <w:ins w:author="Janou De Buyser" w:date="2026-07-22T11:39:26.183Z" w16du:dateUtc="2026-07-22T11:39:26.183Z" w:id="881452796"/>
-                <w:rFonts w:ascii="Calibri" w:hAnsi="Calibri" w:eastAsia="Calibri" w:cs="Calibri"/>
-                <w:sz w:val="24"/>
-                <w:szCs w:val="24"/>
-              </w:rPr>
-              <w:pPrChange w:author="Janou De Buyser" w:date="2026-07-22T11:39:26.159Z">
-                <w:pPr/>
-              </w:pPrChange>
-            </w:pPr>
-            <w:ins w:author="Janou De Buyser" w:date="2026-07-22T11:39:26.183Z" w16du:dateUtc="2026-07-22T11:39:26.183Z" w:id="1934092453">
-              <w:r>
-                <w:rPr>
-                  <w:rFonts w:ascii="Calibri" w:hAnsi="Calibri" w:eastAsia="Calibri" w:cs="Calibri"/>
-                  <w:sz w:val="24"/>
-                  <w:szCs w:val="24"/>
-                </w:rPr>
-                <w:t xml:space="preserve">Ontvangt u momenteel mantelzorg? ja/nee </w:t>
-              </w:r>
-            </w:ins>
-          </w:p>
-          <w:p>
-            <w:pPr>
-              <w:spacing w:before="0" w:beforeAutospacing="off" w:after="0" w:afterAutospacing="off" w:line="360" w:lineRule="auto"/>
-              <w:rPr>
-                <w:ins w:author="Janou De Buyser" w:date="2026-07-22T11:39:26.183Z" w16du:dateUtc="2026-07-22T11:39:26.183Z" w:id="1787690265"/>
-                <w:rFonts w:ascii="Calibri" w:hAnsi="Calibri" w:eastAsia="Calibri" w:cs="Calibri"/>
-                <w:sz w:val="24"/>
-                <w:szCs w:val="24"/>
-              </w:rPr>
-              <w:pPrChange w:author="Janou De Buyser" w:date="2026-07-22T11:39:26.161Z">
-                <w:pPr/>
-              </w:pPrChange>
-            </w:pPr>
-            <w:ins w:author="Janou De Buyser" w:date="2026-07-22T11:39:26.183Z" w16du:dateUtc="2026-07-22T11:39:26.183Z" w:id="1050798628">
-              <w:r>
-                <w:rPr>
-                  <w:rFonts w:ascii="Calibri" w:hAnsi="Calibri" w:eastAsia="Calibri" w:cs="Calibri"/>
-                  <w:sz w:val="24"/>
-                  <w:szCs w:val="24"/>
-                </w:rPr>
-                <w:t xml:space="preserve">Zo ja: door wie? (partner, familie, vriend, andere) </w:t>
-              </w:r>
-            </w:ins>
-          </w:p>
-          <w:p>
-            <w:pPr>
-              <w:spacing w:before="0" w:beforeAutospacing="off" w:after="0" w:afterAutospacing="off" w:line="360" w:lineRule="auto"/>
-              <w:rPr>
-                <w:rFonts w:ascii="Calibri" w:hAnsi="Calibri" w:eastAsia="Calibri" w:cs="Calibri"/>
-                <w:sz w:val="24"/>
-                <w:szCs w:val="24"/>
-              </w:rPr>
-              <w:pPrChange w:author="Janou De Buyser" w:date="2026-07-22T11:39:26.163Z">
-                <w:pPr/>
-              </w:pPrChange>
-            </w:pPr>
-            <w:ins w:author="Janou De Buyser" w:date="2026-07-22T11:39:26.184Z" w16du:dateUtc="2026-07-22T11:39:26.184Z" w:id="1917429900">
-              <w:r>
-                <w:rPr>
-                  <w:rFonts w:ascii="Calibri" w:hAnsi="Calibri" w:eastAsia="Calibri" w:cs="Calibri"/>
-                  <w:sz w:val="24"/>
-                  <w:szCs w:val="24"/>
-                </w:rPr>
-                <w:t>Verleent u momenteel mantelzorg aan iemand anders? ja/nee</w:t>
-              </w:r>
-            </w:ins>
+              <w:t xml:space="preserve">Leeftijd kinderen: </w:t>
+            </w:r>
           </w:p>
         </w:tc>
       </w:tr>
@@ -840,20 +650,15 @@
                 <w:sz w:val="24"/>
                 <w:szCs w:val="24"/>
               </w:rPr>
-              <w:pPrChange w:author="Janou De Buyser" w:date="2026-07-22T11:39:26.165Z">
-                <w:pPr/>
-              </w:pPrChange>
-            </w:pPr>
-            <w:ins w:author="Janou De Buyser" w:date="2026-07-22T11:39:26.184Z" w16du:dateUtc="2026-07-22T11:39:26.184Z" w:id="931228686">
-              <w:r>
-                <w:rPr>
-                  <w:rFonts w:ascii="Calibri" w:hAnsi="Calibri" w:eastAsia="Calibri" w:cs="Calibri"/>
-                  <w:sz w:val="24"/>
-                  <w:szCs w:val="24"/>
-                </w:rPr>
-                <w:t xml:space="preserve">     1.11 Werkstatus</w:t>
-              </w:r>
-            </w:ins>
+            </w:pPr>
+            <w:r>
+              <w:rPr>
+                <w:rFonts w:ascii="Calibri" w:hAnsi="Calibri" w:eastAsia="Calibri" w:cs="Calibri"/>
+                <w:sz w:val="24"/>
+                <w:szCs w:val="24"/>
+              </w:rPr>
+              <w:t xml:space="preserve">     1.10 Mantelzorg</w:t>
+            </w:r>
           </w:p>
         </w:tc>
         <w:tc>
@@ -869,20 +674,51 @@
                 <w:sz w:val="24"/>
                 <w:szCs w:val="24"/>
               </w:rPr>
-              <w:pPrChange w:author="Janou De Buyser" w:date="2026-07-22T11:39:26.167Z">
-                <w:pPr/>
-              </w:pPrChange>
-            </w:pPr>
-            <w:ins w:author="Janou De Buyser" w:date="2026-07-22T11:39:26.184Z" w16du:dateUtc="2026-07-22T11:39:26.184Z" w:id="903570023">
-              <w:r>
-                <w:rPr>
-                  <w:rFonts w:ascii="Calibri" w:hAnsi="Calibri" w:eastAsia="Calibri" w:cs="Calibri"/>
-                  <w:sz w:val="24"/>
-                  <w:szCs w:val="24"/>
-                </w:rPr>
-                <w:t>Voltijds werkzaam- Deeltijds werkzaam- Werkzoekend - Gepensioneerd -Arbeidsongeschikt -  Andere</w:t>
-              </w:r>
-            </w:ins>
+            </w:pPr>
+            <w:r>
+              <w:rPr>
+                <w:rFonts w:ascii="Calibri" w:hAnsi="Calibri" w:eastAsia="Calibri" w:cs="Calibri"/>
+                <w:sz w:val="24"/>
+                <w:szCs w:val="24"/>
+              </w:rPr>
+              <w:t xml:space="preserve">Ontvangt u momenteel mantelzorg? ja/nee </w:t>
+            </w:r>
+          </w:p>
+          <w:p>
+            <w:pPr>
+              <w:spacing w:before="0" w:beforeAutospacing="off" w:after="0" w:afterAutospacing="off" w:line="360" w:lineRule="auto"/>
+              <w:rPr>
+                <w:rFonts w:ascii="Calibri" w:hAnsi="Calibri" w:eastAsia="Calibri" w:cs="Calibri"/>
+                <w:sz w:val="24"/>
+                <w:szCs w:val="24"/>
+              </w:rPr>
+            </w:pPr>
+            <w:r>
+              <w:rPr>
+                <w:rFonts w:ascii="Calibri" w:hAnsi="Calibri" w:eastAsia="Calibri" w:cs="Calibri"/>
+                <w:sz w:val="24"/>
+                <w:szCs w:val="24"/>
+              </w:rPr>
+              <w:t xml:space="preserve">Zo ja: door wie? (partner, familie, vriend, andere) </w:t>
+            </w:r>
+          </w:p>
+          <w:p>
+            <w:pPr>
+              <w:spacing w:before="0" w:beforeAutospacing="off" w:after="0" w:afterAutospacing="off" w:line="360" w:lineRule="auto"/>
+              <w:rPr>
+                <w:rFonts w:ascii="Calibri" w:hAnsi="Calibri" w:eastAsia="Calibri" w:cs="Calibri"/>
+                <w:sz w:val="24"/>
+                <w:szCs w:val="24"/>
+              </w:rPr>
+            </w:pPr>
+            <w:r>
+              <w:rPr>
+                <w:rFonts w:ascii="Calibri" w:hAnsi="Calibri" w:eastAsia="Calibri" w:cs="Calibri"/>
+                <w:sz w:val="24"/>
+                <w:szCs w:val="24"/>
+              </w:rPr>
+              <w:t>Verleent u momenteel mantelzorg aan iemand anders? ja/nee</w:t>
+            </w:r>
           </w:p>
         </w:tc>
       </w:tr>
@@ -903,20 +739,15 @@
                 <w:sz w:val="24"/>
                 <w:szCs w:val="24"/>
               </w:rPr>
-              <w:pPrChange w:author="Janou De Buyser" w:date="2026-07-22T11:39:26.17Z">
-                <w:pPr/>
-              </w:pPrChange>
-            </w:pPr>
-            <w:ins w:author="Janou De Buyser" w:date="2026-07-22T11:39:26.184Z" w16du:dateUtc="2026-07-22T11:39:26.184Z" w:id="2110362385">
-              <w:r>
-                <w:rPr>
-                  <w:rFonts w:ascii="Calibri" w:hAnsi="Calibri" w:eastAsia="Calibri" w:cs="Calibri"/>
-                  <w:sz w:val="24"/>
-                  <w:szCs w:val="24"/>
-                </w:rPr>
-                <w:t xml:space="preserve">     1.12 Woonomgeving</w:t>
-              </w:r>
-            </w:ins>
+            </w:pPr>
+            <w:r>
+              <w:rPr>
+                <w:rFonts w:ascii="Calibri" w:hAnsi="Calibri" w:eastAsia="Calibri" w:cs="Calibri"/>
+                <w:sz w:val="24"/>
+                <w:szCs w:val="24"/>
+              </w:rPr>
+              <w:t xml:space="preserve">     1.11 Werkstatus</w:t>
+            </w:r>
           </w:p>
         </w:tc>
         <w:tc>
@@ -932,20 +763,15 @@
                 <w:sz w:val="24"/>
                 <w:szCs w:val="24"/>
               </w:rPr>
-              <w:pPrChange w:author="Janou De Buyser" w:date="2026-07-22T11:39:26.172Z">
-                <w:pPr/>
-              </w:pPrChange>
-            </w:pPr>
-            <w:ins w:author="Janou De Buyser" w:date="2026-07-22T11:39:26.184Z" w16du:dateUtc="2026-07-22T11:39:26.184Z" w:id="861609307">
-              <w:r>
-                <w:rPr>
-                  <w:rFonts w:ascii="Calibri" w:hAnsi="Calibri" w:eastAsia="Calibri" w:cs="Calibri"/>
-                  <w:sz w:val="24"/>
-                  <w:szCs w:val="24"/>
-                </w:rPr>
-                <w:t>Zelfstandig thuiswonend - Thuis met partner/familie – Serviceflat - Woonzorgcentrum -  Andere</w:t>
-              </w:r>
-            </w:ins>
+            </w:pPr>
+            <w:r>
+              <w:rPr>
+                <w:rFonts w:ascii="Calibri" w:hAnsi="Calibri" w:eastAsia="Calibri" w:cs="Calibri"/>
+                <w:sz w:val="24"/>
+                <w:szCs w:val="24"/>
+              </w:rPr>
+              <w:t>Voltijds werkzaam- Deeltijds werkzaam- Werkzoekend - Gepensioneerd -Arbeidsongeschikt -  Andere</w:t>
+            </w:r>
           </w:p>
         </w:tc>
       </w:tr>
@@ -960,14 +786,21 @@
           </w:tcPr>
           <w:p>
             <w:pPr>
-              <w:pStyle w:val="Normal"/>
-              <w:spacing w:line="360" w:lineRule="auto"/>
-              <w:rPr>
-                <w:rFonts w:ascii="Calibri" w:hAnsi="Calibri" w:cs="Calibri"/>
-                <w:sz w:val="24"/>
-                <w:szCs w:val="24"/>
-              </w:rPr>
-            </w:pPr>
+              <w:spacing w:before="0" w:beforeAutospacing="off" w:after="0" w:afterAutospacing="off" w:line="360" w:lineRule="auto"/>
+              <w:rPr>
+                <w:rFonts w:ascii="Calibri" w:hAnsi="Calibri" w:eastAsia="Calibri" w:cs="Calibri"/>
+                <w:sz w:val="24"/>
+                <w:szCs w:val="24"/>
+              </w:rPr>
+            </w:pPr>
+            <w:r>
+              <w:rPr>
+                <w:rFonts w:ascii="Calibri" w:hAnsi="Calibri" w:eastAsia="Calibri" w:cs="Calibri"/>
+                <w:sz w:val="24"/>
+                <w:szCs w:val="24"/>
+              </w:rPr>
+              <w:t xml:space="preserve">     1.12 Woonomgeving</w:t>
+            </w:r>
           </w:p>
         </w:tc>
         <w:tc>
@@ -977,14 +810,21 @@
           </w:tcPr>
           <w:p>
             <w:pPr>
-              <w:pStyle w:val="Normal"/>
-              <w:spacing w:line="360" w:lineRule="auto"/>
-              <w:rPr>
-                <w:rFonts w:ascii="Calibri" w:hAnsi="Calibri" w:cs="Calibri"/>
-                <w:sz w:val="24"/>
-                <w:szCs w:val="24"/>
-              </w:rPr>
-            </w:pPr>
+              <w:spacing w:before="0" w:beforeAutospacing="off" w:after="0" w:afterAutospacing="off" w:line="360" w:lineRule="auto"/>
+              <w:rPr>
+                <w:rFonts w:ascii="Calibri" w:hAnsi="Calibri" w:eastAsia="Calibri" w:cs="Calibri"/>
+                <w:sz w:val="24"/>
+                <w:szCs w:val="24"/>
+              </w:rPr>
+            </w:pPr>
+            <w:r>
+              <w:rPr>
+                <w:rFonts w:ascii="Calibri" w:hAnsi="Calibri" w:eastAsia="Calibri" w:cs="Calibri"/>
+                <w:sz w:val="24"/>
+                <w:szCs w:val="24"/>
+              </w:rPr>
+              <w:t>Zelfstandig thuiswonend - Thuis met partner/familie – Serviceflat - Woonzorgcentrum -  Andere</w:t>
+            </w:r>
           </w:p>
         </w:tc>
       </w:tr>
@@ -1030,7 +870,45 @@
       <w:tr>
         <w:trPr>
           <w:trHeight w:val="300"/>
-          <w:ins w:author="Janou De Buyser" w:date="2026-07-22T11:39:17.19Z" w16du:dateUtc="2026-07-22T11:39:17.19Z" w:id="1479884793"/>
+        </w:trPr>
+        <w:tc>
+          <w:tcPr>
+            <w:tcW w:w="3969" w:type="dxa"/>
+            <w:tcMar/>
+          </w:tcPr>
+          <w:p>
+            <w:pPr>
+              <w:pStyle w:val="Normal"/>
+              <w:spacing w:line="360" w:lineRule="auto"/>
+              <w:rPr>
+                <w:rFonts w:ascii="Calibri" w:hAnsi="Calibri" w:cs="Calibri"/>
+                <w:sz w:val="24"/>
+                <w:szCs w:val="24"/>
+              </w:rPr>
+            </w:pPr>
+          </w:p>
+        </w:tc>
+        <w:tc>
+          <w:tcPr>
+            <w:tcW w:w="4989" w:type="dxa"/>
+            <w:tcMar/>
+          </w:tcPr>
+          <w:p>
+            <w:pPr>
+              <w:pStyle w:val="Normal"/>
+              <w:spacing w:line="360" w:lineRule="auto"/>
+              <w:rPr>
+                <w:rFonts w:ascii="Calibri" w:hAnsi="Calibri" w:cs="Calibri"/>
+                <w:sz w:val="24"/>
+                <w:szCs w:val="24"/>
+              </w:rPr>
+            </w:pPr>
+          </w:p>
+        </w:tc>
+      </w:tr>
+      <w:tr>
+        <w:trPr>
+          <w:trHeight w:val="300"/>
         </w:trPr>
         <w:tc>
           <w:tcPr>
@@ -1371,16 +1249,6 @@
               </w:rPr>
               <w:t xml:space="preserve"> per week</w:t>
             </w:r>
-            <w:commentRangeStart w:id="1241359399"/>
-            <w:commentRangeEnd w:id="1241359399"/>
-            <w:r>
-              <w:rPr>
-                <w:rStyle w:val="CommentReference"/>
-                <w:rFonts w:ascii="Arial" w:hAnsi="Arial" w:eastAsia="Arial" w:cs="Arial"/>
-                <w:color w:val="24303B"/>
-              </w:rPr>
-              <w:commentReference w:id="1241359399"/>
-            </w:r>
           </w:p>
         </w:tc>
         <w:tc>
@@ -1927,188 +1795,142 @@
             <w:pPr>
               <w:spacing w:line="360" w:lineRule="auto"/>
               <w:rPr>
-                <w:del w:author="Janou De Buyser" w:date="2026-07-22T11:43:03.679Z" w16du:dateUtc="2026-07-22T11:43:03.679Z" w:id="1118203253"/>
-                <w:rFonts w:ascii="Calibri" w:hAnsi="Calibri" w:cs="Calibri"/>
-                <w:sz w:val="24"/>
-                <w:szCs w:val="24"/>
-              </w:rPr>
-            </w:pPr>
-            <w:del w:author="Janou De Buyser" w:date="2026-07-22T11:43:03.68Z" w16du:dateUtc="2026-07-22T11:43:03.68Z" w:id="1911631687">
-              <w:r>
-                <w:rPr>
-                  <w:rFonts w:ascii="Calibri" w:hAnsi="Calibri" w:cs="Calibri"/>
-                  <w:sz w:val="24"/>
-                  <w:szCs w:val="24"/>
-                </w:rPr>
-                <w:delText>Pulsaties</w:delText>
-              </w:r>
-            </w:del>
-          </w:p>
-          <w:p>
-            <w:pPr>
-              <w:spacing w:line="360" w:lineRule="auto"/>
-              <w:rPr>
-                <w:ins w:author="Janou De Buyser" w:date="2026-07-22T11:43:03.701Z" w16du:dateUtc="2026-07-22T11:43:03.701Z" w:id="642990006"/>
-              </w:rPr>
-            </w:pPr>
-            <w:del w:author="Janou De Buyser" w:date="2026-07-22T11:43:14.879Z" w16du:dateUtc="2026-07-22T11:43:14.879Z" w:id="2104893437">
-              <w:r>
-                <w:rPr>
-                  <w:rFonts w:ascii="Calibri" w:hAnsi="Calibri" w:cs="Calibri"/>
-                  <w:color w:val="FF0000"/>
-                  <w:sz w:val="24"/>
-                  <w:szCs w:val="24"/>
-                </w:rPr>
-                <w:delText>Enkel-Arm index???</w:delText>
-              </w:r>
-            </w:del>
-            <w:ins w:author="Janou De Buyser" w:date="2026-07-22T11:43:03.701Z" w16du:dateUtc="2026-07-22T11:43:03.701Z" w:id="2130728619">
-              <w:r>
-                <w:rPr>
-                  <w:rFonts w:ascii="Calibri" w:hAnsi="Calibri" w:cs="Calibri"/>
-                  <w:color w:val="FF0000"/>
-                  <w:sz w:val="24"/>
-                  <w:szCs w:val="24"/>
-                </w:rPr>
-                <w:t xml:space="preserve">Pulsaties a. </w:t>
-              </w:r>
-              <w:r>
-                <w:rPr>
-                  <w:rFonts w:ascii="Calibri" w:hAnsi="Calibri" w:cs="Calibri"/>
-                  <w:color w:val="FF0000"/>
-                  <w:sz w:val="24"/>
-                  <w:szCs w:val="24"/>
-                </w:rPr>
-                <w:t>dorsalis</w:t>
-              </w:r>
-              <w:r>
-                <w:rPr>
-                  <w:rFonts w:ascii="Calibri" w:hAnsi="Calibri" w:cs="Calibri"/>
-                  <w:color w:val="FF0000"/>
-                  <w:sz w:val="24"/>
-                  <w:szCs w:val="24"/>
-                </w:rPr>
-                <w:t xml:space="preserve"> pedis: aanwezig/afwezig/niet </w:t>
-              </w:r>
-              <w:r>
-                <w:rPr>
-                  <w:rFonts w:ascii="Calibri" w:hAnsi="Calibri" w:cs="Calibri"/>
-                  <w:color w:val="FF0000"/>
-                  <w:sz w:val="24"/>
-                  <w:szCs w:val="24"/>
-                </w:rPr>
-                <w:t>beoordeelbaar</w:t>
-              </w:r>
-              <w:r>
-                <w:rPr>
-                  <w:rFonts w:ascii="Calibri" w:hAnsi="Calibri" w:cs="Calibri"/>
-                  <w:color w:val="FF0000"/>
-                  <w:sz w:val="24"/>
-                  <w:szCs w:val="24"/>
-                </w:rPr>
-                <w:t xml:space="preserve"> </w:t>
-              </w:r>
-            </w:ins>
+                <w:rFonts w:ascii="Calibri" w:hAnsi="Calibri" w:cs="Calibri"/>
+                <w:sz w:val="24"/>
+                <w:szCs w:val="24"/>
+              </w:rPr>
+            </w:pPr>
+          </w:p>
+          <w:p>
+            <w:pPr>
+              <w:spacing w:line="360" w:lineRule="auto"/>
+              <w:rPr/>
+            </w:pPr>
+            <w:r>
+              <w:rPr>
+                <w:rFonts w:ascii="Calibri" w:hAnsi="Calibri" w:cs="Calibri"/>
+                <w:color w:val="FF0000"/>
+                <w:sz w:val="24"/>
+                <w:szCs w:val="24"/>
+              </w:rPr>
+              <w:t xml:space="preserve">Pulsaties a. </w:t>
+            </w:r>
+            <w:r>
+              <w:rPr>
+                <w:rFonts w:ascii="Calibri" w:hAnsi="Calibri" w:cs="Calibri"/>
+                <w:color w:val="FF0000"/>
+                <w:sz w:val="24"/>
+                <w:szCs w:val="24"/>
+              </w:rPr>
+              <w:t>dorsalis</w:t>
+            </w:r>
+            <w:r>
+              <w:rPr>
+                <w:rFonts w:ascii="Calibri" w:hAnsi="Calibri" w:cs="Calibri"/>
+                <w:color w:val="FF0000"/>
+                <w:sz w:val="24"/>
+                <w:szCs w:val="24"/>
+              </w:rPr>
+              <w:t xml:space="preserve"> pedis: aanwezig/afwezig/niet </w:t>
+            </w:r>
+            <w:r>
+              <w:rPr>
+                <w:rFonts w:ascii="Calibri" w:hAnsi="Calibri" w:cs="Calibri"/>
+                <w:color w:val="FF0000"/>
+                <w:sz w:val="24"/>
+                <w:szCs w:val="24"/>
+              </w:rPr>
+              <w:t>beoordeelbaar</w:t>
+            </w:r>
+            <w:r>
+              <w:rPr>
+                <w:rFonts w:ascii="Calibri" w:hAnsi="Calibri" w:cs="Calibri"/>
+                <w:color w:val="FF0000"/>
+                <w:sz w:val="24"/>
+                <w:szCs w:val="24"/>
+              </w:rPr>
+              <w:t xml:space="preserve"> </w:t>
+            </w:r>
           </w:p>
           <w:p>
             <w:pPr>
               <w:pStyle w:val="Normal"/>
               <w:spacing w:line="360" w:lineRule="auto"/>
-              <w:rPr>
-                <w:ins w:author="Janou De Buyser" w:date="2026-07-22T11:43:03.701Z" w16du:dateUtc="2026-07-22T11:43:03.701Z" w:id="582549236"/>
-              </w:rPr>
-            </w:pPr>
-            <w:ins w:author="Janou De Buyser" w:date="2026-07-22T11:43:03.701Z" w16du:dateUtc="2026-07-22T11:43:03.701Z" w:id="604770239">
-              <w:r>
-                <w:rPr>
-                  <w:rFonts w:ascii="Calibri" w:hAnsi="Calibri" w:cs="Calibri"/>
-                  <w:color w:val="FF0000"/>
-                  <w:sz w:val="24"/>
-                  <w:szCs w:val="24"/>
-                </w:rPr>
-                <w:t xml:space="preserve">Pulsaties a. tibialis posterior: aanwezig/afwezig/niet beoordeelbaar </w:t>
-              </w:r>
-            </w:ins>
+              <w:rPr/>
+            </w:pPr>
+            <w:r>
+              <w:rPr>
+                <w:rFonts w:ascii="Calibri" w:hAnsi="Calibri" w:cs="Calibri"/>
+                <w:color w:val="FF0000"/>
+                <w:sz w:val="24"/>
+                <w:szCs w:val="24"/>
+              </w:rPr>
+              <w:t xml:space="preserve">Pulsaties a. tibialis posterior: aanwezig/afwezig/niet beoordeelbaar </w:t>
+            </w:r>
           </w:p>
           <w:p>
             <w:pPr>
               <w:pStyle w:val="Normal"/>
               <w:spacing w:line="360" w:lineRule="auto"/>
-              <w:rPr>
-                <w:ins w:author="Janou De Buyser" w:date="2026-07-22T11:43:03.701Z" w16du:dateUtc="2026-07-22T11:43:03.701Z" w:id="1341445293"/>
-              </w:rPr>
-            </w:pPr>
-            <w:ins w:author="Janou De Buyser" w:date="2026-07-22T11:43:03.701Z" w16du:dateUtc="2026-07-22T11:43:03.701Z" w:id="182151893">
-              <w:r>
-                <w:rPr>
-                  <w:rFonts w:ascii="Calibri" w:hAnsi="Calibri" w:cs="Calibri"/>
-                  <w:color w:val="FF0000"/>
-                  <w:sz w:val="24"/>
-                  <w:szCs w:val="24"/>
-                </w:rPr>
-                <w:t xml:space="preserve">Enkel-armindex (EAI/ABI): </w:t>
-              </w:r>
-            </w:ins>
+              <w:rPr/>
+            </w:pPr>
+            <w:r>
+              <w:rPr>
+                <w:rFonts w:ascii="Calibri" w:hAnsi="Calibri" w:cs="Calibri"/>
+                <w:color w:val="FF0000"/>
+                <w:sz w:val="24"/>
+                <w:szCs w:val="24"/>
+              </w:rPr>
+              <w:t xml:space="preserve">Enkel-armindex (EAI/ABI): </w:t>
+            </w:r>
           </w:p>
           <w:p>
             <w:pPr>
               <w:pStyle w:val="Normal"/>
               <w:spacing w:line="360" w:lineRule="auto"/>
-              <w:rPr>
-                <w:ins w:author="Janou De Buyser" w:date="2026-07-22T11:43:03.701Z" w16du:dateUtc="2026-07-22T11:43:03.701Z" w:id="1987582297"/>
-              </w:rPr>
-            </w:pPr>
-            <w:ins w:author="Janou De Buyser" w:date="2026-07-22T11:43:03.701Z" w16du:dateUtc="2026-07-22T11:43:03.701Z" w:id="1253085178">
-              <w:r>
-                <w:rPr>
-                  <w:rFonts w:ascii="Calibri" w:hAnsi="Calibri" w:cs="Calibri"/>
-                  <w:color w:val="FF0000"/>
-                  <w:sz w:val="24"/>
-                  <w:szCs w:val="24"/>
-                </w:rPr>
-                <w:t xml:space="preserve">Links: ___ </w:t>
-              </w:r>
-            </w:ins>
+              <w:rPr/>
+            </w:pPr>
+            <w:r>
+              <w:rPr>
+                <w:rFonts w:ascii="Calibri" w:hAnsi="Calibri" w:cs="Calibri"/>
+                <w:color w:val="FF0000"/>
+                <w:sz w:val="24"/>
+                <w:szCs w:val="24"/>
+              </w:rPr>
+              <w:t xml:space="preserve">Links: ___ </w:t>
+            </w:r>
           </w:p>
           <w:p>
             <w:pPr>
               <w:pStyle w:val="Normal"/>
               <w:spacing w:line="360" w:lineRule="auto"/>
-              <w:rPr>
-                <w:ins w:author="Janou De Buyser" w:date="2026-07-22T11:43:03.701Z" w16du:dateUtc="2026-07-22T11:43:03.701Z" w:id="2056636235"/>
-              </w:rPr>
-            </w:pPr>
-            <w:ins w:author="Janou De Buyser" w:date="2026-07-22T11:43:03.701Z" w16du:dateUtc="2026-07-22T11:43:03.701Z" w:id="1350848738">
-              <w:r>
-                <w:rPr>
-                  <w:rFonts w:ascii="Calibri" w:hAnsi="Calibri" w:cs="Calibri"/>
-                  <w:color w:val="FF0000"/>
-                  <w:sz w:val="24"/>
-                  <w:szCs w:val="24"/>
-                </w:rPr>
-                <w:t xml:space="preserve">Rechts: ___ </w:t>
-              </w:r>
-            </w:ins>
+              <w:rPr/>
+            </w:pPr>
+            <w:r>
+              <w:rPr>
+                <w:rFonts w:ascii="Calibri" w:hAnsi="Calibri" w:cs="Calibri"/>
+                <w:color w:val="FF0000"/>
+                <w:sz w:val="24"/>
+                <w:szCs w:val="24"/>
+              </w:rPr>
+              <w:t xml:space="preserve">Rechts: ___ </w:t>
+            </w:r>
           </w:p>
           <w:p>
             <w:pPr>
               <w:pStyle w:val="Normal"/>
               <w:spacing w:line="360" w:lineRule="auto"/>
-              <w:rPr>
-                <w:ins w:author="Janou De Buyser" w:date="2026-07-22T11:43:03.701Z" w16du:dateUtc="2026-07-22T11:43:03.701Z" w:id="951532999"/>
-              </w:rPr>
-            </w:pPr>
-            <w:ins w:author="Janou De Buyser" w:date="2026-07-22T11:43:03.701Z" w16du:dateUtc="2026-07-22T11:43:03.701Z" w:id="1136150538">
-              <w:r>
-                <w:rPr>
-                  <w:rFonts w:ascii="Calibri" w:hAnsi="Calibri" w:cs="Calibri"/>
-                  <w:color w:val="FF0000"/>
-                  <w:sz w:val="24"/>
-                  <w:szCs w:val="24"/>
-                </w:rPr>
-                <w:t>Diagnose PAD volgens behandelend arts: ja/nee</w:t>
-              </w:r>
-            </w:ins>
+              <w:rPr/>
+            </w:pPr>
+            <w:r>
+              <w:rPr>
+                <w:rFonts w:ascii="Calibri" w:hAnsi="Calibri" w:cs="Calibri"/>
+                <w:color w:val="FF0000"/>
+                <w:sz w:val="24"/>
+                <w:szCs w:val="24"/>
+              </w:rPr>
+              <w:t>Diagnose PAD volgens behandelend arts: ja/nee</w:t>
+            </w:r>
           </w:p>
           <w:p>
             <w:pPr>
@@ -2782,64 +2604,6 @@
 </w:document>
 </file>
 
-<file path=word/comments.xml><?xml version="1.0" encoding="utf-8"?>
-<w:comments xmlns:wpc="http://schemas.microsoft.com/office/word/2010/wordprocessingCanvas" xmlns:cx="http://schemas.microsoft.com/office/drawing/2014/chartex" xmlns:cx1="http://schemas.microsoft.com/office/drawing/2015/9/8/chartex" xmlns:cx2="http://schemas.microsoft.com/office/drawing/2015/10/21/chartex" xmlns:cx3="http://schemas.microsoft.com/office/drawing/2016/5/9/chartex" xmlns:cx4="http://schemas.microsoft.com/office/drawing/2016/5/10/chartex" xmlns:cx5="http://schemas.microsoft.com/office/drawing/2016/5/11/chartex" xmlns:cx6="http://schemas.microsoft.com/office/drawing/2016/5/12/chartex" xmlns:cx7="http://schemas.microsoft.com/office/drawing/2016/5/13/chartex" xmlns:cx8="http://schemas.microsoft.com/office/drawing/2016/5/14/chartex" xmlns:mc="http://schemas.openxmlformats.org/markup-compatibility/2006" xmlns:aink="http://schemas.microsoft.com/office/drawing/2016/ink" xmlns:am3d="http://schemas.microsoft.com/office/drawing/2017/model3d" xmlns:o="urn:schemas-microsoft-com:office:office" xmlns:oel="http://schemas.microsoft.com/office/2019/extlst" xmlns:r="http://schemas.openxmlformats.org/officeDocument/2006/relationships" xmlns:m="http://schemas.openxmlformats.org/officeDocument/2006/math" xmlns:v="urn:schemas-microsoft-com:vml" xmlns:wp14="http://schemas.microsoft.com/office/word/2010/wordprocessingDrawing" xmlns:wp="http://schemas.openxmlformats.org/drawingml/2006/wordprocessingDrawing" xmlns:w10="urn:schemas-microsoft-com:office:word" xmlns:w="http://schemas.openxmlformats.org/wordprocessingml/2006/main" xmlns:w14="http://schemas.microsoft.com/office/word/2010/wordml" xmlns:w15="http://schemas.microsoft.com/office/word/2012/wordml" xmlns:w16cex="http://schemas.microsoft.com/office/word/2018/wordml/cex" xmlns:w16cid="http://schemas.microsoft.com/office/word/2016/wordml/cid" xmlns:w16="http://schemas.microsoft.com/office/word/2018/wordml" xmlns:w16du="http://schemas.microsoft.com/office/word/2023/wordml/word16du" xmlns:w16sdtdh="http://schemas.microsoft.com/office/word/2020/wordml/sdtdatahash" xmlns:w16sdtfl="http://schemas.microsoft.com/office/word/2024/wordml/sdtformatlock" xmlns:w16se="http://schemas.microsoft.com/office/word/2015/wordml/symex" xmlns:wpg="http://schemas.microsoft.com/office/word/2010/wordprocessingGroup" xmlns:wpi="http://schemas.microsoft.com/office/word/2010/wordprocessingInk" xmlns:wne="http://schemas.microsoft.com/office/word/2006/wordml" xmlns:wps="http://schemas.microsoft.com/office/word/2010/wordprocessingShape" mc:Ignorable="w14 w15 w16se w16cid w16 w16cex w16sdtdh w16sdtfl w16du wp14">
-  <w:comment xmlns:w="http://schemas.openxmlformats.org/wordprocessingml/2006/main" w:initials="FD" w:author="Fabienne Dobbels" w:date="2026-06-04T14:33:29" w:id="1241359399">
-    <w:p xmlns:w14="http://schemas.microsoft.com/office/word/2010/wordml" xmlns:w="http://schemas.openxmlformats.org/wordprocessingml/2006/main">
-      <w:pPr>
-        <w:pStyle w:val="CommentText"/>
-      </w:pPr>
-      <w:r>
-        <w:rPr>
-          <w:rStyle w:val="CommentReference"/>
-        </w:rPr>
-        <w:annotationRef/>
-      </w:r>
-      <w:r>
-        <w:t>rookstatus en vooral alcoholgebruik moeilijker uit dossier te halen. Indien dit wordt bevraagd bij patiënten: hoeveel alcoholische drankjes gemiddeld op een weekdag / op een weekenddag en dan totaal berekenen;</w:t>
-      </w:r>
-    </w:p>
-  </w:comment>
-  <w:comment xmlns:w="http://schemas.openxmlformats.org/wordprocessingml/2006/main" w:initials="FD" w:author="Fabienne Dobbels" w:date="2026-06-04T14:34:53" w:id="1025293285">
-    <w:p xmlns:w14="http://schemas.microsoft.com/office/word/2010/wordml" xmlns:w="http://schemas.openxmlformats.org/wordprocessingml/2006/main">
-      <w:pPr>
-        <w:pStyle w:val="CommentText"/>
-      </w:pPr>
-      <w:r>
-        <w:rPr>
-          <w:rStyle w:val="CommentReference"/>
-        </w:rPr>
-        <w:annotationRef/>
-      </w:r>
-      <w:r>
-        <w:t>eventueel ook vragen naar burgelijke stand en opleidingsniveau? + of er mantelzorger is en wie dit is (en relatie tot patiënt)</w:t>
-      </w:r>
-    </w:p>
-  </w:comment>
-</w:comments>
-</file>
-
-<file path=word/commentsExtended.xml><?xml version="1.0" encoding="utf-8"?>
-<w15:commentsEx xmlns:mc="http://schemas.openxmlformats.org/markup-compatibility/2006" xmlns:w15="http://schemas.microsoft.com/office/word/2012/wordml" mc:Ignorable="w15">
-  <w15:commentEx w15:done="1" w15:paraId="682B035F"/>
-  <w15:commentEx w15:done="0" w15:paraId="0FDD8594"/>
-</w15:commentsEx>
-</file>
-
-<file path=word/commentsExtensible.xml><?xml version="1.0" encoding="utf-8"?>
-<w16cex:commentsExtensible xmlns:w16="http://schemas.microsoft.com/office/word/2018/wordml" xmlns:w16cex="http://schemas.microsoft.com/office/word/2018/wordml/cex" xmlns:mc="http://schemas.openxmlformats.org/markup-compatibility/2006" mc:Ignorable="w16 w16cex">
-  <w16cex:commentExtensible w16cex:durableId="125651FA" w16cex:dateUtc="2026-06-04T12:33:29.616Z"/>
-  <w16cex:commentExtensible w16cex:durableId="66E50CFD" w16cex:dateUtc="2026-06-04T12:34:53.415Z"/>
-</w16cex:commentsExtensible>
-</file>
-
-<file path=word/commentsIds.xml><?xml version="1.0" encoding="utf-8"?>
-<w16cid:commentsIds xmlns:mc="http://schemas.openxmlformats.org/markup-compatibility/2006" xmlns:w16cid="http://schemas.microsoft.com/office/word/2016/wordml/cid" mc:Ignorable="w16cid">
-  <w16cid:commentId w16cid:paraId="682B035F" w16cid:durableId="125651FA"/>
-  <w16cid:commentId w16cid:paraId="0FDD8594" w16cid:durableId="66E50CFD"/>
-</w16cid:commentsIds>
-</file>
-
 <file path=word/endnotes.xml><?xml version="1.0" encoding="utf-8"?>
 <w:endnotes xmlns:wpc="http://schemas.microsoft.com/office/word/2010/wordprocessingCanvas" xmlns:cx="http://schemas.microsoft.com/office/drawing/2014/chartex" xmlns:cx1="http://schemas.microsoft.com/office/drawing/2015/9/8/chartex" xmlns:cx2="http://schemas.microsoft.com/office/drawing/2015/10/21/chartex" xmlns:cx3="http://schemas.microsoft.com/office/drawing/2016/5/9/chartex" xmlns:cx4="http://schemas.microsoft.com/office/drawing/2016/5/10/chartex" xmlns:cx5="http://schemas.microsoft.com/office/drawing/2016/5/11/chartex" xmlns:cx6="http://schemas.microsoft.com/office/drawing/2016/5/12/chartex" xmlns:cx7="http://schemas.microsoft.com/office/drawing/2016/5/13/chartex" xmlns:cx8="http://schemas.microsoft.com/office/drawing/2016/5/14/chartex" xmlns:mc="http://schemas.openxmlformats.org/markup-compatibility/2006" xmlns:aink="http://schemas.microsoft.com/office/drawing/2016/ink" xmlns:am3d="http://schemas.microsoft.com/office/drawing/2017/model3d" xmlns:o="urn:schemas-microsoft-com:office:office" xmlns:oel="http://schemas.microsoft.com/office/2019/extlst" xmlns:r="http://schemas.openxmlformats.org/officeDocument/2006/relationships" xmlns:m="http://schemas.openxmlformats.org/officeDocument/2006/math" xmlns:v="urn:schemas-microsoft-com:vml" xmlns:wp14="http://schemas.microsoft.com/office/word/2010/wordprocessingDrawing" xmlns:wp="http://schemas.openxmlformats.org/drawingml/2006/wordprocessingDrawing" xmlns:w10="urn:schemas-microsoft-com:office:word" xmlns:w="http://schemas.openxmlformats.org/wordprocessingml/2006/main" xmlns:w14="http://schemas.microsoft.com/office/word/2010/wordml" xmlns:w15="http://schemas.microsoft.com/office/word/2012/wordml" xmlns:w16cex="http://schemas.microsoft.com/office/word/2018/wordml/cex" xmlns:w16cid="http://schemas.microsoft.com/office/word/2016/wordml/cid" xmlns:w16="http://schemas.microsoft.com/office/word/2018/wordml" xmlns:w16du="http://schemas.microsoft.com/office/word/2023/wordml/word16du" xmlns:w16sdtdh="http://schemas.microsoft.com/office/word/2020/wordml/sdtdatahash" xmlns:w16sdtfl="http://schemas.microsoft.com/office/word/2024/wordml/sdtformatlock" xmlns:w16se="http://schemas.microsoft.com/office/word/2015/wordml/symex" xmlns:wpg="http://schemas.microsoft.com/office/word/2010/wordprocessingGroup" xmlns:wpi="http://schemas.microsoft.com/office/word/2010/wordprocessingInk" xmlns:wne="http://schemas.microsoft.com/office/word/2006/wordml" xmlns:wps="http://schemas.microsoft.com/office/word/2010/wordprocessingShape" mc:Ignorable="w14 w15 w16se w16cid w16 w16cex w16sdtdh w16sdtfl w16du wp14">
   <w:endnote w:type="separator" w:id="-1">
@@ -2847,9 +2611,6 @@
       <w:pPr>
         <w:spacing w:after="0" w:line="240" w:lineRule="auto"/>
       </w:pPr>
-      <w:r>
-        <w:separator/>
-      </w:r>
     </w:p>
   </w:endnote>
   <w:endnote w:type="continuationSeparator" w:id="0">
@@ -2857,9 +2618,6 @@
       <w:pPr>
         <w:spacing w:after="0" w:line="240" w:lineRule="auto"/>
       </w:pPr>
-      <w:r>
-        <w:continuationSeparator/>
-      </w:r>
     </w:p>
   </w:endnote>
 </w:endnotes>
@@ -2948,10 +2706,119 @@
   <w:p>
     <w:pPr>
       <w:pStyle w:val="Footer"/>
+      <w:jc w:val="center"/>
       <w:rPr>
         <w:rFonts w:ascii="Calibri" w:hAnsi="Calibri" w:cs="Calibri"/>
       </w:rPr>
     </w:pPr>
+    <w:r>
+      <w:rPr>
+        <w:rFonts w:ascii="Arial" w:hAnsi="Arial" w:eastAsia="Arial" w:cs="Arial"/>
+        <w:b w:val="0"/>
+        <w:color w:val="59636E"/>
+        <w:sz w:val="18"/>
+      </w:rPr>
+      <w:t xml:space="preserve">Pagina </w:t>
+    </w:r>
+    <w:r>
+      <w:rPr>
+        <w:rFonts w:ascii="Arial" w:hAnsi="Arial" w:eastAsia="Arial" w:cs="Arial"/>
+        <w:b w:val="0"/>
+        <w:color w:val="59636E"/>
+        <w:sz w:val="18"/>
+      </w:rPr>
+      <w:fldChar w:fldCharType="begin"/>
+    </w:r>
+    <w:r>
+      <w:rPr>
+        <w:rFonts w:ascii="Arial" w:hAnsi="Arial" w:eastAsia="Arial" w:cs="Arial"/>
+        <w:b w:val="0"/>
+        <w:color w:val="59636E"/>
+        <w:sz w:val="18"/>
+      </w:rPr>
+      <w:instrText xml:space="preserve"> PAGE </w:instrText>
+    </w:r>
+    <w:r>
+      <w:rPr>
+        <w:rFonts w:ascii="Arial" w:hAnsi="Arial" w:eastAsia="Arial" w:cs="Arial"/>
+        <w:b w:val="0"/>
+        <w:color w:val="59636E"/>
+        <w:sz w:val="18"/>
+      </w:rPr>
+      <w:fldChar w:fldCharType="separate"/>
+    </w:r>
+    <w:r>
+      <w:rPr>
+        <w:rFonts w:ascii="Arial" w:hAnsi="Arial" w:eastAsia="Arial" w:cs="Arial"/>
+        <w:b w:val="0"/>
+        <w:color w:val="59636E"/>
+        <w:sz w:val="18"/>
+      </w:rPr>
+      <w:t>1</w:t>
+    </w:r>
+    <w:r>
+      <w:rPr>
+        <w:rFonts w:ascii="Arial" w:hAnsi="Arial" w:eastAsia="Arial" w:cs="Arial"/>
+        <w:b w:val="0"/>
+        <w:color w:val="59636E"/>
+        <w:sz w:val="18"/>
+      </w:rPr>
+      <w:fldChar w:fldCharType="end"/>
+    </w:r>
+    <w:r>
+      <w:rPr>
+        <w:rFonts w:ascii="Arial" w:hAnsi="Arial" w:eastAsia="Arial" w:cs="Arial"/>
+        <w:b w:val="0"/>
+        <w:color w:val="59636E"/>
+        <w:sz w:val="18"/>
+      </w:rPr>
+      <w:t xml:space="preserve"> van </w:t>
+    </w:r>
+    <w:r>
+      <w:rPr>
+        <w:rFonts w:ascii="Arial" w:hAnsi="Arial" w:eastAsia="Arial" w:cs="Arial"/>
+        <w:b w:val="0"/>
+        <w:color w:val="59636E"/>
+        <w:sz w:val="18"/>
+      </w:rPr>
+      <w:fldChar w:fldCharType="begin"/>
+    </w:r>
+    <w:r>
+      <w:rPr>
+        <w:rFonts w:ascii="Arial" w:hAnsi="Arial" w:eastAsia="Arial" w:cs="Arial"/>
+        <w:b w:val="0"/>
+        <w:color w:val="59636E"/>
+        <w:sz w:val="18"/>
+      </w:rPr>
+      <w:instrText xml:space="preserve"> NUMPAGES </w:instrText>
+    </w:r>
+    <w:r>
+      <w:rPr>
+        <w:rFonts w:ascii="Arial" w:hAnsi="Arial" w:eastAsia="Arial" w:cs="Arial"/>
+        <w:b w:val="0"/>
+        <w:color w:val="59636E"/>
+        <w:sz w:val="18"/>
+      </w:rPr>
+      <w:fldChar w:fldCharType="separate"/>
+    </w:r>
+    <w:r>
+      <w:rPr>
+        <w:rFonts w:ascii="Arial" w:hAnsi="Arial" w:eastAsia="Arial" w:cs="Arial"/>
+        <w:b w:val="0"/>
+        <w:color w:val="59636E"/>
+        <w:sz w:val="18"/>
+      </w:rPr>
+      <w:t>1</w:t>
+    </w:r>
+    <w:r>
+      <w:rPr>
+        <w:rFonts w:ascii="Arial" w:hAnsi="Arial" w:eastAsia="Arial" w:cs="Arial"/>
+        <w:b w:val="0"/>
+        <w:color w:val="59636E"/>
+        <w:sz w:val="18"/>
+      </w:rPr>
+      <w:fldChar w:fldCharType="end"/>
+    </w:r>
   </w:p>
 </w:ftr>
 </file>
@@ -2963,9 +2830,6 @@
       <w:pPr>
         <w:spacing w:after="0" w:line="240" w:lineRule="auto"/>
       </w:pPr>
-      <w:r>
-        <w:separator/>
-      </w:r>
     </w:p>
   </w:footnote>
   <w:footnote w:type="continuationSeparator" w:id="0">
@@ -2973,9 +2837,6 @@
       <w:pPr>
         <w:spacing w:after="0" w:line="240" w:lineRule="auto"/>
       </w:pPr>
-      <w:r>
-        <w:continuationSeparator/>
-      </w:r>
     </w:p>
   </w:footnote>
 </w:footnotes>
@@ -2986,6 +2847,7 @@
   <w:p>
     <w:pPr>
       <w:pStyle w:val="Header"/>
+      <w:jc w:val="left"/>
       <w:rPr>
         <w:color w:val="000000" w:themeColor="text1"/>
         <w:sz w:val="18"/>
@@ -2996,54 +2858,13 @@
     <w:r>
       <w:rPr>
         <w:rFonts w:ascii="Arial" w:hAnsi="Arial" w:cs="Arial" w:eastAsia="Arial"/>
+        <w:b w:val="0"/>
         <w:bCs/>
-        <w:color w:val="000000" w:themeColor="text1"/>
+        <w:color w:val="59636E"/>
+        <w:sz w:val="18"/>
         <w:lang w:val="en-US"/>
       </w:rPr>
-      <w:t>Demographic data and medical history</w:t>
-    </w:r>
-    <w:r>
-      <w:rPr>
-        <w:rStyle w:val="CommentReference"/>
-        <w:rFonts w:ascii="Arial" w:hAnsi="Arial" w:cs="Arial" w:eastAsia="Arial"/>
-        <w:bCs/>
-        <w:color w:val="000000" w:themeColor="text1"/>
-        <w:sz w:val="22"/>
-        <w:szCs w:val="22"/>
-      </w:rPr>
-      <w:commentReference w:id="1"/>
-    </w:r>
-    <w:r>
-      <w:rPr>
-        <w:rFonts w:ascii="Arial" w:hAnsi="Arial" w:cs="Arial" w:eastAsia="Arial"/>
-        <w:b/>
-        <w:color w:val="000000" w:themeColor="text1"/>
-      </w:rPr>
-      <w:tab/>
-    </w:r>
-    <w:r>
-      <w:rPr>
-        <w:rFonts w:ascii="Arial" w:hAnsi="Arial" w:cs="Arial" w:eastAsia="Arial"/>
-        <w:color w:val="000000" w:themeColor="text1"/>
-        <w:lang w:val="en-US"/>
-      </w:rPr>
-      <w:tab/>
-    </w:r>
-    <w:r>
-      <w:rPr>
-        <w:rFonts w:ascii="Arial" w:hAnsi="Arial" w:cs="Arial" w:eastAsia="Arial"/>
-        <w:color w:val="000000" w:themeColor="text1"/>
-        <w:lang w:val="en-US"/>
-      </w:rPr>
-      <w:t>v</w:t>
-    </w:r>
-    <w:r>
-      <w:rPr>
-        <w:rFonts w:ascii="Arial" w:hAnsi="Arial" w:cs="Arial" w:eastAsia="Arial"/>
-        <w:color w:val="000000" w:themeColor="text1"/>
-        <w:lang w:val="en-US"/>
-      </w:rPr>
-      <w:t>.30_03_2026</w:t>
+      <w:t>PARADISE (S71769) — eCRF 07: Demografische gegevens en medische voorgeschiedenis</w:t>
     </w:r>
   </w:p>
 </w:hdr>

--- a/(e)CRF/Per nummer/07_Demografische gegevens en medische voorgeschiedenis.docx
+++ b/(e)CRF/Per nummer/07_Demografische gegevens en medische voorgeschiedenis.docx
@@ -2625,197 +2625,352 @@
 
 <file path=word/footer1.xml><?xml version="1.0" encoding="utf-8"?>
 <w:ftr xmlns:wpc="http://schemas.microsoft.com/office/word/2010/wordprocessingCanvas" xmlns:cx="http://schemas.microsoft.com/office/drawing/2014/chartex" xmlns:cx1="http://schemas.microsoft.com/office/drawing/2015/9/8/chartex" xmlns:cx2="http://schemas.microsoft.com/office/drawing/2015/10/21/chartex" xmlns:cx3="http://schemas.microsoft.com/office/drawing/2016/5/9/chartex" xmlns:cx4="http://schemas.microsoft.com/office/drawing/2016/5/10/chartex" xmlns:cx5="http://schemas.microsoft.com/office/drawing/2016/5/11/chartex" xmlns:cx6="http://schemas.microsoft.com/office/drawing/2016/5/12/chartex" xmlns:cx7="http://schemas.microsoft.com/office/drawing/2016/5/13/chartex" xmlns:cx8="http://schemas.microsoft.com/office/drawing/2016/5/14/chartex" xmlns:mc="http://schemas.openxmlformats.org/markup-compatibility/2006" xmlns:aink="http://schemas.microsoft.com/office/drawing/2016/ink" xmlns:am3d="http://schemas.microsoft.com/office/drawing/2017/model3d" xmlns:o="urn:schemas-microsoft-com:office:office" xmlns:oel="http://schemas.microsoft.com/office/2019/extlst" xmlns:r="http://schemas.openxmlformats.org/officeDocument/2006/relationships" xmlns:m="http://schemas.openxmlformats.org/officeDocument/2006/math" xmlns:v="urn:schemas-microsoft-com:vml" xmlns:wp14="http://schemas.microsoft.com/office/word/2010/wordprocessingDrawing" xmlns:wp="http://schemas.openxmlformats.org/drawingml/2006/wordprocessingDrawing" xmlns:w10="urn:schemas-microsoft-com:office:word" xmlns:w="http://schemas.openxmlformats.org/wordprocessingml/2006/main" xmlns:w14="http://schemas.microsoft.com/office/word/2010/wordml" xmlns:w15="http://schemas.microsoft.com/office/word/2012/wordml" xmlns:w16cex="http://schemas.microsoft.com/office/word/2018/wordml/cex" xmlns:w16cid="http://schemas.microsoft.com/office/word/2016/wordml/cid" xmlns:w16="http://schemas.microsoft.com/office/word/2018/wordml" xmlns:w16du="http://schemas.microsoft.com/office/word/2023/wordml/word16du" xmlns:w16sdtdh="http://schemas.microsoft.com/office/word/2020/wordml/sdtdatahash" xmlns:w16sdtfl="http://schemas.microsoft.com/office/word/2024/wordml/sdtformatlock" xmlns:w16se="http://schemas.microsoft.com/office/word/2015/wordml/symex" xmlns:wpg="http://schemas.microsoft.com/office/word/2010/wordprocessingGroup" xmlns:wpi="http://schemas.microsoft.com/office/word/2010/wordprocessingInk" xmlns:wne="http://schemas.microsoft.com/office/word/2006/wordml" xmlns:wps="http://schemas.microsoft.com/office/word/2010/wordprocessingShape" mc:Ignorable="w14 w15 w16se w16cid w16 w16cex w16sdtdh w16sdtfl w16du wp14">
-  <w:sdt>
-    <w:sdtPr>
-      <w:id w:val="931316503"/>
-      <w:docPartObj>
-        <w:docPartGallery w:val="Page Numbers (Bottom of Page)"/>
-        <w:docPartUnique/>
-      </w:docPartObj>
-    </w:sdtPr>
-    <w:sdtEndPr>
-      <w:rPr>
-        <w:color w:val="7F7F7F" w:themeColor="background1" w:themeShade="7F"/>
-        <w:spacing w:val="60"/>
-      </w:rPr>
-    </w:sdtEndPr>
-    <w:sdtContent>
-      <w:p>
-        <w:pPr>
-          <w:pStyle w:val="Footer"/>
-          <w:pBdr>
-            <w:top w:val="single" w:color="D9D9D9" w:themeColor="background1" w:themeShade="D9" w:sz="4" w:space="1"/>
-          </w:pBdr>
-          <w:jc w:val="right"/>
-        </w:pPr>
-        <w:r>
-          <w:rPr>
-            <w:rFonts w:ascii="Calibri" w:hAnsi="Calibri" w:cs="Calibri"/>
-            <w:color w:val="000000" w:themeColor="text1"/>
-          </w:rPr>
-          <w:fldChar w:fldCharType="begin"/>
-        </w:r>
-        <w:r>
-          <w:rPr>
-            <w:rFonts w:ascii="Calibri" w:hAnsi="Calibri" w:cs="Calibri"/>
-            <w:color w:val="000000" w:themeColor="text1"/>
-          </w:rPr>
-          <w:instrText xml:space="preserve"> PAGE   \* MERGEFORMAT </w:instrText>
-        </w:r>
-        <w:r>
-          <w:rPr>
-            <w:rFonts w:ascii="Calibri" w:hAnsi="Calibri" w:cs="Calibri"/>
-            <w:color w:val="000000" w:themeColor="text1"/>
-          </w:rPr>
-          <w:fldChar w:fldCharType="separate"/>
-        </w:r>
-        <w:r>
-          <w:rPr>
-            <w:rFonts w:ascii="Calibri" w:hAnsi="Calibri" w:cs="Calibri"/>
-            <w:noProof/>
-            <w:color w:val="000000" w:themeColor="text1"/>
-          </w:rPr>
-          <w:t>2</w:t>
-        </w:r>
-        <w:r>
-          <w:rPr>
-            <w:rFonts w:ascii="Calibri" w:hAnsi="Calibri" w:cs="Calibri"/>
-            <w:noProof/>
-            <w:color w:val="000000" w:themeColor="text1"/>
-          </w:rPr>
-          <w:fldChar w:fldCharType="end"/>
-        </w:r>
-        <w:r>
-          <w:rPr>
-            <w:rFonts w:ascii="Calibri" w:hAnsi="Calibri" w:cs="Calibri"/>
-            <w:color w:val="000000" w:themeColor="text1"/>
-          </w:rPr>
-          <w:t xml:space="preserve"> | </w:t>
-        </w:r>
-        <w:r>
-          <w:rPr>
-            <w:rFonts w:ascii="Calibri" w:hAnsi="Calibri" w:cs="Calibri"/>
-            <w:color w:val="000000" w:themeColor="text1"/>
-            <w:spacing w:val="60"/>
-          </w:rPr>
-          <w:t>2</w:t>
-        </w:r>
-      </w:p>
-    </w:sdtContent>
-  </w:sdt>
   <w:p>
     <w:pPr>
-      <w:pStyle w:val="Footer"/>
-      <w:jc w:val="center"/>
-      <w:rPr>
-        <w:rFonts w:ascii="Calibri" w:hAnsi="Calibri" w:cs="Calibri"/>
-      </w:rPr>
+      <w:pBdr>
+        <w:top w:val="single" w:sz="6" w:space="6" w:color="C4CED8"/>
+      </w:pBdr>
     </w:pPr>
     <w:r>
       <w:rPr>
-        <w:rFonts w:ascii="Arial" w:hAnsi="Arial" w:eastAsia="Arial" w:cs="Arial"/>
-        <w:b w:val="0"/>
-        <w:color w:val="59636E"/>
-        <w:sz w:val="18"/>
+        <w:noProof/>
       </w:rPr>
-      <w:t xml:space="preserve">Pagina </w:t>
+      <w:drawing>
+        <wp:anchor distT="0" distB="0" distL="114300" distR="114300" simplePos="0" relativeHeight="251659264" behindDoc="0" locked="0" layoutInCell="1" allowOverlap="1" wp14:anchorId="4A8142CD" wp14:editId="6CB4EA88">
+          <wp:simplePos x="0" y="0"/>
+          <wp:positionH relativeFrom="column">
+            <wp:posOffset>5527362</wp:posOffset>
+          </wp:positionH>
+          <wp:positionV relativeFrom="paragraph">
+            <wp:posOffset>66098</wp:posOffset>
+          </wp:positionV>
+          <wp:extent cx="1272540" cy="484505"/>
+          <wp:effectExtent l="0" t="0" r="3810" b="0"/>
+          <wp:wrapSquare wrapText="bothSides"/>
+          <wp:docPr id="1206673644" name="Afbeelding 7"/>
+          <wp:cNvGraphicFramePr>
+            <a:graphicFrameLocks xmlns:a="http://schemas.openxmlformats.org/drawingml/2006/main" noChangeAspect="1"/>
+          </wp:cNvGraphicFramePr>
+          <a:graphic xmlns:a="http://schemas.openxmlformats.org/drawingml/2006/main">
+            <a:graphicData uri="http://schemas.openxmlformats.org/drawingml/2006/picture">
+              <pic:pic xmlns:pic="http://schemas.openxmlformats.org/drawingml/2006/picture">
+                <pic:nvPicPr>
+                  <pic:cNvPr id="1340115081" name="Afbeelding 1340115081"/>
+                  <pic:cNvPicPr/>
+                </pic:nvPicPr>
+                <pic:blipFill rotWithShape="1">
+                  <a:blip r:embed="rIdTplImgC">
+                    <a:extLst>
+                      <a:ext uri="{28A0092B-C50C-407E-A947-70E740481C1C}">
+                        <a14:useLocalDpi xmlns:a14="http://schemas.microsoft.com/office/drawing/2010/main" val="0"/>
+                      </a:ext>
+                    </a:extLst>
+                  </a:blip>
+                  <a:srcRect l="8409" t="28983" b="36048"/>
+                  <a:stretch>
+                    <a:fillRect/>
+                  </a:stretch>
+                </pic:blipFill>
+                <pic:spPr bwMode="auto">
+                  <a:xfrm>
+                    <a:off x="0" y="0"/>
+                    <a:ext cx="1272540" cy="484505"/>
+                  </a:xfrm>
+                  <a:prstGeom prst="rect">
+                    <a:avLst/>
+                  </a:prstGeom>
+                  <a:ln>
+                    <a:noFill/>
+                  </a:ln>
+                  <a:extLst>
+                    <a:ext uri="{53640926-AAD7-44D8-BBD7-CCE9431645EC}">
+                      <a14:shadowObscured xmlns:a14="http://schemas.microsoft.com/office/drawing/2010/main"/>
+                    </a:ext>
+                  </a:extLst>
+                </pic:spPr>
+              </pic:pic>
+            </a:graphicData>
+          </a:graphic>
+          <wp14:sizeRelH relativeFrom="page">
+            <wp14:pctWidth>0</wp14:pctWidth>
+          </wp14:sizeRelH>
+          <wp14:sizeRelV relativeFrom="page">
+            <wp14:pctHeight>0</wp14:pctHeight>
+          </wp14:sizeRelV>
+        </wp:anchor>
+      </w:drawing>
     </w:r>
     <w:r>
       <w:rPr>
-        <w:rFonts w:ascii="Arial" w:hAnsi="Arial" w:eastAsia="Arial" w:cs="Arial"/>
-        <w:b w:val="0"/>
         <w:color w:val="59636E"/>
-        <w:sz w:val="18"/>
+        <w:sz w:val="16"/>
+        <w:szCs w:val="16"/>
+      </w:rPr>
+      <w:t>PARADISE-</w:t>
+    </w:r>
+    <w:proofErr w:type="gramStart"/>
+    <w:r>
+      <w:rPr>
+        <w:color w:val="59636E"/>
+        <w:sz w:val="16"/>
+        <w:szCs w:val="16"/>
+      </w:rPr>
+      <w:t>studie  ·</w:t>
+    </w:r>
+    <w:proofErr w:type="gramEnd"/>
+    <w:r>
+      <w:rPr>
+        <w:color w:val="59636E"/>
+        <w:sz w:val="16"/>
+        <w:szCs w:val="16"/>
+      </w:rPr>
+      <w:t xml:space="preserve">  eCRF 07: Demografische gegevens en medische voorgeschiedenis </w:t>
+    </w:r>
+    <w:proofErr w:type="gramStart"/>
+    <w:r>
+      <w:rPr>
+        <w:color w:val="59636E"/>
+        <w:sz w:val="16"/>
+        <w:szCs w:val="16"/>
+      </w:rPr>
+      <w:t>·</w:t>
+    </w:r>
+    <w:proofErr w:type="gramEnd"/>
+    <w:r>
+      <w:rPr>
+        <w:color w:val="59636E"/>
+        <w:sz w:val="16"/>
+        <w:szCs w:val="16"/>
+      </w:rPr>
+      <w:t xml:space="preserve">  Versie </w:t>
+    </w:r>
+    <w:proofErr w:type="gramStart"/>
+    <w:r>
+      <w:rPr>
+        <w:i/>
+        <w:iCs/>
+        <w:color w:val="59636E"/>
+        <w:sz w:val="16"/>
+        <w:szCs w:val="16"/>
+      </w:rPr>
+      <w:t xml:space="preserve">[ </w:t>
+    </w:r>
+    <w:r>
+      <w:rPr>
+        <w:i/>
+        <w:iCs/>
+        <w:color w:val="59636E"/>
+        <w:sz w:val="16"/>
+        <w:szCs w:val="16"/>
+      </w:rPr>
+      <w:t>1.0</w:t>
+    </w:r>
+    <w:proofErr w:type="gramEnd"/>
+    <w:r>
+      <w:rPr>
+        <w:i/>
+        <w:iCs/>
+        <w:color w:val="59636E"/>
+        <w:sz w:val="16"/>
+        <w:szCs w:val="16"/>
+      </w:rPr>
+      <w:t xml:space="preserve"> </w:t>
+    </w:r>
+    <w:proofErr w:type="gramStart"/>
+    <w:r>
+      <w:rPr>
+        <w:i/>
+        <w:iCs/>
+        <w:color w:val="59636E"/>
+        <w:sz w:val="16"/>
+        <w:szCs w:val="16"/>
+      </w:rPr>
+      <w:t>]</w:t>
+    </w:r>
+    <w:r>
+      <w:rPr>
+        <w:color w:val="59636E"/>
+        <w:sz w:val="16"/>
+        <w:szCs w:val="16"/>
+      </w:rPr>
+      <w:t xml:space="preserve">  ·</w:t>
+    </w:r>
+    <w:proofErr w:type="gramEnd"/>
+    <w:r>
+      <w:rPr>
+        <w:color w:val="59636E"/>
+        <w:sz w:val="16"/>
+        <w:szCs w:val="16"/>
+      </w:rPr>
+      <w:t xml:space="preserve">  </w:t>
+    </w:r>
+    <w:proofErr w:type="gramStart"/>
+    <w:r>
+      <w:rPr>
+        <w:i/>
+        <w:iCs/>
+        <w:color w:val="59636E"/>
+        <w:sz w:val="16"/>
+        <w:szCs w:val="16"/>
+      </w:rPr>
+      <w:t xml:space="preserve">[ </w:t>
+    </w:r>
+    <w:r>
+      <w:rPr>
+        <w:i/>
+        <w:iCs/>
+        <w:color w:val="59636E"/>
+        <w:sz w:val="16"/>
+        <w:szCs w:val="16"/>
+      </w:rPr>
+      <w:t>27</w:t>
+    </w:r>
+    <w:proofErr w:type="gramEnd"/>
+    <w:r>
+      <w:rPr>
+        <w:i/>
+        <w:iCs/>
+        <w:color w:val="59636E"/>
+        <w:sz w:val="16"/>
+        <w:szCs w:val="16"/>
+      </w:rPr>
+      <w:t>/07/</w:t>
+    </w:r>
+    <w:proofErr w:type="gramStart"/>
+    <w:r>
+      <w:rPr>
+        <w:i/>
+        <w:iCs/>
+        <w:color w:val="59636E"/>
+        <w:sz w:val="16"/>
+        <w:szCs w:val="16"/>
+      </w:rPr>
+      <w:t>2026</w:t>
+    </w:r>
+    <w:r>
+      <w:rPr>
+        <w:i/>
+        <w:iCs/>
+        <w:color w:val="59636E"/>
+        <w:sz w:val="16"/>
+        <w:szCs w:val="16"/>
+      </w:rPr>
+      <w:t xml:space="preserve"> ]</w:t>
+    </w:r>
+    <w:proofErr w:type="gramEnd"/>
+    <w:r>
+      <w:rPr>
+        <w:color w:val="59636E"/>
+        <w:sz w:val="16"/>
+        <w:szCs w:val="16"/>
+      </w:rPr>
+      <w:t xml:space="preserve">  </w:t>
+    </w:r>
+    <w:proofErr w:type="gramStart"/>
+    <w:r>
+      <w:rPr>
+        <w:color w:val="59636E"/>
+        <w:sz w:val="16"/>
+        <w:szCs w:val="16"/>
+      </w:rPr>
+      <w:t>·  Pagina</w:t>
+    </w:r>
+    <w:proofErr w:type="gramEnd"/>
+    <w:r>
+      <w:rPr>
+        <w:color w:val="59636E"/>
+        <w:sz w:val="16"/>
+        <w:szCs w:val="16"/>
+      </w:rPr>
+      <w:t xml:space="preserve"> </w:t>
+    </w:r>
+    <w:r>
+      <w:rPr>
+        <w:color w:val="59636E"/>
+        <w:sz w:val="16"/>
+        <w:szCs w:val="16"/>
       </w:rPr>
       <w:fldChar w:fldCharType="begin"/>
     </w:r>
     <w:r>
       <w:rPr>
-        <w:rFonts w:ascii="Arial" w:hAnsi="Arial" w:eastAsia="Arial" w:cs="Arial"/>
-        <w:b w:val="0"/>
         <w:color w:val="59636E"/>
-        <w:sz w:val="18"/>
+        <w:sz w:val="16"/>
+        <w:szCs w:val="16"/>
       </w:rPr>
-      <w:instrText xml:space="preserve"> PAGE </w:instrText>
+      <w:instrText>PAGE</w:instrText>
     </w:r>
     <w:r>
       <w:rPr>
-        <w:rFonts w:ascii="Arial" w:hAnsi="Arial" w:eastAsia="Arial" w:cs="Arial"/>
-        <w:b w:val="0"/>
         <w:color w:val="59636E"/>
-        <w:sz w:val="18"/>
+        <w:sz w:val="16"/>
+        <w:szCs w:val="16"/>
       </w:rPr>
       <w:fldChar w:fldCharType="separate"/>
     </w:r>
     <w:r>
       <w:rPr>
-        <w:rFonts w:ascii="Arial" w:hAnsi="Arial" w:eastAsia="Arial" w:cs="Arial"/>
-        <w:b w:val="0"/>
+        <w:noProof/>
         <w:color w:val="59636E"/>
-        <w:sz w:val="18"/>
+        <w:sz w:val="16"/>
+        <w:szCs w:val="16"/>
       </w:rPr>
       <w:t>1</w:t>
     </w:r>
     <w:r>
       <w:rPr>
-        <w:rFonts w:ascii="Arial" w:hAnsi="Arial" w:eastAsia="Arial" w:cs="Arial"/>
-        <w:b w:val="0"/>
         <w:color w:val="59636E"/>
-        <w:sz w:val="18"/>
+        <w:sz w:val="16"/>
+        <w:szCs w:val="16"/>
       </w:rPr>
       <w:fldChar w:fldCharType="end"/>
     </w:r>
     <w:r>
       <w:rPr>
-        <w:rFonts w:ascii="Arial" w:hAnsi="Arial" w:eastAsia="Arial" w:cs="Arial"/>
-        <w:b w:val="0"/>
         <w:color w:val="59636E"/>
-        <w:sz w:val="18"/>
+        <w:sz w:val="16"/>
+        <w:szCs w:val="16"/>
       </w:rPr>
       <w:t xml:space="preserve"> van </w:t>
     </w:r>
     <w:r>
       <w:rPr>
-        <w:rFonts w:ascii="Arial" w:hAnsi="Arial" w:eastAsia="Arial" w:cs="Arial"/>
-        <w:b w:val="0"/>
         <w:color w:val="59636E"/>
-        <w:sz w:val="18"/>
+        <w:sz w:val="16"/>
+        <w:szCs w:val="16"/>
       </w:rPr>
       <w:fldChar w:fldCharType="begin"/>
     </w:r>
     <w:r>
       <w:rPr>
-        <w:rFonts w:ascii="Arial" w:hAnsi="Arial" w:eastAsia="Arial" w:cs="Arial"/>
-        <w:b w:val="0"/>
         <w:color w:val="59636E"/>
-        <w:sz w:val="18"/>
+        <w:sz w:val="16"/>
+        <w:szCs w:val="16"/>
       </w:rPr>
-      <w:instrText xml:space="preserve"> NUMPAGES </w:instrText>
+      <w:instrText>NUMPAGES</w:instrText>
     </w:r>
     <w:r>
       <w:rPr>
-        <w:rFonts w:ascii="Arial" w:hAnsi="Arial" w:eastAsia="Arial" w:cs="Arial"/>
-        <w:b w:val="0"/>
         <w:color w:val="59636E"/>
-        <w:sz w:val="18"/>
+        <w:sz w:val="16"/>
+        <w:szCs w:val="16"/>
       </w:rPr>
       <w:fldChar w:fldCharType="separate"/>
     </w:r>
     <w:r>
       <w:rPr>
-        <w:rFonts w:ascii="Arial" w:hAnsi="Arial" w:eastAsia="Arial" w:cs="Arial"/>
-        <w:b w:val="0"/>
+        <w:noProof/>
         <w:color w:val="59636E"/>
-        <w:sz w:val="18"/>
+        <w:sz w:val="16"/>
+        <w:szCs w:val="16"/>
       </w:rPr>
-      <w:t>1</w:t>
+      <w:t>2</w:t>
     </w:r>
     <w:r>
       <w:rPr>
-        <w:rFonts w:ascii="Arial" w:hAnsi="Arial" w:eastAsia="Arial" w:cs="Arial"/>
-        <w:b w:val="0"/>
         <w:color w:val="59636E"/>
-        <w:sz w:val="18"/>
+        <w:sz w:val="16"/>
+        <w:szCs w:val="16"/>
       </w:rPr>
       <w:fldChar w:fldCharType="end"/>
     </w:r>
@@ -2846,25 +3001,127 @@
 <w:hdr xmlns:wpc="http://schemas.microsoft.com/office/word/2010/wordprocessingCanvas" xmlns:cx="http://schemas.microsoft.com/office/drawing/2014/chartex" xmlns:cx1="http://schemas.microsoft.com/office/drawing/2015/9/8/chartex" xmlns:cx2="http://schemas.microsoft.com/office/drawing/2015/10/21/chartex" xmlns:cx3="http://schemas.microsoft.com/office/drawing/2016/5/9/chartex" xmlns:cx4="http://schemas.microsoft.com/office/drawing/2016/5/10/chartex" xmlns:cx5="http://schemas.microsoft.com/office/drawing/2016/5/11/chartex" xmlns:cx6="http://schemas.microsoft.com/office/drawing/2016/5/12/chartex" xmlns:cx7="http://schemas.microsoft.com/office/drawing/2016/5/13/chartex" xmlns:cx8="http://schemas.microsoft.com/office/drawing/2016/5/14/chartex" xmlns:mc="http://schemas.openxmlformats.org/markup-compatibility/2006" xmlns:aink="http://schemas.microsoft.com/office/drawing/2016/ink" xmlns:am3d="http://schemas.microsoft.com/office/drawing/2017/model3d" xmlns:o="urn:schemas-microsoft-com:office:office" xmlns:oel="http://schemas.microsoft.com/office/2019/extlst" xmlns:r="http://schemas.openxmlformats.org/officeDocument/2006/relationships" xmlns:m="http://schemas.openxmlformats.org/officeDocument/2006/math" xmlns:v="urn:schemas-microsoft-com:vml" xmlns:wp14="http://schemas.microsoft.com/office/word/2010/wordprocessingDrawing" xmlns:wp="http://schemas.openxmlformats.org/drawingml/2006/wordprocessingDrawing" xmlns:w10="urn:schemas-microsoft-com:office:word" xmlns:w="http://schemas.openxmlformats.org/wordprocessingml/2006/main" xmlns:w14="http://schemas.microsoft.com/office/word/2010/wordml" xmlns:w15="http://schemas.microsoft.com/office/word/2012/wordml" xmlns:w16cex="http://schemas.microsoft.com/office/word/2018/wordml/cex" xmlns:w16cid="http://schemas.microsoft.com/office/word/2016/wordml/cid" xmlns:w16="http://schemas.microsoft.com/office/word/2018/wordml" xmlns:w16du="http://schemas.microsoft.com/office/word/2023/wordml/word16du" xmlns:w16sdtdh="http://schemas.microsoft.com/office/word/2020/wordml/sdtdatahash" xmlns:w16sdtfl="http://schemas.microsoft.com/office/word/2024/wordml/sdtformatlock" xmlns:w16se="http://schemas.microsoft.com/office/word/2015/wordml/symex" xmlns:wpg="http://schemas.microsoft.com/office/word/2010/wordprocessingGroup" xmlns:wpi="http://schemas.microsoft.com/office/word/2010/wordprocessingInk" xmlns:wne="http://schemas.microsoft.com/office/word/2006/wordml" xmlns:wps="http://schemas.microsoft.com/office/word/2010/wordprocessingShape" mc:Ignorable="w14 w15 w16se w16cid w16 w16cex w16sdtdh w16sdtfl w16du wp14">
   <w:p>
     <w:pPr>
-      <w:pStyle w:val="Header"/>
-      <w:jc w:val="left"/>
-      <w:rPr>
-        <w:color w:val="000000" w:themeColor="text1"/>
-        <w:sz w:val="18"/>
-        <w:szCs w:val="18"/>
-        <w:lang w:val="en-US"/>
-      </w:rPr>
+      <w:pStyle w:val="Koptekst"/>
+      <w:jc w:val="right"/>
     </w:pPr>
     <w:r>
       <w:rPr>
-        <w:rFonts w:ascii="Arial" w:hAnsi="Arial" w:cs="Arial" w:eastAsia="Arial"/>
-        <w:b w:val="0"/>
-        <w:bCs/>
-        <w:color w:val="59636E"/>
-        <w:sz w:val="18"/>
-        <w:lang w:val="en-US"/>
+        <w:noProof/>
       </w:rPr>
-      <w:t>PARADISE (S71769) — eCRF 07: Demografische gegevens en medische voorgeschiedenis</w:t>
+      <w:drawing>
+        <wp:anchor distT="0" distB="0" distL="114300" distR="114300" simplePos="0" relativeHeight="251658240" behindDoc="1" locked="0" layoutInCell="1" allowOverlap="1" wp14:anchorId="755D2A89" wp14:editId="42F71064">
+          <wp:simplePos x="0" y="0"/>
+          <wp:positionH relativeFrom="margin">
+            <wp:align>left</wp:align>
+          </wp:positionH>
+          <wp:positionV relativeFrom="paragraph">
+            <wp:posOffset>-20955</wp:posOffset>
+          </wp:positionV>
+          <wp:extent cx="1615079" cy="720000"/>
+          <wp:effectExtent l="0" t="0" r="0" b="0"/>
+          <wp:wrapTight wrapText="bothSides">
+            <wp:wrapPolygon edited="0">
+              <wp:start x="510" y="1716"/>
+              <wp:lineTo x="255" y="5719"/>
+              <wp:lineTo x="764" y="20018"/>
+              <wp:lineTo x="8664" y="20018"/>
+              <wp:lineTo x="13250" y="18874"/>
+              <wp:lineTo x="20895" y="14298"/>
+              <wp:lineTo x="20895" y="9151"/>
+              <wp:lineTo x="14015" y="4004"/>
+              <wp:lineTo x="8664" y="1716"/>
+              <wp:lineTo x="510" y="1716"/>
+            </wp:wrapPolygon>
+          </wp:wrapTight>
+          <wp:docPr id="1820294796" name="Afbeelding 5"/>
+          <wp:cNvGraphicFramePr>
+            <a:graphicFrameLocks xmlns:a="http://schemas.openxmlformats.org/drawingml/2006/main" noChangeAspect="1"/>
+          </wp:cNvGraphicFramePr>
+          <a:graphic xmlns:a="http://schemas.openxmlformats.org/drawingml/2006/main">
+            <a:graphicData uri="http://schemas.openxmlformats.org/drawingml/2006/picture">
+              <pic:pic xmlns:pic="http://schemas.openxmlformats.org/drawingml/2006/picture">
+                <pic:nvPicPr>
+                  <pic:cNvPr id="1820294796" name="Afbeelding 1820294796"/>
+                  <pic:cNvPicPr/>
+                </pic:nvPicPr>
+                <pic:blipFill>
+                  <a:blip r:embed="rIdTplImgA">
+                    <a:extLst>
+                      <a:ext uri="{28A0092B-C50C-407E-A947-70E740481C1C}">
+                        <a14:useLocalDpi xmlns:a14="http://schemas.microsoft.com/office/drawing/2010/main" val="0"/>
+                      </a:ext>
+                    </a:extLst>
+                  </a:blip>
+                  <a:stretch>
+                    <a:fillRect/>
+                  </a:stretch>
+                </pic:blipFill>
+                <pic:spPr>
+                  <a:xfrm>
+                    <a:off x="0" y="0"/>
+                    <a:ext cx="1615079" cy="720000"/>
+                  </a:xfrm>
+                  <a:prstGeom prst="rect">
+                    <a:avLst/>
+                  </a:prstGeom>
+                </pic:spPr>
+              </pic:pic>
+            </a:graphicData>
+          </a:graphic>
+          <wp14:sizeRelH relativeFrom="page">
+            <wp14:pctWidth>0</wp14:pctWidth>
+          </wp14:sizeRelH>
+          <wp14:sizeRelV relativeFrom="page">
+            <wp14:pctHeight>0</wp14:pctHeight>
+          </wp14:sizeRelV>
+        </wp:anchor>
+      </w:drawing>
+    </w:r>
+    <w:r>
+      <w:rPr>
+        <w:noProof/>
+      </w:rPr>
+      <w:drawing>
+        <wp:inline distT="0" distB="0" distL="0" distR="0" wp14:anchorId="4E8F3C53" wp14:editId="680A2799">
+          <wp:extent cx="2525825" cy="720000"/>
+          <wp:effectExtent l="0" t="0" r="0" b="4445"/>
+          <wp:docPr id="328170997" name="Afbeelding 6"/>
+          <wp:cNvGraphicFramePr>
+            <a:graphicFrameLocks xmlns:a="http://schemas.openxmlformats.org/drawingml/2006/main" noChangeAspect="1"/>
+          </wp:cNvGraphicFramePr>
+          <a:graphic xmlns:a="http://schemas.openxmlformats.org/drawingml/2006/main">
+            <a:graphicData uri="http://schemas.openxmlformats.org/drawingml/2006/picture">
+              <pic:pic xmlns:pic="http://schemas.openxmlformats.org/drawingml/2006/picture">
+                <pic:nvPicPr>
+                  <pic:cNvPr id="328170997" name="Afbeelding 328170997"/>
+                  <pic:cNvPicPr/>
+                </pic:nvPicPr>
+                <pic:blipFill>
+                  <a:blip r:embed="rIdTplImgB">
+                    <a:extLst>
+                      <a:ext uri="{28A0092B-C50C-407E-A947-70E740481C1C}">
+                        <a14:useLocalDpi xmlns:a14="http://schemas.microsoft.com/office/drawing/2010/main" val="0"/>
+                      </a:ext>
+                    </a:extLst>
+                  </a:blip>
+                  <a:stretch>
+                    <a:fillRect/>
+                  </a:stretch>
+                </pic:blipFill>
+                <pic:spPr>
+                  <a:xfrm>
+                    <a:off x="0" y="0"/>
+                    <a:ext cx="2525825" cy="720000"/>
+                  </a:xfrm>
+                  <a:prstGeom prst="rect">
+                    <a:avLst/>
+                  </a:prstGeom>
+                </pic:spPr>
+              </pic:pic>
+            </a:graphicData>
+          </a:graphic>
+        </wp:inline>
+      </w:drawing>
     </w:r>
   </w:p>
 </w:hdr>

--- a/(e)CRF/Per nummer/07_Demografische gegevens en medische voorgeschiedenis.docx
+++ b/(e)CRF/Per nummer/07_Demografische gegevens en medische voorgeschiedenis.docx
@@ -2639,7 +2639,7 @@
         <wp:anchor distT="0" distB="0" distL="114300" distR="114300" simplePos="0" relativeHeight="251659264" behindDoc="0" locked="0" layoutInCell="1" allowOverlap="1" wp14:anchorId="4A8142CD" wp14:editId="6CB4EA88">
           <wp:simplePos x="0" y="0"/>
           <wp:positionH relativeFrom="column">
-            <wp:posOffset>5527362</wp:posOffset>
+            <wp:posOffset>5351825</wp:posOffset>
           </wp:positionH>
           <wp:positionV relativeFrom="paragraph">
             <wp:posOffset>66098</wp:posOffset>

--- a/(e)CRF/Per nummer/07_Demografische gegevens en medische voorgeschiedenis.docx
+++ b/(e)CRF/Per nummer/07_Demografische gegevens en medische voorgeschiedenis.docx
@@ -1,6 +1,6 @@
 
 <file path=word/document.xml><?xml version="1.0" encoding="utf-8"?>
-<w:document xmlns:wpc="http://schemas.microsoft.com/office/word/2010/wordprocessingCanvas" xmlns:cx="http://schemas.microsoft.com/office/drawing/2014/chartex" xmlns:cx1="http://schemas.microsoft.com/office/drawing/2015/9/8/chartex" xmlns:cx2="http://schemas.microsoft.com/office/drawing/2015/10/21/chartex" xmlns:cx3="http://schemas.microsoft.com/office/drawing/2016/5/9/chartex" xmlns:cx4="http://schemas.microsoft.com/office/drawing/2016/5/10/chartex" xmlns:cx5="http://schemas.microsoft.com/office/drawing/2016/5/11/chartex" xmlns:cx6="http://schemas.microsoft.com/office/drawing/2016/5/12/chartex" xmlns:cx7="http://schemas.microsoft.com/office/drawing/2016/5/13/chartex" xmlns:cx8="http://schemas.microsoft.com/office/drawing/2016/5/14/chartex" xmlns:mc="http://schemas.openxmlformats.org/markup-compatibility/2006" xmlns:aink="http://schemas.microsoft.com/office/drawing/2016/ink" xmlns:am3d="http://schemas.microsoft.com/office/drawing/2017/model3d" xmlns:o="urn:schemas-microsoft-com:office:office" xmlns:oel="http://schemas.microsoft.com/office/2019/extlst" xmlns:r="http://schemas.openxmlformats.org/officeDocument/2006/relationships" xmlns:m="http://schemas.openxmlformats.org/officeDocument/2006/math" xmlns:v="urn:schemas-microsoft-com:vml" xmlns:wp14="http://schemas.microsoft.com/office/word/2010/wordprocessingDrawing" xmlns:wp="http://schemas.openxmlformats.org/drawingml/2006/wordprocessingDrawing" xmlns:w10="urn:schemas-microsoft-com:office:word" xmlns:w="http://schemas.openxmlformats.org/wordprocessingml/2006/main" xmlns:w14="http://schemas.microsoft.com/office/word/2010/wordml" xmlns:w15="http://schemas.microsoft.com/office/word/2012/wordml" xmlns:w16cex="http://schemas.microsoft.com/office/word/2018/wordml/cex" xmlns:w16cid="http://schemas.microsoft.com/office/word/2016/wordml/cid" xmlns:w16="http://schemas.microsoft.com/office/word/2018/wordml" xmlns:w16du="http://schemas.microsoft.com/office/word/2023/wordml/word16du" xmlns:w16sdtdh="http://schemas.microsoft.com/office/word/2020/wordml/sdtdatahash" xmlns:w16sdtfl="http://schemas.microsoft.com/office/word/2024/wordml/sdtformatlock" xmlns:w16se="http://schemas.microsoft.com/office/word/2015/wordml/symex" xmlns:wpg="http://schemas.microsoft.com/office/word/2010/wordprocessingGroup" xmlns:wpi="http://schemas.microsoft.com/office/word/2010/wordprocessingInk" xmlns:wne="http://schemas.microsoft.com/office/word/2006/wordml" xmlns:wps="http://schemas.microsoft.com/office/word/2010/wordprocessingShape" xmlns:a="http://schemas.openxmlformats.org/drawingml/2006/main" xmlns:a16="http://schemas.microsoft.com/office/drawing/2014/main" xmlns:pic="http://schemas.openxmlformats.org/drawingml/2006/picture" mc:Ignorable="w14 w15 w16se w16cid w16 w16cex w16sdtdh w16sdtfl w16du wp14">
+<w:document xmlns:wpc="http://schemas.microsoft.com/office/word/2010/wordprocessingCanvas" xmlns:cx="http://schemas.microsoft.com/office/drawing/2014/chartex" xmlns:cx1="http://schemas.microsoft.com/office/drawing/2015/9/8/chartex" xmlns:cx2="http://schemas.microsoft.com/office/drawing/2015/10/21/chartex" xmlns:cx3="http://schemas.microsoft.com/office/drawing/2016/5/9/chartex" xmlns:cx4="http://schemas.microsoft.com/office/drawing/2016/5/10/chartex" xmlns:cx5="http://schemas.microsoft.com/office/drawing/2016/5/11/chartex" xmlns:cx6="http://schemas.microsoft.com/office/drawing/2016/5/12/chartex" xmlns:cx7="http://schemas.microsoft.com/office/drawing/2016/5/13/chartex" xmlns:cx8="http://schemas.microsoft.com/office/drawing/2016/5/14/chartex" xmlns:mc="http://schemas.openxmlformats.org/markup-compatibility/2006" xmlns:aink="http://schemas.microsoft.com/office/drawing/2016/ink" xmlns:am3d="http://schemas.microsoft.com/office/drawing/2017/model3d" xmlns:o="urn:schemas-microsoft-com:office:office" xmlns:oel="http://schemas.microsoft.com/office/2019/extlst" xmlns:r="http://schemas.openxmlformats.org/officeDocument/2006/relationships" xmlns:m="http://schemas.openxmlformats.org/officeDocument/2006/math" xmlns:v="urn:schemas-microsoft-com:vml" xmlns:wp14="http://schemas.microsoft.com/office/word/2010/wordprocessingDrawing" xmlns:wp="http://schemas.openxmlformats.org/drawingml/2006/wordprocessingDrawing" xmlns:w10="urn:schemas-microsoft-com:office:word" xmlns:w="http://schemas.openxmlformats.org/wordprocessingml/2006/main" xmlns:w14="http://schemas.microsoft.com/office/word/2010/wordml" xmlns:w15="http://schemas.microsoft.com/office/word/2012/wordml" xmlns:w16cei="http://schemas.microsoft.com/office/word/2026/wordml/cei" xmlns:w16cex="http://schemas.microsoft.com/office/word/2018/wordml/cex" xmlns:w16cid="http://schemas.microsoft.com/office/word/2016/wordml/cid" xmlns:w16="http://schemas.microsoft.com/office/word/2018/wordml" xmlns:w16du="http://schemas.microsoft.com/office/word/2023/wordml/word16du" xmlns:w16sdtdh="http://schemas.microsoft.com/office/word/2020/wordml/sdtdatahash" xmlns:w16sdtfl="http://schemas.microsoft.com/office/word/2024/wordml/sdtformatlock" xmlns:w16se="http://schemas.microsoft.com/office/word/2015/wordml/symex" xmlns:wpg="http://schemas.microsoft.com/office/word/2010/wordprocessingGroup" xmlns:wpi="http://schemas.microsoft.com/office/word/2010/wordprocessingInk" xmlns:wne="http://schemas.microsoft.com/office/word/2006/wordml" xmlns:wps="http://schemas.microsoft.com/office/word/2010/wordprocessingShape" mc:Ignorable="w14 w15 w16se w16cid w16 w16cex w16sdtdh w16sdtfl w16du wp14">
   <w:body>
     <w:p>
       <w:pPr>
@@ -10,10 +10,9 @@
         <w:spacing w:after="120" w:line="360" w:lineRule="auto"/>
         <w:jc w:val="center"/>
         <w:rPr>
-          <w:rFonts w:ascii="Calibri" w:hAnsi="Calibri" w:cs="Calibri"/>
-          <w:b w:val="1"/>
-          <w:bCs w:val="1"/>
-          <w:color w:val="000000" w:themeColor="text1"/>
+          <w:b/>
+          <w:bCs/>
+          <w:color w:val="123A5F"/>
           <w:sz w:val="28"/>
           <w:szCs w:val="28"/>
           <w:lang w:val="en-US"/>
@@ -21,33 +20,30 @@
       </w:pPr>
       <w:r>
         <w:rPr>
-          <w:rFonts w:ascii="Arial" w:hAnsi="Arial" w:cs="Arial" w:eastAsia="Arial"/>
-          <w:b w:val="1"/>
-          <w:bCs w:val="1"/>
+          <w:b/>
+          <w:bCs/>
           <w:color w:val="123A5F"/>
           <w:sz w:val="28"/>
           <w:szCs w:val="28"/>
           <w:lang w:val="en-US"/>
         </w:rPr>
-        <w:t xml:space="preserve">Appendix </w:t>
+        <w:t>Appendix</w:t>
       </w:r>
       <w:r>
         <w:rPr>
-          <w:rFonts w:ascii="Calibri" w:hAnsi="Calibri" w:cs="Calibri"/>
-          <w:b w:val="1"/>
-          <w:bCs w:val="1"/>
-          <w:color w:val="000000" w:themeColor="text1" w:themeTint="FF" w:themeShade="FF"/>
+          <w:b/>
+          <w:bCs/>
+          <w:color w:val="123A5F"/>
           <w:sz w:val="28"/>
           <w:szCs w:val="28"/>
           <w:lang w:val="en-US"/>
         </w:rPr>
-        <w:t>7</w:t>
+        <w:t xml:space="preserve"> 7</w:t>
       </w:r>
       <w:r>
         <w:rPr>
-          <w:rFonts w:ascii="Arial" w:hAnsi="Arial" w:cs="Arial" w:eastAsia="Arial"/>
-          <w:b w:val="1"/>
-          <w:bCs w:val="1"/>
+          <w:b/>
+          <w:bCs/>
           <w:color w:val="123A5F"/>
           <w:sz w:val="28"/>
           <w:szCs w:val="28"/>
@@ -57,32 +53,185 @@
       </w:r>
       <w:r>
         <w:rPr>
-          <w:rFonts w:ascii="Arial" w:hAnsi="Arial" w:cs="Arial" w:eastAsia="Arial"/>
-          <w:b w:val="1"/>
-          <w:bCs w:val="1"/>
+          <w:b/>
+          <w:bCs/>
           <w:color w:val="123A5F"/>
           <w:sz w:val="28"/>
           <w:szCs w:val="28"/>
           <w:lang w:val="en-US"/>
         </w:rPr>
-        <w:t xml:space="preserve">Demographic data and medical </w:t>
+        <w:t>Demographic data and medical history</w:t>
+      </w:r>
+    </w:p>
+    <w:p>
+      <w:pPr>
+        <w:tabs>
+          <w:tab w:val="left" w:leader="underscore" w:pos="8505"/>
+        </w:tabs>
+        <w:spacing w:line="360" w:lineRule="auto"/>
+        <w:rPr>
+          <w:rFonts w:ascii="Calibri" w:hAnsi="Calibri" w:cs="Calibri"/>
+          <w:b/>
+          <w:bCs/>
+          <w:sz w:val="24"/>
+          <w:szCs w:val="24"/>
+        </w:rPr>
+      </w:pPr>
+      <w:r>
+        <w:rPr>
+          <w:b/>
+          <w:bCs/>
+          <w:color w:val="123A5F"/>
+          <w:sz w:val="24"/>
+          <w:szCs w:val="24"/>
+        </w:rPr>
+        <w:t>Studie-informatie</w:t>
+      </w:r>
+    </w:p>
+    <w:p>
+      <w:pPr>
+        <w:numPr>
+          <w:ilvl w:val="0"/>
+          <w:numId w:val="1"/>
+        </w:numPr>
+        <w:tabs>
+          <w:tab w:val="left" w:leader="underscore" w:pos="8505"/>
+        </w:tabs>
+        <w:spacing w:line="360" w:lineRule="auto"/>
+        <w:rPr>
+          <w:rFonts w:ascii="Calibri" w:hAnsi="Calibri" w:cs="Calibri"/>
+          <w:lang w:val="en-GB"/>
+        </w:rPr>
+      </w:pPr>
+      <w:r>
+        <w:rPr>
+          <w:color w:val="24303B"/>
+          <w:lang w:val="en-GB"/>
+        </w:rPr>
+        <w:t xml:space="preserve">Studie </w:t>
+      </w:r>
+      <w:proofErr w:type="spellStart"/>
+      <w:r>
+        <w:rPr>
+          <w:color w:val="24303B"/>
+          <w:lang w:val="en-GB"/>
+        </w:rPr>
+        <w:t>titel</w:t>
+      </w:r>
+      <w:proofErr w:type="spellEnd"/>
+      <w:r>
+        <w:rPr>
+          <w:color w:val="24303B"/>
+          <w:lang w:val="en-GB"/>
+        </w:rPr>
+        <w:t>: Towards Pressure-Adherence &amp; Education Driven Service in Diabetic Foot Disease (PARADISE trial)</w:t>
+      </w:r>
+    </w:p>
+    <w:p>
+      <w:pPr>
+        <w:numPr>
+          <w:ilvl w:val="0"/>
+          <w:numId w:val="1"/>
+        </w:numPr>
+        <w:tabs>
+          <w:tab w:val="left" w:leader="underscore" w:pos="8505"/>
+        </w:tabs>
+        <w:spacing w:line="360" w:lineRule="auto"/>
+        <w:rPr>
+          <w:rFonts w:ascii="Calibri" w:hAnsi="Calibri" w:cs="Calibri"/>
+        </w:rPr>
+      </w:pPr>
+      <w:r>
+        <w:rPr>
+          <w:color w:val="24303B"/>
+        </w:rPr>
+        <w:t>Protocolnummer: S71769</w:t>
+      </w:r>
+    </w:p>
+    <w:p>
+      <w:pPr>
+        <w:numPr>
+          <w:ilvl w:val="0"/>
+          <w:numId w:val="1"/>
+        </w:numPr>
+        <w:tabs>
+          <w:tab w:val="left" w:leader="underscore" w:pos="8505"/>
+        </w:tabs>
+        <w:spacing w:line="360" w:lineRule="auto"/>
+        <w:rPr>
+          <w:rFonts w:ascii="Calibri" w:hAnsi="Calibri" w:cs="Calibri"/>
+        </w:rPr>
+      </w:pPr>
+      <w:r>
+        <w:rPr>
+          <w:color w:val="24303B"/>
+        </w:rPr>
+        <w:t xml:space="preserve">Studielocatie: </w:t>
       </w:r>
       <w:r>
         <w:rPr>
-          <w:rFonts w:ascii="Arial" w:hAnsi="Arial" w:cs="Arial" w:eastAsia="Arial"/>
-          <w:b w:val="1"/>
-          <w:bCs w:val="1"/>
-          <w:color w:val="123A5F"/>
-          <w:sz w:val="28"/>
-          <w:szCs w:val="28"/>
-          <w:lang w:val="en-US"/>
+          <w:color w:val="24303B"/>
         </w:rPr>
-        <w:t>history</w:t>
+        <w:tab/>
+      </w:r>
+    </w:p>
+    <w:p>
+      <w:pPr>
+        <w:numPr>
+          <w:ilvl w:val="0"/>
+          <w:numId w:val="1"/>
+        </w:numPr>
+        <w:tabs>
+          <w:tab w:val="left" w:leader="underscore" w:pos="8505"/>
+        </w:tabs>
+        <w:spacing w:line="360" w:lineRule="auto"/>
+        <w:rPr>
+          <w:rFonts w:ascii="Calibri" w:hAnsi="Calibri" w:cs="Calibri"/>
+        </w:rPr>
+      </w:pPr>
+      <w:r>
+        <w:rPr>
+          <w:color w:val="24303B"/>
+        </w:rPr>
+        <w:t xml:space="preserve">Hoofdonderzoeker (PI): </w:t>
+      </w:r>
+      <w:r>
+        <w:rPr>
+          <w:color w:val="24303B"/>
+        </w:rPr>
+        <w:tab/>
+      </w:r>
+    </w:p>
+    <w:p>
+      <w:pPr>
+        <w:numPr>
+          <w:ilvl w:val="0"/>
+          <w:numId w:val="1"/>
+        </w:numPr>
+        <w:tabs>
+          <w:tab w:val="left" w:leader="underscore" w:pos="8505"/>
+        </w:tabs>
+        <w:spacing w:line="360" w:lineRule="auto"/>
+        <w:rPr>
+          <w:rFonts w:ascii="Calibri" w:hAnsi="Calibri" w:cs="Calibri"/>
+        </w:rPr>
+      </w:pPr>
+      <w:r>
+        <w:rPr>
+          <w:color w:val="24303B"/>
+        </w:rPr>
+        <w:t xml:space="preserve">Deelnemerscode: </w:t>
+      </w:r>
+      <w:r>
+        <w:rPr>
+          <w:color w:val="24303B"/>
+        </w:rPr>
+        <w:tab/>
       </w:r>
     </w:p>
     <w:tbl>
       <w:tblPr>
-        <w:tblStyle w:val="TableGrid"/>
+        <w:tblStyle w:val="Tabelraster"/>
         <w:tblW w:w="0" w:type="auto"/>
         <w:tblLook w:val="04A0" w:firstRow="1" w:lastRow="0" w:firstColumn="1" w:lastColumn="0" w:noHBand="0" w:noVBand="1"/>
       </w:tblPr>
@@ -94,13 +243,11 @@
         <w:tc>
           <w:tcPr>
             <w:tcW w:w="3969" w:type="dxa"/>
-            <w:tcMar/>
           </w:tcPr>
           <w:p>
             <w:pPr>
               <w:spacing w:before="120" w:after="120" w:line="360" w:lineRule="auto"/>
               <w:rPr>
-                <w:rFonts w:ascii="Calibri" w:hAnsi="Calibri" w:cs="Calibri"/>
                 <w:b/>
                 <w:bCs/>
                 <w:sz w:val="24"/>
@@ -109,7 +256,6 @@
             </w:pPr>
             <w:r>
               <w:rPr>
-                <w:rFonts w:ascii="Arial" w:hAnsi="Arial" w:cs="Arial" w:eastAsia="Arial"/>
                 <w:b/>
                 <w:bCs/>
                 <w:color w:val="123A5F"/>
@@ -123,13 +269,11 @@
         <w:tc>
           <w:tcPr>
             <w:tcW w:w="4989" w:type="dxa"/>
-            <w:tcMar/>
           </w:tcPr>
           <w:p>
             <w:pPr>
               <w:spacing w:before="120" w:after="120" w:line="360" w:lineRule="auto"/>
               <w:rPr>
-                <w:rFonts w:ascii="Calibri" w:hAnsi="Calibri" w:cs="Calibri"/>
                 <w:b/>
                 <w:bCs/>
                 <w:sz w:val="24"/>
@@ -143,20 +287,17 @@
         <w:tc>
           <w:tcPr>
             <w:tcW w:w="3969" w:type="dxa"/>
-            <w:tcMar/>
-          </w:tcPr>
-          <w:p>
-            <w:pPr>
-              <w:spacing w:line="360" w:lineRule="auto"/>
-              <w:rPr>
-                <w:rFonts w:ascii="Calibri" w:hAnsi="Calibri" w:cs="Calibri"/>
-                <w:sz w:val="24"/>
-                <w:szCs w:val="24"/>
-              </w:rPr>
-            </w:pPr>
-            <w:r>
-              <w:rPr>
-                <w:rFonts w:ascii="Arial" w:hAnsi="Arial" w:cs="Arial" w:eastAsia="Arial"/>
+          </w:tcPr>
+          <w:p>
+            <w:pPr>
+              <w:spacing w:line="360" w:lineRule="auto"/>
+              <w:rPr>
+                <w:sz w:val="24"/>
+                <w:szCs w:val="24"/>
+              </w:rPr>
+            </w:pPr>
+            <w:r>
+              <w:rPr>
                 <w:color w:val="24303B"/>
                 <w:sz w:val="24"/>
                 <w:szCs w:val="24"/>
@@ -166,7 +307,6 @@
             <w:proofErr w:type="spellStart"/>
             <w:r>
               <w:rPr>
-                <w:rFonts w:ascii="Arial" w:hAnsi="Arial" w:cs="Arial" w:eastAsia="Arial"/>
                 <w:color w:val="24303B"/>
                 <w:sz w:val="24"/>
                 <w:szCs w:val="24"/>
@@ -176,36 +316,22 @@
             <w:proofErr w:type="spellEnd"/>
             <w:r>
               <w:rPr>
-                <w:rFonts w:ascii="Arial" w:hAnsi="Arial" w:cs="Arial" w:eastAsia="Arial"/>
-                <w:color w:val="24303B"/>
-                <w:sz w:val="24"/>
-                <w:szCs w:val="24"/>
-              </w:rPr>
-              <w:t xml:space="preserve"> ID </w:t>
-            </w:r>
-            <w:proofErr w:type="spellStart"/>
-            <w:r>
-              <w:rPr>
-                <w:rFonts w:ascii="Arial" w:hAnsi="Arial" w:cs="Arial" w:eastAsia="Arial"/>
-                <w:color w:val="24303B"/>
-                <w:sz w:val="24"/>
-                <w:szCs w:val="24"/>
-              </w:rPr>
-              <w:t>nr</w:t>
-            </w:r>
-            <w:proofErr w:type="spellEnd"/>
+                <w:color w:val="24303B"/>
+                <w:sz w:val="24"/>
+                <w:szCs w:val="24"/>
+              </w:rPr>
+              <w:t xml:space="preserve"> ID nr</w:t>
+            </w:r>
           </w:p>
         </w:tc>
         <w:tc>
           <w:tcPr>
             <w:tcW w:w="4989" w:type="dxa"/>
-            <w:tcMar/>
-          </w:tcPr>
-          <w:p>
-            <w:pPr>
-              <w:spacing w:line="360" w:lineRule="auto"/>
-              <w:rPr>
-                <w:rFonts w:ascii="Calibri" w:hAnsi="Calibri" w:cs="Calibri"/>
+          </w:tcPr>
+          <w:p>
+            <w:pPr>
+              <w:spacing w:line="360" w:lineRule="auto"/>
+              <w:rPr>
                 <w:sz w:val="24"/>
                 <w:szCs w:val="24"/>
               </w:rPr>
@@ -217,20 +343,17 @@
         <w:tc>
           <w:tcPr>
             <w:tcW w:w="3969" w:type="dxa"/>
-            <w:tcMar/>
-          </w:tcPr>
-          <w:p>
-            <w:pPr>
-              <w:spacing w:line="360" w:lineRule="auto"/>
-              <w:rPr>
-                <w:rFonts w:ascii="Calibri" w:hAnsi="Calibri" w:cs="Calibri"/>
-                <w:sz w:val="24"/>
-                <w:szCs w:val="24"/>
-              </w:rPr>
-            </w:pPr>
-            <w:r>
-              <w:rPr>
-                <w:rFonts w:ascii="Arial" w:hAnsi="Arial" w:cs="Arial" w:eastAsia="Arial"/>
+          </w:tcPr>
+          <w:p>
+            <w:pPr>
+              <w:spacing w:line="360" w:lineRule="auto"/>
+              <w:rPr>
+                <w:sz w:val="24"/>
+                <w:szCs w:val="24"/>
+              </w:rPr>
+            </w:pPr>
+            <w:r>
+              <w:rPr>
                 <w:color w:val="24303B"/>
                 <w:sz w:val="24"/>
                 <w:szCs w:val="24"/>
@@ -242,13 +365,11 @@
         <w:tc>
           <w:tcPr>
             <w:tcW w:w="4989" w:type="dxa"/>
-            <w:tcMar/>
-          </w:tcPr>
-          <w:p>
-            <w:pPr>
-              <w:spacing w:line="360" w:lineRule="auto"/>
-              <w:rPr>
-                <w:rFonts w:ascii="Calibri" w:hAnsi="Calibri" w:cs="Calibri"/>
+          </w:tcPr>
+          <w:p>
+            <w:pPr>
+              <w:spacing w:line="360" w:lineRule="auto"/>
+              <w:rPr>
                 <w:sz w:val="24"/>
                 <w:szCs w:val="24"/>
               </w:rPr>
@@ -260,20 +381,17 @@
         <w:tc>
           <w:tcPr>
             <w:tcW w:w="3969" w:type="dxa"/>
-            <w:tcMar/>
-          </w:tcPr>
-          <w:p>
-            <w:pPr>
-              <w:spacing w:line="360" w:lineRule="auto"/>
-              <w:rPr>
-                <w:rFonts w:ascii="Calibri" w:hAnsi="Calibri" w:cs="Calibri"/>
-                <w:sz w:val="24"/>
-                <w:szCs w:val="24"/>
-              </w:rPr>
-            </w:pPr>
-            <w:r>
-              <w:rPr>
-                <w:rFonts w:ascii="Arial" w:hAnsi="Arial" w:cs="Arial" w:eastAsia="Arial"/>
+          </w:tcPr>
+          <w:p>
+            <w:pPr>
+              <w:spacing w:line="360" w:lineRule="auto"/>
+              <w:rPr>
+                <w:sz w:val="24"/>
+                <w:szCs w:val="24"/>
+              </w:rPr>
+            </w:pPr>
+            <w:r>
+              <w:rPr>
                 <w:color w:val="24303B"/>
                 <w:sz w:val="24"/>
                 <w:szCs w:val="24"/>
@@ -285,13 +403,11 @@
         <w:tc>
           <w:tcPr>
             <w:tcW w:w="4989" w:type="dxa"/>
-            <w:tcMar/>
-          </w:tcPr>
-          <w:p>
-            <w:pPr>
-              <w:spacing w:line="360" w:lineRule="auto"/>
-              <w:rPr>
-                <w:rFonts w:ascii="Calibri" w:hAnsi="Calibri" w:cs="Calibri"/>
+          </w:tcPr>
+          <w:p>
+            <w:pPr>
+              <w:spacing w:line="360" w:lineRule="auto"/>
+              <w:rPr>
                 <w:sz w:val="24"/>
                 <w:szCs w:val="24"/>
               </w:rPr>
@@ -303,20 +419,17 @@
         <w:tc>
           <w:tcPr>
             <w:tcW w:w="3969" w:type="dxa"/>
-            <w:tcMar/>
-          </w:tcPr>
-          <w:p>
-            <w:pPr>
-              <w:spacing w:line="360" w:lineRule="auto"/>
-              <w:rPr>
-                <w:rFonts w:ascii="Calibri" w:hAnsi="Calibri" w:cs="Calibri"/>
-                <w:sz w:val="24"/>
-                <w:szCs w:val="24"/>
-              </w:rPr>
-            </w:pPr>
-            <w:r>
-              <w:rPr>
-                <w:rFonts w:ascii="Arial" w:hAnsi="Arial" w:cs="Arial" w:eastAsia="Arial"/>
+          </w:tcPr>
+          <w:p>
+            <w:pPr>
+              <w:spacing w:line="360" w:lineRule="auto"/>
+              <w:rPr>
+                <w:sz w:val="24"/>
+                <w:szCs w:val="24"/>
+              </w:rPr>
+            </w:pPr>
+            <w:r>
+              <w:rPr>
                 <w:color w:val="24303B"/>
                 <w:sz w:val="24"/>
                 <w:szCs w:val="24"/>
@@ -328,13 +441,11 @@
         <w:tc>
           <w:tcPr>
             <w:tcW w:w="4989" w:type="dxa"/>
-            <w:tcMar/>
-          </w:tcPr>
-          <w:p>
-            <w:pPr>
-              <w:spacing w:line="360" w:lineRule="auto"/>
-              <w:rPr>
-                <w:rFonts w:ascii="Calibri" w:hAnsi="Calibri" w:cs="Calibri"/>
+          </w:tcPr>
+          <w:p>
+            <w:pPr>
+              <w:spacing w:line="360" w:lineRule="auto"/>
+              <w:rPr>
                 <w:sz w:val="24"/>
                 <w:szCs w:val="24"/>
               </w:rPr>
@@ -346,20 +457,17 @@
         <w:tc>
           <w:tcPr>
             <w:tcW w:w="3969" w:type="dxa"/>
-            <w:tcMar/>
-          </w:tcPr>
-          <w:p>
-            <w:pPr>
-              <w:spacing w:line="360" w:lineRule="auto"/>
-              <w:rPr>
-                <w:rFonts w:ascii="Calibri" w:hAnsi="Calibri" w:cs="Calibri"/>
-                <w:sz w:val="24"/>
-                <w:szCs w:val="24"/>
-              </w:rPr>
-            </w:pPr>
-            <w:r>
-              <w:rPr>
-                <w:rFonts w:ascii="Arial" w:hAnsi="Arial" w:cs="Arial" w:eastAsia="Arial"/>
+          </w:tcPr>
+          <w:p>
+            <w:pPr>
+              <w:spacing w:line="360" w:lineRule="auto"/>
+              <w:rPr>
+                <w:sz w:val="24"/>
+                <w:szCs w:val="24"/>
+              </w:rPr>
+            </w:pPr>
+            <w:r>
+              <w:rPr>
                 <w:color w:val="24303B"/>
                 <w:sz w:val="24"/>
                 <w:szCs w:val="24"/>
@@ -371,13 +479,11 @@
         <w:tc>
           <w:tcPr>
             <w:tcW w:w="4989" w:type="dxa"/>
-            <w:tcMar/>
-          </w:tcPr>
-          <w:p>
-            <w:pPr>
-              <w:spacing w:line="360" w:lineRule="auto"/>
-              <w:rPr>
-                <w:rFonts w:ascii="Calibri" w:hAnsi="Calibri" w:cs="Calibri"/>
+          </w:tcPr>
+          <w:p>
+            <w:pPr>
+              <w:spacing w:line="360" w:lineRule="auto"/>
+              <w:rPr>
                 <w:sz w:val="24"/>
                 <w:szCs w:val="24"/>
               </w:rPr>
@@ -392,44 +498,58 @@
         <w:tc>
           <w:tcPr>
             <w:tcW w:w="3969" w:type="dxa"/>
-            <w:tcMar/>
-          </w:tcPr>
-          <w:p>
-            <w:pPr>
-              <w:spacing w:before="0" w:beforeAutospacing="off" w:after="0" w:afterAutospacing="off" w:line="360" w:lineRule="auto"/>
-              <w:rPr>
-                <w:rFonts w:ascii="Calibri" w:hAnsi="Calibri" w:eastAsia="Calibri" w:cs="Calibri"/>
-                <w:sz w:val="24"/>
-                <w:szCs w:val="24"/>
-              </w:rPr>
-            </w:pPr>
-            <w:r>
-              <w:rPr>
-                <w:rFonts w:ascii="Calibri" w:hAnsi="Calibri" w:eastAsia="Calibri" w:cs="Calibri"/>
-                <w:sz w:val="24"/>
-                <w:szCs w:val="24"/>
-              </w:rPr>
-              <w:t xml:space="preserve">     1.6 BMI ( zelf te berekenen)</w:t>
+          </w:tcPr>
+          <w:p>
+            <w:pPr>
+              <w:spacing w:line="360" w:lineRule="auto"/>
+              <w:rPr>
+                <w:rFonts w:eastAsia="Calibri"/>
+                <w:sz w:val="24"/>
+                <w:szCs w:val="24"/>
+              </w:rPr>
+            </w:pPr>
+            <w:r>
+              <w:rPr>
+                <w:rFonts w:eastAsia="Calibri"/>
+                <w:sz w:val="24"/>
+                <w:szCs w:val="24"/>
+              </w:rPr>
+              <w:t xml:space="preserve">     1.6 BMI </w:t>
+            </w:r>
+            <w:r>
+              <w:rPr>
+                <w:rFonts w:eastAsia="Calibri"/>
+                <w:sz w:val="24"/>
+                <w:szCs w:val="24"/>
+              </w:rPr>
+              <w:t>(zelf</w:t>
+            </w:r>
+            <w:r>
+              <w:rPr>
+                <w:rFonts w:eastAsia="Calibri"/>
+                <w:sz w:val="24"/>
+                <w:szCs w:val="24"/>
+              </w:rPr>
+              <w:t xml:space="preserve"> te berekenen)</w:t>
             </w:r>
           </w:p>
         </w:tc>
         <w:tc>
           <w:tcPr>
             <w:tcW w:w="4989" w:type="dxa"/>
-            <w:tcMar/>
-          </w:tcPr>
-          <w:p>
-            <w:pPr>
-              <w:spacing w:before="0" w:beforeAutospacing="off" w:after="0" w:afterAutospacing="off" w:line="360" w:lineRule="auto"/>
-              <w:rPr>
-                <w:rFonts w:ascii="Calibri" w:hAnsi="Calibri" w:eastAsia="Calibri" w:cs="Calibri"/>
-                <w:sz w:val="24"/>
-                <w:szCs w:val="24"/>
-              </w:rPr>
-            </w:pPr>
-            <w:r>
-              <w:rPr>
-                <w:rFonts w:ascii="Calibri" w:hAnsi="Calibri" w:eastAsia="Calibri" w:cs="Calibri"/>
+          </w:tcPr>
+          <w:p>
+            <w:pPr>
+              <w:spacing w:line="360" w:lineRule="auto"/>
+              <w:rPr>
+                <w:rFonts w:eastAsia="Calibri"/>
+                <w:sz w:val="24"/>
+                <w:szCs w:val="24"/>
+              </w:rPr>
+            </w:pPr>
+            <w:r>
+              <w:rPr>
+                <w:rFonts w:eastAsia="Calibri"/>
                 <w:sz w:val="24"/>
                 <w:szCs w:val="24"/>
               </w:rPr>
@@ -445,20 +565,19 @@
         <w:tc>
           <w:tcPr>
             <w:tcW w:w="3969" w:type="dxa"/>
-            <w:tcMar/>
-          </w:tcPr>
-          <w:p>
-            <w:pPr>
-              <w:spacing w:before="0" w:beforeAutospacing="off" w:after="0" w:afterAutospacing="off" w:line="360" w:lineRule="auto"/>
-              <w:rPr>
-                <w:rFonts w:ascii="Calibri" w:hAnsi="Calibri" w:eastAsia="Calibri" w:cs="Calibri"/>
-                <w:sz w:val="24"/>
-                <w:szCs w:val="24"/>
-              </w:rPr>
-            </w:pPr>
-            <w:r>
-              <w:rPr>
-                <w:rFonts w:ascii="Calibri" w:hAnsi="Calibri" w:eastAsia="Calibri" w:cs="Calibri"/>
+          </w:tcPr>
+          <w:p>
+            <w:pPr>
+              <w:spacing w:line="360" w:lineRule="auto"/>
+              <w:rPr>
+                <w:rFonts w:eastAsia="Calibri"/>
+                <w:sz w:val="24"/>
+                <w:szCs w:val="24"/>
+              </w:rPr>
+            </w:pPr>
+            <w:r>
+              <w:rPr>
+                <w:rFonts w:eastAsia="Calibri"/>
                 <w:sz w:val="24"/>
                 <w:szCs w:val="24"/>
               </w:rPr>
@@ -469,20 +588,19 @@
         <w:tc>
           <w:tcPr>
             <w:tcW w:w="4989" w:type="dxa"/>
-            <w:tcMar/>
-          </w:tcPr>
-          <w:p>
-            <w:pPr>
-              <w:spacing w:before="0" w:beforeAutospacing="off" w:after="0" w:afterAutospacing="off" w:line="360" w:lineRule="auto"/>
-              <w:rPr>
-                <w:rFonts w:ascii="Calibri" w:hAnsi="Calibri" w:eastAsia="Calibri" w:cs="Calibri"/>
-                <w:sz w:val="24"/>
-                <w:szCs w:val="24"/>
-              </w:rPr>
-            </w:pPr>
-            <w:r>
-              <w:rPr>
-                <w:rFonts w:ascii="Calibri" w:hAnsi="Calibri" w:eastAsia="Calibri" w:cs="Calibri"/>
+          </w:tcPr>
+          <w:p>
+            <w:pPr>
+              <w:spacing w:line="360" w:lineRule="auto"/>
+              <w:rPr>
+                <w:rFonts w:eastAsia="Calibri"/>
+                <w:sz w:val="24"/>
+                <w:szCs w:val="24"/>
+              </w:rPr>
+            </w:pPr>
+            <w:r>
+              <w:rPr>
+                <w:rFonts w:eastAsia="Calibri"/>
                 <w:sz w:val="24"/>
                 <w:szCs w:val="24"/>
               </w:rPr>
@@ -498,20 +616,19 @@
         <w:tc>
           <w:tcPr>
             <w:tcW w:w="3969" w:type="dxa"/>
-            <w:tcMar/>
-          </w:tcPr>
-          <w:p>
-            <w:pPr>
-              <w:spacing w:before="0" w:beforeAutospacing="off" w:after="0" w:afterAutospacing="off" w:line="360" w:lineRule="auto"/>
-              <w:rPr>
-                <w:rFonts w:ascii="Calibri" w:hAnsi="Calibri" w:eastAsia="Calibri" w:cs="Calibri"/>
-                <w:sz w:val="24"/>
-                <w:szCs w:val="24"/>
-              </w:rPr>
-            </w:pPr>
-            <w:r>
-              <w:rPr>
-                <w:rFonts w:ascii="Calibri" w:hAnsi="Calibri" w:eastAsia="Calibri" w:cs="Calibri"/>
+          </w:tcPr>
+          <w:p>
+            <w:pPr>
+              <w:spacing w:line="360" w:lineRule="auto"/>
+              <w:rPr>
+                <w:rFonts w:eastAsia="Calibri"/>
+                <w:sz w:val="24"/>
+                <w:szCs w:val="24"/>
+              </w:rPr>
+            </w:pPr>
+            <w:r>
+              <w:rPr>
+                <w:rFonts w:eastAsia="Calibri"/>
                 <w:sz w:val="24"/>
                 <w:szCs w:val="24"/>
               </w:rPr>
@@ -522,20 +639,19 @@
         <w:tc>
           <w:tcPr>
             <w:tcW w:w="4989" w:type="dxa"/>
-            <w:tcMar/>
-          </w:tcPr>
-          <w:p>
-            <w:pPr>
-              <w:spacing w:before="0" w:beforeAutospacing="off" w:after="0" w:afterAutospacing="off" w:line="360" w:lineRule="auto"/>
-              <w:rPr>
-                <w:rFonts w:ascii="Calibri" w:hAnsi="Calibri" w:eastAsia="Calibri" w:cs="Calibri"/>
-                <w:sz w:val="24"/>
-                <w:szCs w:val="24"/>
-              </w:rPr>
-            </w:pPr>
-            <w:r>
-              <w:rPr>
-                <w:rFonts w:ascii="Calibri" w:hAnsi="Calibri" w:eastAsia="Calibri" w:cs="Calibri"/>
+          </w:tcPr>
+          <w:p>
+            <w:pPr>
+              <w:spacing w:line="360" w:lineRule="auto"/>
+              <w:rPr>
+                <w:rFonts w:eastAsia="Calibri"/>
+                <w:sz w:val="24"/>
+                <w:szCs w:val="24"/>
+              </w:rPr>
+            </w:pPr>
+            <w:r>
+              <w:rPr>
+                <w:rFonts w:eastAsia="Calibri"/>
                 <w:sz w:val="24"/>
                 <w:szCs w:val="24"/>
               </w:rPr>
@@ -551,20 +667,19 @@
         <w:tc>
           <w:tcPr>
             <w:tcW w:w="3969" w:type="dxa"/>
-            <w:tcMar/>
-          </w:tcPr>
-          <w:p>
-            <w:pPr>
-              <w:spacing w:before="0" w:beforeAutospacing="off" w:after="0" w:afterAutospacing="off" w:line="360" w:lineRule="auto"/>
-              <w:rPr>
-                <w:rFonts w:ascii="Calibri" w:hAnsi="Calibri" w:eastAsia="Calibri" w:cs="Calibri"/>
-                <w:sz w:val="24"/>
-                <w:szCs w:val="24"/>
-              </w:rPr>
-            </w:pPr>
-            <w:r>
-              <w:rPr>
-                <w:rFonts w:ascii="Calibri" w:hAnsi="Calibri" w:eastAsia="Calibri" w:cs="Calibri"/>
+          </w:tcPr>
+          <w:p>
+            <w:pPr>
+              <w:spacing w:line="360" w:lineRule="auto"/>
+              <w:rPr>
+                <w:rFonts w:eastAsia="Calibri"/>
+                <w:sz w:val="24"/>
+                <w:szCs w:val="24"/>
+              </w:rPr>
+            </w:pPr>
+            <w:r>
+              <w:rPr>
+                <w:rFonts w:eastAsia="Calibri"/>
                 <w:sz w:val="24"/>
                 <w:szCs w:val="24"/>
               </w:rPr>
@@ -575,38 +690,55 @@
         <w:tc>
           <w:tcPr>
             <w:tcW w:w="4989" w:type="dxa"/>
-            <w:tcMar/>
-          </w:tcPr>
-          <w:p>
-            <w:pPr>
-              <w:spacing w:before="0" w:beforeAutospacing="off" w:after="0" w:afterAutospacing="off" w:line="360" w:lineRule="auto"/>
-              <w:rPr>
-                <w:rFonts w:ascii="Calibri" w:hAnsi="Calibri" w:eastAsia="Calibri" w:cs="Calibri"/>
-                <w:sz w:val="24"/>
-                <w:szCs w:val="24"/>
-              </w:rPr>
-            </w:pPr>
-            <w:r>
-              <w:rPr>
-                <w:rFonts w:ascii="Calibri" w:hAnsi="Calibri" w:eastAsia="Calibri" w:cs="Calibri"/>
-                <w:sz w:val="24"/>
-                <w:szCs w:val="24"/>
-              </w:rPr>
-              <w:t xml:space="preserve">Heeft u kinderen? ja/nee </w:t>
-            </w:r>
-          </w:p>
-          <w:p>
-            <w:pPr>
-              <w:spacing w:before="0" w:beforeAutospacing="off" w:after="0" w:afterAutospacing="off" w:line="360" w:lineRule="auto"/>
-              <w:rPr>
-                <w:rFonts w:ascii="Calibri" w:hAnsi="Calibri" w:eastAsia="Calibri" w:cs="Calibri"/>
-                <w:sz w:val="24"/>
-                <w:szCs w:val="24"/>
-              </w:rPr>
-            </w:pPr>
-            <w:r>
-              <w:rPr>
-                <w:rFonts w:ascii="Calibri" w:hAnsi="Calibri" w:eastAsia="Calibri" w:cs="Calibri"/>
+          </w:tcPr>
+          <w:p>
+            <w:pPr>
+              <w:spacing w:line="360" w:lineRule="auto"/>
+              <w:rPr>
+                <w:rFonts w:eastAsia="Calibri"/>
+                <w:sz w:val="24"/>
+                <w:szCs w:val="24"/>
+              </w:rPr>
+            </w:pPr>
+            <w:r>
+              <w:rPr>
+                <w:rFonts w:eastAsia="Calibri"/>
+                <w:sz w:val="24"/>
+                <w:szCs w:val="24"/>
+              </w:rPr>
+              <w:t xml:space="preserve">Heeft u kinderen? </w:t>
+            </w:r>
+            <w:proofErr w:type="gramStart"/>
+            <w:r>
+              <w:rPr>
+                <w:rFonts w:eastAsia="Calibri"/>
+                <w:sz w:val="24"/>
+                <w:szCs w:val="24"/>
+              </w:rPr>
+              <w:t>ja</w:t>
+            </w:r>
+            <w:proofErr w:type="gramEnd"/>
+            <w:r>
+              <w:rPr>
+                <w:rFonts w:eastAsia="Calibri"/>
+                <w:sz w:val="24"/>
+                <w:szCs w:val="24"/>
+              </w:rPr>
+              <w:t xml:space="preserve">/nee </w:t>
+            </w:r>
+          </w:p>
+          <w:p>
+            <w:pPr>
+              <w:spacing w:line="360" w:lineRule="auto"/>
+              <w:rPr>
+                <w:rFonts w:eastAsia="Calibri"/>
+                <w:sz w:val="24"/>
+                <w:szCs w:val="24"/>
+              </w:rPr>
+            </w:pPr>
+            <w:r>
+              <w:rPr>
+                <w:rFonts w:eastAsia="Calibri"/>
                 <w:sz w:val="24"/>
                 <w:szCs w:val="24"/>
               </w:rPr>
@@ -615,16 +747,16 @@
           </w:p>
           <w:p>
             <w:pPr>
-              <w:spacing w:before="0" w:beforeAutospacing="off" w:after="0" w:afterAutospacing="off" w:line="360" w:lineRule="auto"/>
-              <w:rPr>
-                <w:rFonts w:ascii="Calibri" w:hAnsi="Calibri" w:eastAsia="Calibri" w:cs="Calibri"/>
-                <w:sz w:val="24"/>
-                <w:szCs w:val="24"/>
-              </w:rPr>
-            </w:pPr>
-            <w:r>
-              <w:rPr>
-                <w:rFonts w:ascii="Calibri" w:hAnsi="Calibri" w:eastAsia="Calibri" w:cs="Calibri"/>
+              <w:spacing w:line="360" w:lineRule="auto"/>
+              <w:rPr>
+                <w:rFonts w:eastAsia="Calibri"/>
+                <w:sz w:val="24"/>
+                <w:szCs w:val="24"/>
+              </w:rPr>
+            </w:pPr>
+            <w:r>
+              <w:rPr>
+                <w:rFonts w:eastAsia="Calibri"/>
                 <w:sz w:val="24"/>
                 <w:szCs w:val="24"/>
               </w:rPr>
@@ -640,20 +772,19 @@
         <w:tc>
           <w:tcPr>
             <w:tcW w:w="3969" w:type="dxa"/>
-            <w:tcMar/>
-          </w:tcPr>
-          <w:p>
-            <w:pPr>
-              <w:spacing w:before="0" w:beforeAutospacing="off" w:after="0" w:afterAutospacing="off" w:line="360" w:lineRule="auto"/>
-              <w:rPr>
-                <w:rFonts w:ascii="Calibri" w:hAnsi="Calibri" w:eastAsia="Calibri" w:cs="Calibri"/>
-                <w:sz w:val="24"/>
-                <w:szCs w:val="24"/>
-              </w:rPr>
-            </w:pPr>
-            <w:r>
-              <w:rPr>
-                <w:rFonts w:ascii="Calibri" w:hAnsi="Calibri" w:eastAsia="Calibri" w:cs="Calibri"/>
+          </w:tcPr>
+          <w:p>
+            <w:pPr>
+              <w:spacing w:line="360" w:lineRule="auto"/>
+              <w:rPr>
+                <w:rFonts w:eastAsia="Calibri"/>
+                <w:sz w:val="24"/>
+                <w:szCs w:val="24"/>
+              </w:rPr>
+            </w:pPr>
+            <w:r>
+              <w:rPr>
+                <w:rFonts w:eastAsia="Calibri"/>
                 <w:sz w:val="24"/>
                 <w:szCs w:val="24"/>
               </w:rPr>
@@ -664,60 +795,111 @@
         <w:tc>
           <w:tcPr>
             <w:tcW w:w="4989" w:type="dxa"/>
-            <w:tcMar/>
-          </w:tcPr>
-          <w:p>
-            <w:pPr>
-              <w:spacing w:before="0" w:beforeAutospacing="off" w:after="0" w:afterAutospacing="off" w:line="360" w:lineRule="auto"/>
-              <w:rPr>
-                <w:rFonts w:ascii="Calibri" w:hAnsi="Calibri" w:eastAsia="Calibri" w:cs="Calibri"/>
-                <w:sz w:val="24"/>
-                <w:szCs w:val="24"/>
-              </w:rPr>
-            </w:pPr>
-            <w:r>
-              <w:rPr>
-                <w:rFonts w:ascii="Calibri" w:hAnsi="Calibri" w:eastAsia="Calibri" w:cs="Calibri"/>
-                <w:sz w:val="24"/>
-                <w:szCs w:val="24"/>
-              </w:rPr>
-              <w:t xml:space="preserve">Ontvangt u momenteel mantelzorg? ja/nee </w:t>
-            </w:r>
-          </w:p>
-          <w:p>
-            <w:pPr>
-              <w:spacing w:before="0" w:beforeAutospacing="off" w:after="0" w:afterAutospacing="off" w:line="360" w:lineRule="auto"/>
-              <w:rPr>
-                <w:rFonts w:ascii="Calibri" w:hAnsi="Calibri" w:eastAsia="Calibri" w:cs="Calibri"/>
-                <w:sz w:val="24"/>
-                <w:szCs w:val="24"/>
-              </w:rPr>
-            </w:pPr>
-            <w:r>
-              <w:rPr>
-                <w:rFonts w:ascii="Calibri" w:hAnsi="Calibri" w:eastAsia="Calibri" w:cs="Calibri"/>
-                <w:sz w:val="24"/>
-                <w:szCs w:val="24"/>
-              </w:rPr>
-              <w:t xml:space="preserve">Zo ja: door wie? (partner, familie, vriend, andere) </w:t>
-            </w:r>
-          </w:p>
-          <w:p>
-            <w:pPr>
-              <w:spacing w:before="0" w:beforeAutospacing="off" w:after="0" w:afterAutospacing="off" w:line="360" w:lineRule="auto"/>
-              <w:rPr>
-                <w:rFonts w:ascii="Calibri" w:hAnsi="Calibri" w:eastAsia="Calibri" w:cs="Calibri"/>
-                <w:sz w:val="24"/>
-                <w:szCs w:val="24"/>
-              </w:rPr>
-            </w:pPr>
-            <w:r>
-              <w:rPr>
-                <w:rFonts w:ascii="Calibri" w:hAnsi="Calibri" w:eastAsia="Calibri" w:cs="Calibri"/>
-                <w:sz w:val="24"/>
-                <w:szCs w:val="24"/>
-              </w:rPr>
-              <w:t>Verleent u momenteel mantelzorg aan iemand anders? ja/nee</w:t>
+          </w:tcPr>
+          <w:p>
+            <w:pPr>
+              <w:spacing w:line="360" w:lineRule="auto"/>
+              <w:rPr>
+                <w:rFonts w:eastAsia="Calibri"/>
+                <w:sz w:val="24"/>
+                <w:szCs w:val="24"/>
+              </w:rPr>
+            </w:pPr>
+            <w:r>
+              <w:rPr>
+                <w:rFonts w:eastAsia="Calibri"/>
+                <w:sz w:val="24"/>
+                <w:szCs w:val="24"/>
+              </w:rPr>
+              <w:t xml:space="preserve">Ontvangt u momenteel mantelzorg? </w:t>
+            </w:r>
+            <w:proofErr w:type="gramStart"/>
+            <w:r>
+              <w:rPr>
+                <w:rFonts w:eastAsia="Calibri"/>
+                <w:sz w:val="24"/>
+                <w:szCs w:val="24"/>
+              </w:rPr>
+              <w:t>ja</w:t>
+            </w:r>
+            <w:proofErr w:type="gramEnd"/>
+            <w:r>
+              <w:rPr>
+                <w:rFonts w:eastAsia="Calibri"/>
+                <w:sz w:val="24"/>
+                <w:szCs w:val="24"/>
+              </w:rPr>
+              <w:t xml:space="preserve">/nee </w:t>
+            </w:r>
+          </w:p>
+          <w:p>
+            <w:pPr>
+              <w:spacing w:line="360" w:lineRule="auto"/>
+              <w:rPr>
+                <w:rFonts w:eastAsia="Calibri"/>
+                <w:sz w:val="24"/>
+                <w:szCs w:val="24"/>
+              </w:rPr>
+            </w:pPr>
+            <w:r>
+              <w:rPr>
+                <w:rFonts w:eastAsia="Calibri"/>
+                <w:sz w:val="24"/>
+                <w:szCs w:val="24"/>
+              </w:rPr>
+              <w:t>Zo ja: door wie? (</w:t>
+            </w:r>
+            <w:r>
+              <w:rPr>
+                <w:rFonts w:eastAsia="Calibri"/>
+                <w:sz w:val="24"/>
+                <w:szCs w:val="24"/>
+              </w:rPr>
+              <w:t>Partner</w:t>
+            </w:r>
+            <w:r>
+              <w:rPr>
+                <w:rFonts w:eastAsia="Calibri"/>
+                <w:sz w:val="24"/>
+                <w:szCs w:val="24"/>
+              </w:rPr>
+              <w:t xml:space="preserve">, familie, vriend, andere) </w:t>
+            </w:r>
+          </w:p>
+          <w:p>
+            <w:pPr>
+              <w:spacing w:line="360" w:lineRule="auto"/>
+              <w:rPr>
+                <w:rFonts w:eastAsia="Calibri"/>
+                <w:sz w:val="24"/>
+                <w:szCs w:val="24"/>
+              </w:rPr>
+            </w:pPr>
+            <w:r>
+              <w:rPr>
+                <w:rFonts w:eastAsia="Calibri"/>
+                <w:sz w:val="24"/>
+                <w:szCs w:val="24"/>
+              </w:rPr>
+              <w:t xml:space="preserve">Verleent u momenteel mantelzorg aan iemand anders? </w:t>
+            </w:r>
+            <w:proofErr w:type="gramStart"/>
+            <w:r>
+              <w:rPr>
+                <w:rFonts w:eastAsia="Calibri"/>
+                <w:sz w:val="24"/>
+                <w:szCs w:val="24"/>
+              </w:rPr>
+              <w:t>ja</w:t>
+            </w:r>
+            <w:proofErr w:type="gramEnd"/>
+            <w:r>
+              <w:rPr>
+                <w:rFonts w:eastAsia="Calibri"/>
+                <w:sz w:val="24"/>
+                <w:szCs w:val="24"/>
+              </w:rPr>
+              <w:t>/nee</w:t>
             </w:r>
           </w:p>
         </w:tc>
@@ -729,23 +911,23 @@
         <w:tc>
           <w:tcPr>
             <w:tcW w:w="3969" w:type="dxa"/>
-            <w:tcMar/>
-          </w:tcPr>
-          <w:p>
-            <w:pPr>
-              <w:spacing w:before="0" w:beforeAutospacing="off" w:after="0" w:afterAutospacing="off" w:line="360" w:lineRule="auto"/>
-              <w:rPr>
-                <w:rFonts w:ascii="Calibri" w:hAnsi="Calibri" w:eastAsia="Calibri" w:cs="Calibri"/>
-                <w:sz w:val="24"/>
-                <w:szCs w:val="24"/>
-              </w:rPr>
-            </w:pPr>
-            <w:r>
-              <w:rPr>
-                <w:rFonts w:ascii="Calibri" w:hAnsi="Calibri" w:eastAsia="Calibri" w:cs="Calibri"/>
-                <w:sz w:val="24"/>
-                <w:szCs w:val="24"/>
-              </w:rPr>
+          </w:tcPr>
+          <w:p>
+            <w:pPr>
+              <w:spacing w:line="360" w:lineRule="auto"/>
+              <w:rPr>
+                <w:rFonts w:eastAsia="Calibri"/>
+                <w:sz w:val="24"/>
+                <w:szCs w:val="24"/>
+              </w:rPr>
+            </w:pPr>
+            <w:r>
+              <w:rPr>
+                <w:rFonts w:eastAsia="Calibri"/>
+                <w:sz w:val="24"/>
+                <w:szCs w:val="24"/>
+              </w:rPr>
+              <w:lastRenderedPageBreak/>
               <w:t xml:space="preserve">     1.11 Werkstatus</w:t>
             </w:r>
           </w:p>
@@ -753,24 +935,31 @@
         <w:tc>
           <w:tcPr>
             <w:tcW w:w="4989" w:type="dxa"/>
-            <w:tcMar/>
-          </w:tcPr>
-          <w:p>
-            <w:pPr>
-              <w:spacing w:before="0" w:beforeAutospacing="off" w:after="0" w:afterAutospacing="off" w:line="360" w:lineRule="auto"/>
-              <w:rPr>
-                <w:rFonts w:ascii="Calibri" w:hAnsi="Calibri" w:eastAsia="Calibri" w:cs="Calibri"/>
-                <w:sz w:val="24"/>
-                <w:szCs w:val="24"/>
-              </w:rPr>
-            </w:pPr>
-            <w:r>
-              <w:rPr>
-                <w:rFonts w:ascii="Calibri" w:hAnsi="Calibri" w:eastAsia="Calibri" w:cs="Calibri"/>
-                <w:sz w:val="24"/>
-                <w:szCs w:val="24"/>
-              </w:rPr>
-              <w:t>Voltijds werkzaam- Deeltijds werkzaam- Werkzoekend - Gepensioneerd -Arbeidsongeschikt -  Andere</w:t>
+          </w:tcPr>
+          <w:p>
+            <w:pPr>
+              <w:spacing w:line="360" w:lineRule="auto"/>
+              <w:rPr>
+                <w:rFonts w:eastAsia="Calibri"/>
+                <w:sz w:val="24"/>
+                <w:szCs w:val="24"/>
+              </w:rPr>
+            </w:pPr>
+            <w:r>
+              <w:rPr>
+                <w:rFonts w:eastAsia="Calibri"/>
+                <w:sz w:val="24"/>
+                <w:szCs w:val="24"/>
+              </w:rPr>
+              <w:t xml:space="preserve">Voltijds werkzaam- Deeltijds werkzaam- Werkzoekend - Gepensioneerd -Arbeidsongeschikt </w:t>
+            </w:r>
+            <w:r>
+              <w:rPr>
+                <w:rFonts w:eastAsia="Calibri"/>
+                <w:sz w:val="24"/>
+                <w:szCs w:val="24"/>
+              </w:rPr>
+              <w:t>- Andere</w:t>
             </w:r>
           </w:p>
         </w:tc>
@@ -782,20 +971,19 @@
         <w:tc>
           <w:tcPr>
             <w:tcW w:w="3969" w:type="dxa"/>
-            <w:tcMar/>
-          </w:tcPr>
-          <w:p>
-            <w:pPr>
-              <w:spacing w:before="0" w:beforeAutospacing="off" w:after="0" w:afterAutospacing="off" w:line="360" w:lineRule="auto"/>
-              <w:rPr>
-                <w:rFonts w:ascii="Calibri" w:hAnsi="Calibri" w:eastAsia="Calibri" w:cs="Calibri"/>
-                <w:sz w:val="24"/>
-                <w:szCs w:val="24"/>
-              </w:rPr>
-            </w:pPr>
-            <w:r>
-              <w:rPr>
-                <w:rFonts w:ascii="Calibri" w:hAnsi="Calibri" w:eastAsia="Calibri" w:cs="Calibri"/>
+          </w:tcPr>
+          <w:p>
+            <w:pPr>
+              <w:spacing w:line="360" w:lineRule="auto"/>
+              <w:rPr>
+                <w:rFonts w:eastAsia="Calibri"/>
+                <w:sz w:val="24"/>
+                <w:szCs w:val="24"/>
+              </w:rPr>
+            </w:pPr>
+            <w:r>
+              <w:rPr>
+                <w:rFonts w:eastAsia="Calibri"/>
                 <w:sz w:val="24"/>
                 <w:szCs w:val="24"/>
               </w:rPr>
@@ -806,24 +994,31 @@
         <w:tc>
           <w:tcPr>
             <w:tcW w:w="4989" w:type="dxa"/>
-            <w:tcMar/>
-          </w:tcPr>
-          <w:p>
-            <w:pPr>
-              <w:spacing w:before="0" w:beforeAutospacing="off" w:after="0" w:afterAutospacing="off" w:line="360" w:lineRule="auto"/>
-              <w:rPr>
-                <w:rFonts w:ascii="Calibri" w:hAnsi="Calibri" w:eastAsia="Calibri" w:cs="Calibri"/>
-                <w:sz w:val="24"/>
-                <w:szCs w:val="24"/>
-              </w:rPr>
-            </w:pPr>
-            <w:r>
-              <w:rPr>
-                <w:rFonts w:ascii="Calibri" w:hAnsi="Calibri" w:eastAsia="Calibri" w:cs="Calibri"/>
-                <w:sz w:val="24"/>
-                <w:szCs w:val="24"/>
-              </w:rPr>
-              <w:t>Zelfstandig thuiswonend - Thuis met partner/familie – Serviceflat - Woonzorgcentrum -  Andere</w:t>
+          </w:tcPr>
+          <w:p>
+            <w:pPr>
+              <w:spacing w:line="360" w:lineRule="auto"/>
+              <w:rPr>
+                <w:rFonts w:eastAsia="Calibri"/>
+                <w:sz w:val="24"/>
+                <w:szCs w:val="24"/>
+              </w:rPr>
+            </w:pPr>
+            <w:r>
+              <w:rPr>
+                <w:rFonts w:eastAsia="Calibri"/>
+                <w:sz w:val="24"/>
+                <w:szCs w:val="24"/>
+              </w:rPr>
+              <w:t xml:space="preserve">Zelfstandig thuiswonend - Thuis met partner/familie – Serviceflat - Woonzorgcentrum </w:t>
+            </w:r>
+            <w:r>
+              <w:rPr>
+                <w:rFonts w:eastAsia="Calibri"/>
+                <w:sz w:val="24"/>
+                <w:szCs w:val="24"/>
+              </w:rPr>
+              <w:t>- Andere</w:t>
             </w:r>
           </w:p>
         </w:tc>
@@ -835,14 +1030,11 @@
         <w:tc>
           <w:tcPr>
             <w:tcW w:w="3969" w:type="dxa"/>
-            <w:tcMar/>
-          </w:tcPr>
-          <w:p>
-            <w:pPr>
-              <w:pStyle w:val="Normal"/>
-              <w:spacing w:line="360" w:lineRule="auto"/>
-              <w:rPr>
-                <w:rFonts w:ascii="Calibri" w:hAnsi="Calibri" w:cs="Calibri"/>
+          </w:tcPr>
+          <w:p>
+            <w:pPr>
+              <w:spacing w:line="360" w:lineRule="auto"/>
+              <w:rPr>
                 <w:sz w:val="24"/>
                 <w:szCs w:val="24"/>
               </w:rPr>
@@ -852,14 +1044,11 @@
         <w:tc>
           <w:tcPr>
             <w:tcW w:w="4989" w:type="dxa"/>
-            <w:tcMar/>
-          </w:tcPr>
-          <w:p>
-            <w:pPr>
-              <w:pStyle w:val="Normal"/>
-              <w:spacing w:line="360" w:lineRule="auto"/>
-              <w:rPr>
-                <w:rFonts w:ascii="Calibri" w:hAnsi="Calibri" w:cs="Calibri"/>
+          </w:tcPr>
+          <w:p>
+            <w:pPr>
+              <w:spacing w:line="360" w:lineRule="auto"/>
+              <w:rPr>
                 <w:sz w:val="24"/>
                 <w:szCs w:val="24"/>
               </w:rPr>
@@ -874,14 +1063,11 @@
         <w:tc>
           <w:tcPr>
             <w:tcW w:w="3969" w:type="dxa"/>
-            <w:tcMar/>
-          </w:tcPr>
-          <w:p>
-            <w:pPr>
-              <w:pStyle w:val="Normal"/>
-              <w:spacing w:line="360" w:lineRule="auto"/>
-              <w:rPr>
-                <w:rFonts w:ascii="Calibri" w:hAnsi="Calibri" w:cs="Calibri"/>
+          </w:tcPr>
+          <w:p>
+            <w:pPr>
+              <w:spacing w:line="360" w:lineRule="auto"/>
+              <w:rPr>
                 <w:sz w:val="24"/>
                 <w:szCs w:val="24"/>
               </w:rPr>
@@ -891,14 +1077,11 @@
         <w:tc>
           <w:tcPr>
             <w:tcW w:w="4989" w:type="dxa"/>
-            <w:tcMar/>
-          </w:tcPr>
-          <w:p>
-            <w:pPr>
-              <w:pStyle w:val="Normal"/>
-              <w:spacing w:line="360" w:lineRule="auto"/>
-              <w:rPr>
-                <w:rFonts w:ascii="Calibri" w:hAnsi="Calibri" w:cs="Calibri"/>
+          </w:tcPr>
+          <w:p>
+            <w:pPr>
+              <w:spacing w:line="360" w:lineRule="auto"/>
+              <w:rPr>
                 <w:sz w:val="24"/>
                 <w:szCs w:val="24"/>
               </w:rPr>
@@ -913,14 +1096,11 @@
         <w:tc>
           <w:tcPr>
             <w:tcW w:w="3969" w:type="dxa"/>
-            <w:tcMar/>
-          </w:tcPr>
-          <w:p>
-            <w:pPr>
-              <w:pStyle w:val="Normal"/>
-              <w:spacing w:line="360" w:lineRule="auto"/>
-              <w:rPr>
-                <w:rFonts w:ascii="Calibri" w:hAnsi="Calibri" w:cs="Calibri"/>
+          </w:tcPr>
+          <w:p>
+            <w:pPr>
+              <w:spacing w:line="360" w:lineRule="auto"/>
+              <w:rPr>
                 <w:sz w:val="24"/>
                 <w:szCs w:val="24"/>
               </w:rPr>
@@ -930,14 +1110,11 @@
         <w:tc>
           <w:tcPr>
             <w:tcW w:w="4989" w:type="dxa"/>
-            <w:tcMar/>
-          </w:tcPr>
-          <w:p>
-            <w:pPr>
-              <w:pStyle w:val="Normal"/>
-              <w:spacing w:line="360" w:lineRule="auto"/>
-              <w:rPr>
-                <w:rFonts w:ascii="Calibri" w:hAnsi="Calibri" w:cs="Calibri"/>
+          </w:tcPr>
+          <w:p>
+            <w:pPr>
+              <w:spacing w:line="360" w:lineRule="auto"/>
+              <w:rPr>
                 <w:sz w:val="24"/>
                 <w:szCs w:val="24"/>
               </w:rPr>
@@ -949,13 +1126,11 @@
         <w:tc>
           <w:tcPr>
             <w:tcW w:w="3969" w:type="dxa"/>
-            <w:tcMar/>
           </w:tcPr>
           <w:p>
             <w:pPr>
               <w:spacing w:before="120" w:after="120" w:line="360" w:lineRule="auto"/>
               <w:rPr>
-                <w:rFonts w:ascii="Calibri" w:hAnsi="Calibri" w:cs="Calibri"/>
                 <w:b/>
                 <w:bCs/>
                 <w:sz w:val="24"/>
@@ -964,7 +1139,6 @@
             </w:pPr>
             <w:r>
               <w:rPr>
-                <w:rFonts w:ascii="Arial" w:hAnsi="Arial" w:cs="Arial" w:eastAsia="Arial"/>
                 <w:b/>
                 <w:bCs/>
                 <w:color w:val="123A5F"/>
@@ -978,13 +1152,11 @@
         <w:tc>
           <w:tcPr>
             <w:tcW w:w="4989" w:type="dxa"/>
-            <w:tcMar/>
           </w:tcPr>
           <w:p>
             <w:pPr>
               <w:spacing w:before="120" w:after="120" w:line="360" w:lineRule="auto"/>
               <w:rPr>
-                <w:rFonts w:ascii="Calibri" w:hAnsi="Calibri" w:cs="Calibri"/>
                 <w:sz w:val="24"/>
                 <w:szCs w:val="24"/>
               </w:rPr>
@@ -996,20 +1168,17 @@
         <w:tc>
           <w:tcPr>
             <w:tcW w:w="3969" w:type="dxa"/>
-            <w:tcMar/>
-          </w:tcPr>
-          <w:p>
-            <w:pPr>
-              <w:spacing w:line="360" w:lineRule="auto"/>
-              <w:rPr>
-                <w:rFonts w:ascii="Calibri" w:hAnsi="Calibri" w:cs="Calibri"/>
-                <w:sz w:val="24"/>
-                <w:szCs w:val="24"/>
-              </w:rPr>
-            </w:pPr>
-            <w:r>
-              <w:rPr>
-                <w:rFonts w:ascii="Arial" w:hAnsi="Arial" w:cs="Arial" w:eastAsia="Arial"/>
+          </w:tcPr>
+          <w:p>
+            <w:pPr>
+              <w:spacing w:line="360" w:lineRule="auto"/>
+              <w:rPr>
+                <w:sz w:val="24"/>
+                <w:szCs w:val="24"/>
+              </w:rPr>
+            </w:pPr>
+            <w:r>
+              <w:rPr>
                 <w:color w:val="24303B"/>
                 <w:sz w:val="24"/>
                 <w:szCs w:val="24"/>
@@ -1021,13 +1190,11 @@
         <w:tc>
           <w:tcPr>
             <w:tcW w:w="4989" w:type="dxa"/>
-            <w:tcMar/>
-          </w:tcPr>
-          <w:p>
-            <w:pPr>
-              <w:spacing w:line="360" w:lineRule="auto"/>
-              <w:rPr>
-                <w:rFonts w:ascii="Calibri" w:hAnsi="Calibri" w:cs="Calibri"/>
+          </w:tcPr>
+          <w:p>
+            <w:pPr>
+              <w:spacing w:line="360" w:lineRule="auto"/>
+              <w:rPr>
                 <w:sz w:val="24"/>
                 <w:szCs w:val="24"/>
               </w:rPr>
@@ -1039,20 +1206,17 @@
         <w:tc>
           <w:tcPr>
             <w:tcW w:w="3969" w:type="dxa"/>
-            <w:tcMar/>
-          </w:tcPr>
-          <w:p>
-            <w:pPr>
-              <w:spacing w:line="360" w:lineRule="auto"/>
-              <w:rPr>
-                <w:rFonts w:ascii="Calibri" w:hAnsi="Calibri" w:cs="Calibri"/>
-                <w:sz w:val="24"/>
-                <w:szCs w:val="24"/>
-              </w:rPr>
-            </w:pPr>
-            <w:r>
-              <w:rPr>
-                <w:rFonts w:ascii="Arial" w:hAnsi="Arial" w:cs="Arial" w:eastAsia="Arial"/>
+          </w:tcPr>
+          <w:p>
+            <w:pPr>
+              <w:spacing w:line="360" w:lineRule="auto"/>
+              <w:rPr>
+                <w:sz w:val="24"/>
+                <w:szCs w:val="24"/>
+              </w:rPr>
+            </w:pPr>
+            <w:r>
+              <w:rPr>
                 <w:color w:val="24303B"/>
                 <w:sz w:val="24"/>
                 <w:szCs w:val="24"/>
@@ -1064,13 +1228,11 @@
         <w:tc>
           <w:tcPr>
             <w:tcW w:w="4989" w:type="dxa"/>
-            <w:tcMar/>
-          </w:tcPr>
-          <w:p>
-            <w:pPr>
-              <w:spacing w:line="360" w:lineRule="auto"/>
-              <w:rPr>
-                <w:rFonts w:ascii="Calibri" w:hAnsi="Calibri" w:cs="Calibri"/>
+          </w:tcPr>
+          <w:p>
+            <w:pPr>
+              <w:spacing w:line="360" w:lineRule="auto"/>
+              <w:rPr>
                 <w:sz w:val="24"/>
                 <w:szCs w:val="24"/>
               </w:rPr>
@@ -1082,20 +1244,17 @@
         <w:tc>
           <w:tcPr>
             <w:tcW w:w="3969" w:type="dxa"/>
-            <w:tcMar/>
-          </w:tcPr>
-          <w:p>
-            <w:pPr>
-              <w:spacing w:line="360" w:lineRule="auto"/>
-              <w:rPr>
-                <w:rFonts w:ascii="Calibri" w:hAnsi="Calibri" w:cs="Calibri"/>
-                <w:sz w:val="24"/>
-                <w:szCs w:val="24"/>
-              </w:rPr>
-            </w:pPr>
-            <w:r>
-              <w:rPr>
-                <w:rFonts w:ascii="Arial" w:hAnsi="Arial" w:cs="Arial" w:eastAsia="Arial"/>
+          </w:tcPr>
+          <w:p>
+            <w:pPr>
+              <w:spacing w:line="360" w:lineRule="auto"/>
+              <w:rPr>
+                <w:sz w:val="24"/>
+                <w:szCs w:val="24"/>
+              </w:rPr>
+            </w:pPr>
+            <w:r>
+              <w:rPr>
                 <w:color w:val="24303B"/>
                 <w:sz w:val="24"/>
                 <w:szCs w:val="24"/>
@@ -1107,13 +1266,11 @@
         <w:tc>
           <w:tcPr>
             <w:tcW w:w="4989" w:type="dxa"/>
-            <w:tcMar/>
-          </w:tcPr>
-          <w:p>
-            <w:pPr>
-              <w:spacing w:line="360" w:lineRule="auto"/>
-              <w:rPr>
-                <w:rFonts w:ascii="Calibri" w:hAnsi="Calibri" w:cs="Calibri"/>
+          </w:tcPr>
+          <w:p>
+            <w:pPr>
+              <w:spacing w:line="360" w:lineRule="auto"/>
+              <w:rPr>
                 <w:sz w:val="24"/>
                 <w:szCs w:val="24"/>
               </w:rPr>
@@ -1125,20 +1282,17 @@
         <w:tc>
           <w:tcPr>
             <w:tcW w:w="3969" w:type="dxa"/>
-            <w:tcMar/>
-          </w:tcPr>
-          <w:p>
-            <w:pPr>
-              <w:spacing w:line="360" w:lineRule="auto"/>
-              <w:rPr>
-                <w:rFonts w:ascii="Calibri" w:hAnsi="Calibri" w:cs="Calibri"/>
-                <w:sz w:val="24"/>
-                <w:szCs w:val="24"/>
-              </w:rPr>
-            </w:pPr>
-            <w:r>
-              <w:rPr>
-                <w:rFonts w:ascii="Arial" w:hAnsi="Arial" w:cs="Arial" w:eastAsia="Arial"/>
+          </w:tcPr>
+          <w:p>
+            <w:pPr>
+              <w:spacing w:line="360" w:lineRule="auto"/>
+              <w:rPr>
+                <w:sz w:val="24"/>
+                <w:szCs w:val="24"/>
+              </w:rPr>
+            </w:pPr>
+            <w:r>
+              <w:rPr>
                 <w:color w:val="24303B"/>
                 <w:sz w:val="24"/>
                 <w:szCs w:val="24"/>
@@ -1150,13 +1304,11 @@
         <w:tc>
           <w:tcPr>
             <w:tcW w:w="4989" w:type="dxa"/>
-            <w:tcMar/>
-          </w:tcPr>
-          <w:p>
-            <w:pPr>
-              <w:spacing w:line="360" w:lineRule="auto"/>
-              <w:rPr>
-                <w:rFonts w:ascii="Calibri" w:hAnsi="Calibri" w:cs="Calibri"/>
+          </w:tcPr>
+          <w:p>
+            <w:pPr>
+              <w:spacing w:line="360" w:lineRule="auto"/>
+              <w:rPr>
                 <w:sz w:val="24"/>
                 <w:szCs w:val="24"/>
               </w:rPr>
@@ -1168,20 +1320,17 @@
         <w:tc>
           <w:tcPr>
             <w:tcW w:w="3969" w:type="dxa"/>
-            <w:tcMar/>
-          </w:tcPr>
-          <w:p>
-            <w:pPr>
-              <w:spacing w:line="360" w:lineRule="auto"/>
-              <w:rPr>
-                <w:rFonts w:ascii="Calibri" w:hAnsi="Calibri" w:cs="Calibri"/>
-                <w:sz w:val="24"/>
-                <w:szCs w:val="24"/>
-              </w:rPr>
-            </w:pPr>
-            <w:r>
-              <w:rPr>
-                <w:rFonts w:ascii="Arial" w:hAnsi="Arial" w:cs="Arial" w:eastAsia="Arial"/>
+          </w:tcPr>
+          <w:p>
+            <w:pPr>
+              <w:spacing w:line="360" w:lineRule="auto"/>
+              <w:rPr>
+                <w:sz w:val="24"/>
+                <w:szCs w:val="24"/>
+              </w:rPr>
+            </w:pPr>
+            <w:r>
+              <w:rPr>
                 <w:color w:val="24303B"/>
                 <w:sz w:val="24"/>
                 <w:szCs w:val="24"/>
@@ -1193,13 +1342,11 @@
         <w:tc>
           <w:tcPr>
             <w:tcW w:w="4989" w:type="dxa"/>
-            <w:tcMar/>
-          </w:tcPr>
-          <w:p>
-            <w:pPr>
-              <w:spacing w:line="360" w:lineRule="auto"/>
-              <w:rPr>
-                <w:rFonts w:ascii="Calibri" w:hAnsi="Calibri" w:cs="Calibri"/>
+          </w:tcPr>
+          <w:p>
+            <w:pPr>
+              <w:spacing w:line="360" w:lineRule="auto"/>
+              <w:rPr>
                 <w:sz w:val="24"/>
                 <w:szCs w:val="24"/>
               </w:rPr>
@@ -1211,20 +1358,17 @@
         <w:tc>
           <w:tcPr>
             <w:tcW w:w="3969" w:type="dxa"/>
-            <w:tcMar/>
-          </w:tcPr>
-          <w:p>
-            <w:pPr>
-              <w:spacing w:line="360" w:lineRule="auto"/>
-              <w:rPr>
-                <w:rFonts w:ascii="Calibri" w:hAnsi="Calibri" w:cs="Calibri"/>
-                <w:sz w:val="24"/>
-                <w:szCs w:val="24"/>
-              </w:rPr>
-            </w:pPr>
-            <w:r>
-              <w:rPr>
-                <w:rFonts w:ascii="Arial" w:hAnsi="Arial" w:cs="Arial" w:eastAsia="Arial"/>
+          </w:tcPr>
+          <w:p>
+            <w:pPr>
+              <w:spacing w:line="360" w:lineRule="auto"/>
+              <w:rPr>
+                <w:sz w:val="24"/>
+                <w:szCs w:val="24"/>
+              </w:rPr>
+            </w:pPr>
+            <w:r>
+              <w:rPr>
                 <w:color w:val="24303B"/>
                 <w:sz w:val="24"/>
                 <w:szCs w:val="24"/>
@@ -1233,16 +1377,14 @@
             </w:r>
             <w:r>
               <w:rPr>
-                <w:rFonts w:ascii="Arial" w:hAnsi="Arial" w:cs="Arial" w:eastAsia="Arial"/>
-                <w:color w:val="24303B"/>
-                <w:sz w:val="24"/>
-                <w:szCs w:val="24"/>
-              </w:rPr>
-              <w:t>Alcohol consumpties</w:t>
-            </w:r>
-            <w:r>
-              <w:rPr>
-                <w:rFonts w:ascii="Arial" w:hAnsi="Arial" w:cs="Arial" w:eastAsia="Arial"/>
+                <w:color w:val="24303B"/>
+                <w:sz w:val="24"/>
+                <w:szCs w:val="24"/>
+              </w:rPr>
+              <w:t>Alcoholconsumpties</w:t>
+            </w:r>
+            <w:r>
+              <w:rPr>
                 <w:color w:val="24303B"/>
                 <w:sz w:val="24"/>
                 <w:szCs w:val="24"/>
@@ -1254,13 +1396,11 @@
         <w:tc>
           <w:tcPr>
             <w:tcW w:w="4989" w:type="dxa"/>
-            <w:tcMar/>
-          </w:tcPr>
-          <w:p>
-            <w:pPr>
-              <w:spacing w:line="360" w:lineRule="auto"/>
-              <w:rPr>
-                <w:rFonts w:ascii="Calibri" w:hAnsi="Calibri" w:cs="Calibri"/>
+          </w:tcPr>
+          <w:p>
+            <w:pPr>
+              <w:spacing w:line="360" w:lineRule="auto"/>
+              <w:rPr>
                 <w:sz w:val="24"/>
                 <w:szCs w:val="24"/>
               </w:rPr>
@@ -1272,20 +1412,17 @@
         <w:tc>
           <w:tcPr>
             <w:tcW w:w="3969" w:type="dxa"/>
-            <w:tcMar/>
-          </w:tcPr>
-          <w:p>
-            <w:pPr>
-              <w:spacing w:line="360" w:lineRule="auto"/>
-              <w:rPr>
-                <w:rFonts w:ascii="Calibri" w:hAnsi="Calibri" w:cs="Calibri"/>
-                <w:sz w:val="24"/>
-                <w:szCs w:val="24"/>
-              </w:rPr>
-            </w:pPr>
-            <w:r>
-              <w:rPr>
-                <w:rFonts w:ascii="Arial" w:hAnsi="Arial" w:cs="Arial" w:eastAsia="Arial"/>
+          </w:tcPr>
+          <w:p>
+            <w:pPr>
+              <w:spacing w:line="360" w:lineRule="auto"/>
+              <w:rPr>
+                <w:sz w:val="24"/>
+                <w:szCs w:val="24"/>
+              </w:rPr>
+            </w:pPr>
+            <w:r>
+              <w:rPr>
                 <w:color w:val="24303B"/>
                 <w:sz w:val="24"/>
                 <w:szCs w:val="24"/>
@@ -1297,13 +1434,11 @@
         <w:tc>
           <w:tcPr>
             <w:tcW w:w="4989" w:type="dxa"/>
-            <w:tcMar/>
-          </w:tcPr>
-          <w:p>
-            <w:pPr>
-              <w:spacing w:line="360" w:lineRule="auto"/>
-              <w:rPr>
-                <w:rFonts w:ascii="Calibri" w:hAnsi="Calibri" w:cs="Calibri"/>
+          </w:tcPr>
+          <w:p>
+            <w:pPr>
+              <w:spacing w:line="360" w:lineRule="auto"/>
+              <w:rPr>
                 <w:sz w:val="24"/>
                 <w:szCs w:val="24"/>
               </w:rPr>
@@ -1315,20 +1450,17 @@
         <w:tc>
           <w:tcPr>
             <w:tcW w:w="3969" w:type="dxa"/>
-            <w:tcMar/>
-          </w:tcPr>
-          <w:p>
-            <w:pPr>
-              <w:spacing w:line="360" w:lineRule="auto"/>
-              <w:rPr>
-                <w:rFonts w:ascii="Calibri" w:hAnsi="Calibri" w:cs="Calibri"/>
-                <w:sz w:val="24"/>
-                <w:szCs w:val="24"/>
-              </w:rPr>
-            </w:pPr>
-            <w:r>
-              <w:rPr>
-                <w:rFonts w:ascii="Arial" w:hAnsi="Arial" w:cs="Arial" w:eastAsia="Arial"/>
+          </w:tcPr>
+          <w:p>
+            <w:pPr>
+              <w:spacing w:line="360" w:lineRule="auto"/>
+              <w:rPr>
+                <w:sz w:val="24"/>
+                <w:szCs w:val="24"/>
+              </w:rPr>
+            </w:pPr>
+            <w:r>
+              <w:rPr>
                 <w:color w:val="24303B"/>
                 <w:sz w:val="24"/>
                 <w:szCs w:val="24"/>
@@ -1338,7 +1470,6 @@
             <w:proofErr w:type="spellStart"/>
             <w:r>
               <w:rPr>
-                <w:rFonts w:ascii="Arial" w:hAnsi="Arial" w:cs="Arial" w:eastAsia="Arial"/>
                 <w:color w:val="24303B"/>
                 <w:sz w:val="24"/>
                 <w:szCs w:val="24"/>
@@ -1351,13 +1482,11 @@
         <w:tc>
           <w:tcPr>
             <w:tcW w:w="4989" w:type="dxa"/>
-            <w:tcMar/>
-          </w:tcPr>
-          <w:p>
-            <w:pPr>
-              <w:spacing w:line="360" w:lineRule="auto"/>
-              <w:rPr>
-                <w:rFonts w:ascii="Calibri" w:hAnsi="Calibri" w:cs="Calibri"/>
+          </w:tcPr>
+          <w:p>
+            <w:pPr>
+              <w:spacing w:line="360" w:lineRule="auto"/>
+              <w:rPr>
                 <w:sz w:val="24"/>
                 <w:szCs w:val="24"/>
               </w:rPr>
@@ -1369,20 +1498,17 @@
         <w:tc>
           <w:tcPr>
             <w:tcW w:w="3969" w:type="dxa"/>
-            <w:tcMar/>
-          </w:tcPr>
-          <w:p>
-            <w:pPr>
-              <w:spacing w:line="360" w:lineRule="auto"/>
-              <w:rPr>
-                <w:rFonts w:ascii="Calibri" w:hAnsi="Calibri" w:cs="Calibri"/>
-                <w:sz w:val="24"/>
-                <w:szCs w:val="24"/>
-              </w:rPr>
-            </w:pPr>
-            <w:r>
-              <w:rPr>
-                <w:rFonts w:ascii="Arial" w:hAnsi="Arial" w:cs="Arial" w:eastAsia="Arial"/>
+          </w:tcPr>
+          <w:p>
+            <w:pPr>
+              <w:spacing w:line="360" w:lineRule="auto"/>
+              <w:rPr>
+                <w:sz w:val="24"/>
+                <w:szCs w:val="24"/>
+              </w:rPr>
+            </w:pPr>
+            <w:r>
+              <w:rPr>
                 <w:color w:val="24303B"/>
                 <w:sz w:val="24"/>
                 <w:szCs w:val="24"/>
@@ -1392,7 +1518,6 @@
             <w:proofErr w:type="spellStart"/>
             <w:r>
               <w:rPr>
-                <w:rFonts w:ascii="Arial" w:hAnsi="Arial" w:cs="Arial" w:eastAsia="Arial"/>
                 <w:color w:val="24303B"/>
                 <w:sz w:val="24"/>
                 <w:szCs w:val="24"/>
@@ -1401,7 +1526,6 @@
             </w:r>
             <w:r>
               <w:rPr>
-                <w:rFonts w:ascii="Arial" w:hAnsi="Arial" w:cs="Arial" w:eastAsia="Arial"/>
                 <w:color w:val="24303B"/>
                 <w:sz w:val="24"/>
                 <w:szCs w:val="24"/>
@@ -1414,20 +1538,17 @@
         <w:tc>
           <w:tcPr>
             <w:tcW w:w="4989" w:type="dxa"/>
-            <w:tcMar/>
-          </w:tcPr>
-          <w:p>
-            <w:pPr>
-              <w:spacing w:line="360" w:lineRule="auto"/>
-              <w:rPr>
-                <w:rFonts w:ascii="Calibri" w:hAnsi="Calibri" w:cs="Calibri"/>
-                <w:sz w:val="24"/>
-                <w:szCs w:val="24"/>
-              </w:rPr>
-            </w:pPr>
-            <w:r>
-              <w:rPr>
-                <w:rFonts w:ascii="Arial" w:hAnsi="Arial" w:cs="Arial" w:eastAsia="Arial"/>
+          </w:tcPr>
+          <w:p>
+            <w:pPr>
+              <w:spacing w:line="360" w:lineRule="auto"/>
+              <w:rPr>
+                <w:sz w:val="24"/>
+                <w:szCs w:val="24"/>
+              </w:rPr>
+            </w:pPr>
+            <w:r>
+              <w:rPr>
                 <w:color w:val="24303B"/>
                 <w:sz w:val="24"/>
                 <w:szCs w:val="24"/>
@@ -1439,14 +1560,12 @@
             <w:pPr>
               <w:spacing w:line="360" w:lineRule="auto"/>
               <w:rPr>
-                <w:rFonts w:ascii="Calibri" w:hAnsi="Calibri" w:cs="Calibri"/>
-                <w:sz w:val="24"/>
-                <w:szCs w:val="24"/>
-              </w:rPr>
-            </w:pPr>
-            <w:r>
-              <w:rPr>
-                <w:rFonts w:ascii="Arial" w:hAnsi="Arial" w:cs="Arial" w:eastAsia="Arial"/>
+                <w:sz w:val="24"/>
+                <w:szCs w:val="24"/>
+              </w:rPr>
+            </w:pPr>
+            <w:r>
+              <w:rPr>
                 <w:color w:val="24303B"/>
                 <w:sz w:val="24"/>
                 <w:szCs w:val="24"/>
@@ -1460,20 +1579,17 @@
         <w:tc>
           <w:tcPr>
             <w:tcW w:w="3969" w:type="dxa"/>
-            <w:tcMar/>
-          </w:tcPr>
-          <w:p>
-            <w:pPr>
-              <w:spacing w:line="360" w:lineRule="auto"/>
-              <w:rPr>
-                <w:rFonts w:ascii="Calibri" w:hAnsi="Calibri" w:cs="Calibri"/>
-                <w:sz w:val="24"/>
-                <w:szCs w:val="24"/>
-              </w:rPr>
-            </w:pPr>
-            <w:r>
-              <w:rPr>
-                <w:rFonts w:ascii="Arial" w:hAnsi="Arial" w:cs="Arial" w:eastAsia="Arial"/>
+          </w:tcPr>
+          <w:p>
+            <w:pPr>
+              <w:spacing w:line="360" w:lineRule="auto"/>
+              <w:rPr>
+                <w:sz w:val="24"/>
+                <w:szCs w:val="24"/>
+              </w:rPr>
+            </w:pPr>
+            <w:r>
+              <w:rPr>
                 <w:color w:val="24303B"/>
                 <w:sz w:val="24"/>
                 <w:szCs w:val="24"/>
@@ -1485,13 +1601,11 @@
         <w:tc>
           <w:tcPr>
             <w:tcW w:w="4989" w:type="dxa"/>
-            <w:tcMar/>
-          </w:tcPr>
-          <w:p>
-            <w:pPr>
-              <w:spacing w:line="360" w:lineRule="auto"/>
-              <w:rPr>
-                <w:rFonts w:ascii="Calibri" w:hAnsi="Calibri" w:cs="Calibri"/>
+          </w:tcPr>
+          <w:p>
+            <w:pPr>
+              <w:spacing w:line="360" w:lineRule="auto"/>
+              <w:rPr>
                 <w:sz w:val="24"/>
                 <w:szCs w:val="24"/>
               </w:rPr>
@@ -1503,20 +1617,17 @@
         <w:tc>
           <w:tcPr>
             <w:tcW w:w="3969" w:type="dxa"/>
-            <w:tcMar/>
-          </w:tcPr>
-          <w:p>
-            <w:pPr>
-              <w:spacing w:line="360" w:lineRule="auto"/>
-              <w:rPr>
-                <w:rFonts w:ascii="Calibri" w:hAnsi="Calibri" w:cs="Calibri"/>
-                <w:sz w:val="24"/>
-                <w:szCs w:val="24"/>
-              </w:rPr>
-            </w:pPr>
-            <w:r>
-              <w:rPr>
-                <w:rFonts w:ascii="Arial" w:hAnsi="Arial" w:cs="Arial" w:eastAsia="Arial"/>
+          </w:tcPr>
+          <w:p>
+            <w:pPr>
+              <w:spacing w:line="360" w:lineRule="auto"/>
+              <w:rPr>
+                <w:sz w:val="24"/>
+                <w:szCs w:val="24"/>
+              </w:rPr>
+            </w:pPr>
+            <w:r>
+              <w:rPr>
                 <w:color w:val="24303B"/>
                 <w:sz w:val="24"/>
                 <w:szCs w:val="24"/>
@@ -1528,13 +1639,11 @@
         <w:tc>
           <w:tcPr>
             <w:tcW w:w="4989" w:type="dxa"/>
-            <w:tcMar/>
-          </w:tcPr>
-          <w:p>
-            <w:pPr>
-              <w:spacing w:line="360" w:lineRule="auto"/>
-              <w:rPr>
-                <w:rFonts w:ascii="Calibri" w:hAnsi="Calibri" w:cs="Calibri"/>
+          </w:tcPr>
+          <w:p>
+            <w:pPr>
+              <w:spacing w:line="360" w:lineRule="auto"/>
+              <w:rPr>
                 <w:sz w:val="24"/>
                 <w:szCs w:val="24"/>
               </w:rPr>
@@ -1542,7 +1651,6 @@
             <w:proofErr w:type="spellStart"/>
             <w:r>
               <w:rPr>
-                <w:rFonts w:ascii="Arial" w:hAnsi="Arial" w:cs="Arial" w:eastAsia="Arial"/>
                 <w:color w:val="24303B"/>
                 <w:sz w:val="24"/>
                 <w:szCs w:val="24"/>
@@ -1552,7 +1660,6 @@
             <w:proofErr w:type="spellEnd"/>
             <w:r>
               <w:rPr>
-                <w:rFonts w:ascii="Arial" w:hAnsi="Arial" w:cs="Arial" w:eastAsia="Arial"/>
                 <w:color w:val="24303B"/>
                 <w:sz w:val="24"/>
                 <w:szCs w:val="24"/>
@@ -1564,14 +1671,12 @@
             <w:pPr>
               <w:spacing w:line="360" w:lineRule="auto"/>
               <w:rPr>
-                <w:rFonts w:ascii="Calibri" w:hAnsi="Calibri" w:cs="Calibri"/>
-                <w:sz w:val="24"/>
-                <w:szCs w:val="24"/>
-              </w:rPr>
-            </w:pPr>
-            <w:r>
-              <w:rPr>
-                <w:rFonts w:ascii="Arial" w:hAnsi="Arial" w:cs="Arial" w:eastAsia="Arial"/>
+                <w:sz w:val="24"/>
+                <w:szCs w:val="24"/>
+              </w:rPr>
+            </w:pPr>
+            <w:r>
+              <w:rPr>
                 <w:color w:val="24303B"/>
                 <w:sz w:val="24"/>
                 <w:szCs w:val="24"/>
@@ -1581,7 +1686,6 @@
             <w:proofErr w:type="spellStart"/>
             <w:r>
               <w:rPr>
-                <w:rFonts w:ascii="Arial" w:hAnsi="Arial" w:cs="Arial" w:eastAsia="Arial"/>
                 <w:color w:val="24303B"/>
                 <w:sz w:val="24"/>
                 <w:szCs w:val="24"/>
@@ -1591,7 +1695,6 @@
             <w:proofErr w:type="spellEnd"/>
             <w:r>
               <w:rPr>
-                <w:rFonts w:ascii="Arial" w:hAnsi="Arial" w:cs="Arial" w:eastAsia="Arial"/>
                 <w:color w:val="24303B"/>
                 <w:sz w:val="24"/>
                 <w:szCs w:val="24"/>
@@ -1601,7 +1704,6 @@
             <w:proofErr w:type="spellStart"/>
             <w:r>
               <w:rPr>
-                <w:rFonts w:ascii="Arial" w:hAnsi="Arial" w:cs="Arial" w:eastAsia="Arial"/>
                 <w:color w:val="24303B"/>
                 <w:sz w:val="24"/>
                 <w:szCs w:val="24"/>
@@ -1611,7 +1713,6 @@
             <w:proofErr w:type="spellEnd"/>
             <w:r>
               <w:rPr>
-                <w:rFonts w:ascii="Arial" w:hAnsi="Arial" w:cs="Arial" w:eastAsia="Arial"/>
                 <w:color w:val="24303B"/>
                 <w:sz w:val="24"/>
                 <w:szCs w:val="24"/>
@@ -1621,7 +1722,6 @@
             <w:proofErr w:type="spellStart"/>
             <w:r>
               <w:rPr>
-                <w:rFonts w:ascii="Arial" w:hAnsi="Arial" w:cs="Arial" w:eastAsia="Arial"/>
                 <w:color w:val="24303B"/>
                 <w:sz w:val="24"/>
                 <w:szCs w:val="24"/>
@@ -1631,7 +1731,6 @@
             <w:proofErr w:type="spellEnd"/>
             <w:r>
               <w:rPr>
-                <w:rFonts w:ascii="Arial" w:hAnsi="Arial" w:cs="Arial" w:eastAsia="Arial"/>
                 <w:color w:val="24303B"/>
                 <w:sz w:val="24"/>
                 <w:szCs w:val="24"/>
@@ -1641,7 +1740,6 @@
             <w:proofErr w:type="spellStart"/>
             <w:r>
               <w:rPr>
-                <w:rFonts w:ascii="Arial" w:hAnsi="Arial" w:cs="Arial" w:eastAsia="Arial"/>
                 <w:color w:val="24303B"/>
                 <w:sz w:val="24"/>
                 <w:szCs w:val="24"/>
@@ -1651,7 +1749,6 @@
             <w:proofErr w:type="spellEnd"/>
             <w:r>
               <w:rPr>
-                <w:rFonts w:ascii="Arial" w:hAnsi="Arial" w:cs="Arial" w:eastAsia="Arial"/>
                 <w:color w:val="24303B"/>
                 <w:sz w:val="24"/>
                 <w:szCs w:val="24"/>
@@ -1663,14 +1760,12 @@
             <w:pPr>
               <w:spacing w:line="360" w:lineRule="auto"/>
               <w:rPr>
-                <w:rFonts w:ascii="Calibri" w:hAnsi="Calibri" w:cs="Calibri"/>
-                <w:sz w:val="24"/>
-                <w:szCs w:val="24"/>
-              </w:rPr>
-            </w:pPr>
-            <w:r>
-              <w:rPr>
-                <w:rFonts w:ascii="Arial" w:hAnsi="Arial" w:cs="Arial" w:eastAsia="Arial"/>
+                <w:sz w:val="24"/>
+                <w:szCs w:val="24"/>
+              </w:rPr>
+            </w:pPr>
+            <w:r>
+              <w:rPr>
                 <w:color w:val="24303B"/>
                 <w:sz w:val="24"/>
                 <w:szCs w:val="24"/>
@@ -1682,7 +1777,6 @@
             <w:pPr>
               <w:spacing w:line="360" w:lineRule="auto"/>
               <w:rPr>
-                <w:rFonts w:ascii="Calibri" w:hAnsi="Calibri" w:cs="Calibri"/>
                 <w:color w:val="000000"/>
                 <w:sz w:val="24"/>
                 <w:szCs w:val="24"/>
@@ -1690,7 +1784,6 @@
             </w:pPr>
             <w:r>
               <w:rPr>
-                <w:rFonts w:ascii="Arial" w:hAnsi="Arial" w:cs="Arial" w:eastAsia="Arial"/>
                 <w:color w:val="000000"/>
                 <w:sz w:val="24"/>
                 <w:szCs w:val="24"/>
@@ -1700,7 +1793,6 @@
             <w:proofErr w:type="spellStart"/>
             <w:r>
               <w:rPr>
-                <w:rFonts w:ascii="Arial" w:hAnsi="Arial" w:cs="Arial" w:eastAsia="Arial"/>
                 <w:color w:val="000000"/>
                 <w:sz w:val="24"/>
                 <w:szCs w:val="24"/>
@@ -1710,7 +1802,6 @@
             <w:proofErr w:type="spellEnd"/>
             <w:r>
               <w:rPr>
-                <w:rFonts w:ascii="Arial" w:hAnsi="Arial" w:cs="Arial" w:eastAsia="Arial"/>
                 <w:color w:val="000000"/>
                 <w:sz w:val="24"/>
                 <w:szCs w:val="24"/>
@@ -1720,7 +1811,6 @@
             <w:proofErr w:type="spellStart"/>
             <w:r>
               <w:rPr>
-                <w:rFonts w:ascii="Arial" w:hAnsi="Arial" w:cs="Arial" w:eastAsia="Arial"/>
                 <w:color w:val="000000"/>
                 <w:sz w:val="24"/>
                 <w:szCs w:val="24"/>
@@ -1730,7 +1820,6 @@
             <w:proofErr w:type="spellEnd"/>
             <w:r>
               <w:rPr>
-                <w:rFonts w:ascii="Arial" w:hAnsi="Arial" w:cs="Arial" w:eastAsia="Arial"/>
                 <w:color w:val="000000"/>
                 <w:sz w:val="24"/>
                 <w:szCs w:val="24"/>
@@ -1739,7 +1828,6 @@
             </w:r>
             <w:r>
               <w:rPr>
-                <w:rFonts w:ascii="Arial" w:hAnsi="Arial" w:cs="Arial" w:eastAsia="Arial"/>
                 <w:color w:val="24303B"/>
                 <w:sz w:val="24"/>
                 <w:szCs w:val="24"/>
@@ -1753,20 +1841,17 @@
         <w:tc>
           <w:tcPr>
             <w:tcW w:w="3969" w:type="dxa"/>
-            <w:tcMar/>
-          </w:tcPr>
-          <w:p>
-            <w:pPr>
-              <w:spacing w:line="360" w:lineRule="auto"/>
-              <w:rPr>
-                <w:rFonts w:ascii="Calibri" w:hAnsi="Calibri" w:cs="Calibri"/>
-                <w:sz w:val="24"/>
-                <w:szCs w:val="24"/>
-              </w:rPr>
-            </w:pPr>
-            <w:r>
-              <w:rPr>
-                <w:rFonts w:ascii="Arial" w:hAnsi="Arial" w:cs="Arial" w:eastAsia="Arial"/>
+          </w:tcPr>
+          <w:p>
+            <w:pPr>
+              <w:spacing w:line="360" w:lineRule="auto"/>
+              <w:rPr>
+                <w:sz w:val="24"/>
+                <w:szCs w:val="24"/>
+              </w:rPr>
+            </w:pPr>
+            <w:r>
+              <w:rPr>
                 <w:color w:val="24303B"/>
                 <w:sz w:val="24"/>
                 <w:szCs w:val="24"/>
@@ -1776,7 +1861,6 @@
             <w:proofErr w:type="spellStart"/>
             <w:r>
               <w:rPr>
-                <w:rFonts w:ascii="Arial" w:hAnsi="Arial" w:cs="Arial" w:eastAsia="Arial"/>
                 <w:color w:val="24303B"/>
                 <w:sz w:val="24"/>
                 <w:szCs w:val="24"/>
@@ -1789,63 +1873,62 @@
         <w:tc>
           <w:tcPr>
             <w:tcW w:w="4989" w:type="dxa"/>
-            <w:tcMar/>
-          </w:tcPr>
-          <w:p>
-            <w:pPr>
-              <w:spacing w:line="360" w:lineRule="auto"/>
-              <w:rPr>
-                <w:rFonts w:ascii="Calibri" w:hAnsi="Calibri" w:cs="Calibri"/>
-                <w:sz w:val="24"/>
-                <w:szCs w:val="24"/>
-              </w:rPr>
-            </w:pPr>
-          </w:p>
-          <w:p>
-            <w:pPr>
-              <w:spacing w:line="360" w:lineRule="auto"/>
-              <w:rPr/>
-            </w:pPr>
-            <w:r>
-              <w:rPr>
-                <w:rFonts w:ascii="Calibri" w:hAnsi="Calibri" w:cs="Calibri"/>
-                <w:color w:val="FF0000"/>
+          </w:tcPr>
+          <w:p>
+            <w:pPr>
+              <w:spacing w:line="360" w:lineRule="auto"/>
+              <w:rPr>
+                <w:sz w:val="24"/>
+                <w:szCs w:val="24"/>
+              </w:rPr>
+            </w:pPr>
+          </w:p>
+          <w:p>
+            <w:pPr>
+              <w:spacing w:line="360" w:lineRule="auto"/>
+              <w:rPr>
+                <w:color w:val="262626" w:themeColor="text1" w:themeTint="D9"/>
+              </w:rPr>
+            </w:pPr>
+            <w:r>
+              <w:rPr>
+                <w:color w:val="262626" w:themeColor="text1" w:themeTint="D9"/>
                 <w:sz w:val="24"/>
                 <w:szCs w:val="24"/>
               </w:rPr>
               <w:t xml:space="preserve">Pulsaties a. </w:t>
             </w:r>
-            <w:r>
-              <w:rPr>
-                <w:rFonts w:ascii="Calibri" w:hAnsi="Calibri" w:cs="Calibri"/>
-                <w:color w:val="FF0000"/>
+            <w:proofErr w:type="spellStart"/>
+            <w:r>
+              <w:rPr>
+                <w:color w:val="262626" w:themeColor="text1" w:themeTint="D9"/>
                 <w:sz w:val="24"/>
                 <w:szCs w:val="24"/>
               </w:rPr>
               <w:t>dorsalis</w:t>
             </w:r>
-            <w:r>
-              <w:rPr>
-                <w:rFonts w:ascii="Calibri" w:hAnsi="Calibri" w:cs="Calibri"/>
-                <w:color w:val="FF0000"/>
+            <w:proofErr w:type="spellEnd"/>
+            <w:r>
+              <w:rPr>
+                <w:color w:val="262626" w:themeColor="text1" w:themeTint="D9"/>
                 <w:sz w:val="24"/>
                 <w:szCs w:val="24"/>
               </w:rPr>
               <w:t xml:space="preserve"> pedis: aanwezig/afwezig/niet </w:t>
             </w:r>
-            <w:r>
-              <w:rPr>
-                <w:rFonts w:ascii="Calibri" w:hAnsi="Calibri" w:cs="Calibri"/>
-                <w:color w:val="FF0000"/>
+            <w:proofErr w:type="spellStart"/>
+            <w:r>
+              <w:rPr>
+                <w:color w:val="262626" w:themeColor="text1" w:themeTint="D9"/>
                 <w:sz w:val="24"/>
                 <w:szCs w:val="24"/>
               </w:rPr>
               <w:t>beoordeelbaar</w:t>
             </w:r>
-            <w:r>
-              <w:rPr>
-                <w:rFonts w:ascii="Calibri" w:hAnsi="Calibri" w:cs="Calibri"/>
-                <w:color w:val="FF0000"/>
+            <w:proofErr w:type="spellEnd"/>
+            <w:r>
+              <w:rPr>
+                <w:color w:val="262626" w:themeColor="text1" w:themeTint="D9"/>
                 <w:sz w:val="24"/>
                 <w:szCs w:val="24"/>
               </w:rPr>
@@ -1854,30 +1937,49 @@
           </w:p>
           <w:p>
             <w:pPr>
-              <w:pStyle w:val="Normal"/>
-              <w:spacing w:line="360" w:lineRule="auto"/>
-              <w:rPr/>
-            </w:pPr>
-            <w:r>
-              <w:rPr>
-                <w:rFonts w:ascii="Calibri" w:hAnsi="Calibri" w:cs="Calibri"/>
-                <w:color w:val="FF0000"/>
-                <w:sz w:val="24"/>
-                <w:szCs w:val="24"/>
-              </w:rPr>
-              <w:t xml:space="preserve">Pulsaties a. tibialis posterior: aanwezig/afwezig/niet beoordeelbaar </w:t>
-            </w:r>
-          </w:p>
-          <w:p>
-            <w:pPr>
-              <w:pStyle w:val="Normal"/>
-              <w:spacing w:line="360" w:lineRule="auto"/>
-              <w:rPr/>
-            </w:pPr>
-            <w:r>
-              <w:rPr>
-                <w:rFonts w:ascii="Calibri" w:hAnsi="Calibri" w:cs="Calibri"/>
-                <w:color w:val="FF0000"/>
+              <w:spacing w:line="360" w:lineRule="auto"/>
+              <w:rPr>
+                <w:color w:val="262626" w:themeColor="text1" w:themeTint="D9"/>
+              </w:rPr>
+            </w:pPr>
+            <w:r>
+              <w:rPr>
+                <w:color w:val="262626" w:themeColor="text1" w:themeTint="D9"/>
+                <w:sz w:val="24"/>
+                <w:szCs w:val="24"/>
+              </w:rPr>
+              <w:lastRenderedPageBreak/>
+              <w:t xml:space="preserve">Pulsaties a. tibialis posterior: aanwezig/afwezig/niet </w:t>
+            </w:r>
+            <w:proofErr w:type="spellStart"/>
+            <w:r>
+              <w:rPr>
+                <w:color w:val="262626" w:themeColor="text1" w:themeTint="D9"/>
+                <w:sz w:val="24"/>
+                <w:szCs w:val="24"/>
+              </w:rPr>
+              <w:t>beoordeelbaar</w:t>
+            </w:r>
+            <w:proofErr w:type="spellEnd"/>
+            <w:r>
+              <w:rPr>
+                <w:color w:val="262626" w:themeColor="text1" w:themeTint="D9"/>
+                <w:sz w:val="24"/>
+                <w:szCs w:val="24"/>
+              </w:rPr>
+              <w:t xml:space="preserve"> </w:t>
+            </w:r>
+          </w:p>
+          <w:p>
+            <w:pPr>
+              <w:spacing w:line="360" w:lineRule="auto"/>
+              <w:rPr>
+                <w:color w:val="262626" w:themeColor="text1" w:themeTint="D9"/>
+              </w:rPr>
+            </w:pPr>
+            <w:r>
+              <w:rPr>
+                <w:color w:val="262626" w:themeColor="text1" w:themeTint="D9"/>
                 <w:sz w:val="24"/>
                 <w:szCs w:val="24"/>
               </w:rPr>
@@ -1886,14 +1988,14 @@
           </w:p>
           <w:p>
             <w:pPr>
-              <w:pStyle w:val="Normal"/>
-              <w:spacing w:line="360" w:lineRule="auto"/>
-              <w:rPr/>
-            </w:pPr>
-            <w:r>
-              <w:rPr>
-                <w:rFonts w:ascii="Calibri" w:hAnsi="Calibri" w:cs="Calibri"/>
-                <w:color w:val="FF0000"/>
+              <w:spacing w:line="360" w:lineRule="auto"/>
+              <w:rPr>
+                <w:color w:val="262626" w:themeColor="text1" w:themeTint="D9"/>
+              </w:rPr>
+            </w:pPr>
+            <w:r>
+              <w:rPr>
+                <w:color w:val="262626" w:themeColor="text1" w:themeTint="D9"/>
                 <w:sz w:val="24"/>
                 <w:szCs w:val="24"/>
               </w:rPr>
@@ -1902,14 +2004,14 @@
           </w:p>
           <w:p>
             <w:pPr>
-              <w:pStyle w:val="Normal"/>
-              <w:spacing w:line="360" w:lineRule="auto"/>
-              <w:rPr/>
-            </w:pPr>
-            <w:r>
-              <w:rPr>
-                <w:rFonts w:ascii="Calibri" w:hAnsi="Calibri" w:cs="Calibri"/>
-                <w:color w:val="FF0000"/>
+              <w:spacing w:line="360" w:lineRule="auto"/>
+              <w:rPr>
+                <w:color w:val="262626" w:themeColor="text1" w:themeTint="D9"/>
+              </w:rPr>
+            </w:pPr>
+            <w:r>
+              <w:rPr>
+                <w:color w:val="262626" w:themeColor="text1" w:themeTint="D9"/>
                 <w:sz w:val="24"/>
                 <w:szCs w:val="24"/>
               </w:rPr>
@@ -1918,14 +2020,14 @@
           </w:p>
           <w:p>
             <w:pPr>
-              <w:pStyle w:val="Normal"/>
-              <w:spacing w:line="360" w:lineRule="auto"/>
-              <w:rPr/>
-            </w:pPr>
-            <w:r>
-              <w:rPr>
-                <w:rFonts w:ascii="Calibri" w:hAnsi="Calibri" w:cs="Calibri"/>
-                <w:color w:val="FF0000"/>
+              <w:spacing w:line="360" w:lineRule="auto"/>
+              <w:rPr>
+                <w:color w:val="262626" w:themeColor="text1" w:themeTint="D9"/>
+              </w:rPr>
+            </w:pPr>
+            <w:r>
+              <w:rPr>
+                <w:color w:val="262626" w:themeColor="text1" w:themeTint="D9"/>
                 <w:sz w:val="24"/>
                 <w:szCs w:val="24"/>
               </w:rPr>
@@ -1936,7 +2038,6 @@
             <w:pPr>
               <w:spacing w:line="360" w:lineRule="auto"/>
               <w:rPr>
-                <w:rFonts w:ascii="Calibri" w:hAnsi="Calibri" w:cs="Calibri"/>
                 <w:color w:val="FF0000"/>
                 <w:sz w:val="24"/>
                 <w:szCs w:val="24"/>
@@ -1949,24 +2050,22 @@
         <w:tc>
           <w:tcPr>
             <w:tcW w:w="3969" w:type="dxa"/>
-            <w:tcMar/>
-          </w:tcPr>
-          <w:p>
-            <w:pPr>
-              <w:spacing w:line="360" w:lineRule="auto"/>
-              <w:rPr>
-                <w:rFonts w:ascii="Calibri" w:hAnsi="Calibri" w:cs="Calibri"/>
-                <w:sz w:val="24"/>
-                <w:szCs w:val="24"/>
-              </w:rPr>
-            </w:pPr>
-            <w:r>
-              <w:rPr>
-                <w:rFonts w:ascii="Arial" w:hAnsi="Arial" w:cs="Arial" w:eastAsia="Arial"/>
-                <w:color w:val="24303B"/>
-                <w:sz w:val="24"/>
-                <w:szCs w:val="24"/>
-              </w:rPr>
+          </w:tcPr>
+          <w:p>
+            <w:pPr>
+              <w:spacing w:line="360" w:lineRule="auto"/>
+              <w:rPr>
+                <w:sz w:val="24"/>
+                <w:szCs w:val="24"/>
+              </w:rPr>
+            </w:pPr>
+            <w:r>
+              <w:rPr>
+                <w:color w:val="24303B"/>
+                <w:sz w:val="24"/>
+                <w:szCs w:val="24"/>
+              </w:rPr>
+              <w:lastRenderedPageBreak/>
               <w:t xml:space="preserve">     2.13 Voetdeformiteitscore</w:t>
             </w:r>
           </w:p>
@@ -1974,20 +2073,17 @@
         <w:tc>
           <w:tcPr>
             <w:tcW w:w="4989" w:type="dxa"/>
-            <w:tcMar/>
-          </w:tcPr>
-          <w:p>
-            <w:pPr>
-              <w:spacing w:line="360" w:lineRule="auto"/>
-              <w:rPr>
-                <w:rFonts w:ascii="Calibri" w:hAnsi="Calibri" w:cs="Calibri"/>
-                <w:sz w:val="24"/>
-                <w:szCs w:val="24"/>
-              </w:rPr>
-            </w:pPr>
-            <w:r>
-              <w:rPr>
-                <w:rFonts w:ascii="Arial" w:hAnsi="Arial" w:cs="Arial" w:eastAsia="Arial"/>
+          </w:tcPr>
+          <w:p>
+            <w:pPr>
+              <w:spacing w:line="360" w:lineRule="auto"/>
+              <w:rPr>
+                <w:sz w:val="24"/>
+                <w:szCs w:val="24"/>
+              </w:rPr>
+            </w:pPr>
+            <w:r>
+              <w:rPr>
                 <w:color w:val="24303B"/>
                 <w:sz w:val="24"/>
                 <w:szCs w:val="24"/>
@@ -1999,7 +2095,6 @@
             <w:pPr>
               <w:spacing w:line="360" w:lineRule="auto"/>
               <w:rPr>
-                <w:rFonts w:ascii="Calibri" w:hAnsi="Calibri" w:cs="Calibri"/>
                 <w:sz w:val="24"/>
                 <w:szCs w:val="24"/>
               </w:rPr>
@@ -2007,7 +2102,6 @@
             <w:proofErr w:type="spellStart"/>
             <w:r>
               <w:rPr>
-                <w:rFonts w:ascii="Arial" w:hAnsi="Arial" w:cs="Arial" w:eastAsia="Arial"/>
                 <w:color w:val="24303B"/>
                 <w:sz w:val="24"/>
                 <w:szCs w:val="24"/>
@@ -2017,7 +2111,6 @@
             <w:proofErr w:type="spellEnd"/>
             <w:r>
               <w:rPr>
-                <w:rFonts w:ascii="Arial" w:hAnsi="Arial" w:cs="Arial" w:eastAsia="Arial"/>
                 <w:color w:val="24303B"/>
                 <w:sz w:val="24"/>
                 <w:szCs w:val="24"/>
@@ -2029,14 +2122,12 @@
             <w:pPr>
               <w:spacing w:line="360" w:lineRule="auto"/>
               <w:rPr>
-                <w:rFonts w:ascii="Calibri" w:hAnsi="Calibri" w:cs="Calibri"/>
-                <w:sz w:val="24"/>
-                <w:szCs w:val="24"/>
-              </w:rPr>
-            </w:pPr>
-            <w:r>
-              <w:rPr>
-                <w:rFonts w:ascii="Arial" w:hAnsi="Arial" w:cs="Arial" w:eastAsia="Arial"/>
+                <w:sz w:val="24"/>
+                <w:szCs w:val="24"/>
+              </w:rPr>
+            </w:pPr>
+            <w:r>
+              <w:rPr>
                 <w:color w:val="24303B"/>
                 <w:sz w:val="24"/>
                 <w:szCs w:val="24"/>
@@ -2046,7 +2137,6 @@
             <w:proofErr w:type="spellStart"/>
             <w:r>
               <w:rPr>
-                <w:rFonts w:ascii="Arial" w:hAnsi="Arial" w:cs="Arial" w:eastAsia="Arial"/>
                 <w:color w:val="24303B"/>
                 <w:sz w:val="24"/>
                 <w:szCs w:val="24"/>
@@ -2056,7 +2146,6 @@
             <w:proofErr w:type="spellEnd"/>
             <w:r>
               <w:rPr>
-                <w:rFonts w:ascii="Arial" w:hAnsi="Arial" w:cs="Arial" w:eastAsia="Arial"/>
                 <w:color w:val="24303B"/>
                 <w:sz w:val="24"/>
                 <w:szCs w:val="24"/>
@@ -2068,7 +2157,6 @@
             <w:pPr>
               <w:spacing w:line="360" w:lineRule="auto"/>
               <w:rPr>
-                <w:rFonts w:ascii="Calibri" w:hAnsi="Calibri" w:cs="Calibri"/>
                 <w:sz w:val="24"/>
                 <w:szCs w:val="24"/>
               </w:rPr>
@@ -2076,7 +2164,6 @@
             <w:proofErr w:type="spellStart"/>
             <w:r>
               <w:rPr>
-                <w:rFonts w:ascii="Arial" w:hAnsi="Arial" w:cs="Arial" w:eastAsia="Arial"/>
                 <w:color w:val="24303B"/>
                 <w:sz w:val="24"/>
                 <w:szCs w:val="24"/>
@@ -2086,7 +2173,6 @@
             <w:proofErr w:type="spellEnd"/>
             <w:r>
               <w:rPr>
-                <w:rFonts w:ascii="Arial" w:hAnsi="Arial" w:cs="Arial" w:eastAsia="Arial"/>
                 <w:color w:val="24303B"/>
                 <w:sz w:val="24"/>
                 <w:szCs w:val="24"/>
@@ -2098,7 +2184,6 @@
             <w:pPr>
               <w:spacing w:line="360" w:lineRule="auto"/>
               <w:rPr>
-                <w:rFonts w:ascii="Calibri" w:hAnsi="Calibri" w:cs="Calibri"/>
                 <w:sz w:val="24"/>
                 <w:szCs w:val="24"/>
               </w:rPr>
@@ -2106,7 +2191,6 @@
             <w:proofErr w:type="spellStart"/>
             <w:r>
               <w:rPr>
-                <w:rFonts w:ascii="Arial" w:hAnsi="Arial" w:cs="Arial" w:eastAsia="Arial"/>
                 <w:color w:val="24303B"/>
                 <w:sz w:val="24"/>
                 <w:szCs w:val="24"/>
@@ -2116,7 +2200,6 @@
             <w:proofErr w:type="spellEnd"/>
             <w:r>
               <w:rPr>
-                <w:rFonts w:ascii="Arial" w:hAnsi="Arial" w:cs="Arial" w:eastAsia="Arial"/>
                 <w:color w:val="24303B"/>
                 <w:sz w:val="24"/>
                 <w:szCs w:val="24"/>
@@ -2128,14 +2211,12 @@
             <w:pPr>
               <w:spacing w:line="360" w:lineRule="auto"/>
               <w:rPr>
-                <w:rFonts w:ascii="Calibri" w:hAnsi="Calibri" w:cs="Calibri"/>
-                <w:sz w:val="24"/>
-                <w:szCs w:val="24"/>
-              </w:rPr>
-            </w:pPr>
-            <w:r>
-              <w:rPr>
-                <w:rFonts w:ascii="Arial" w:hAnsi="Arial" w:cs="Arial" w:eastAsia="Arial"/>
+                <w:sz w:val="24"/>
+                <w:szCs w:val="24"/>
+              </w:rPr>
+            </w:pPr>
+            <w:r>
+              <w:rPr>
                 <w:color w:val="24303B"/>
                 <w:sz w:val="24"/>
                 <w:szCs w:val="24"/>
@@ -2145,7 +2226,6 @@
             <w:proofErr w:type="spellStart"/>
             <w:r>
               <w:rPr>
-                <w:rFonts w:ascii="Arial" w:hAnsi="Arial" w:cs="Arial" w:eastAsia="Arial"/>
                 <w:color w:val="24303B"/>
                 <w:sz w:val="24"/>
                 <w:szCs w:val="24"/>
@@ -2155,7 +2235,6 @@
             <w:proofErr w:type="spellEnd"/>
             <w:r>
               <w:rPr>
-                <w:rFonts w:ascii="Arial" w:hAnsi="Arial" w:cs="Arial" w:eastAsia="Arial"/>
                 <w:color w:val="24303B"/>
                 <w:sz w:val="24"/>
                 <w:szCs w:val="24"/>
@@ -2165,7 +2244,6 @@
             <w:proofErr w:type="spellStart"/>
             <w:r>
               <w:rPr>
-                <w:rFonts w:ascii="Arial" w:hAnsi="Arial" w:cs="Arial" w:eastAsia="Arial"/>
                 <w:color w:val="24303B"/>
                 <w:sz w:val="24"/>
                 <w:szCs w:val="24"/>
@@ -2175,7 +2253,6 @@
             <w:proofErr w:type="spellEnd"/>
             <w:r>
               <w:rPr>
-                <w:rFonts w:ascii="Arial" w:hAnsi="Arial" w:cs="Arial" w:eastAsia="Arial"/>
                 <w:color w:val="24303B"/>
                 <w:sz w:val="24"/>
                 <w:szCs w:val="24"/>
@@ -2189,20 +2266,17 @@
         <w:tc>
           <w:tcPr>
             <w:tcW w:w="3969" w:type="dxa"/>
-            <w:tcMar/>
-          </w:tcPr>
-          <w:p>
-            <w:pPr>
-              <w:spacing w:line="360" w:lineRule="auto"/>
-              <w:rPr>
-                <w:rFonts w:ascii="Calibri" w:hAnsi="Calibri" w:cs="Calibri"/>
-                <w:sz w:val="24"/>
-                <w:szCs w:val="24"/>
-              </w:rPr>
-            </w:pPr>
-            <w:r>
-              <w:rPr>
-                <w:rFonts w:ascii="Arial" w:hAnsi="Arial" w:cs="Arial" w:eastAsia="Arial"/>
+          </w:tcPr>
+          <w:p>
+            <w:pPr>
+              <w:spacing w:line="360" w:lineRule="auto"/>
+              <w:rPr>
+                <w:sz w:val="24"/>
+                <w:szCs w:val="24"/>
+              </w:rPr>
+            </w:pPr>
+            <w:r>
+              <w:rPr>
                 <w:color w:val="24303B"/>
                 <w:sz w:val="24"/>
                 <w:szCs w:val="24"/>
@@ -2214,13 +2288,11 @@
         <w:tc>
           <w:tcPr>
             <w:tcW w:w="4989" w:type="dxa"/>
-            <w:tcMar/>
-          </w:tcPr>
-          <w:p>
-            <w:pPr>
-              <w:spacing w:line="360" w:lineRule="auto"/>
-              <w:rPr>
-                <w:rFonts w:ascii="Calibri" w:hAnsi="Calibri" w:cs="Calibri"/>
+          </w:tcPr>
+          <w:p>
+            <w:pPr>
+              <w:spacing w:line="360" w:lineRule="auto"/>
+              <w:rPr>
                 <w:color w:val="000000"/>
                 <w:sz w:val="24"/>
                 <w:szCs w:val="24"/>
@@ -2229,7 +2301,6 @@
             </w:pPr>
             <w:r>
               <w:rPr>
-                <w:rFonts w:ascii="Arial" w:hAnsi="Arial" w:cs="Arial" w:eastAsia="Arial"/>
                 <w:color w:val="000000"/>
                 <w:sz w:val="24"/>
                 <w:szCs w:val="24"/>
@@ -2242,7 +2313,6 @@
             <w:pPr>
               <w:spacing w:line="360" w:lineRule="auto"/>
               <w:rPr>
-                <w:rFonts w:ascii="Calibri" w:hAnsi="Calibri" w:cs="Calibri"/>
                 <w:color w:val="000000"/>
                 <w:sz w:val="24"/>
                 <w:szCs w:val="24"/>
@@ -2251,7 +2321,6 @@
             </w:pPr>
             <w:r>
               <w:rPr>
-                <w:rFonts w:ascii="Arial" w:hAnsi="Arial" w:cs="Arial" w:eastAsia="Arial"/>
                 <w:color w:val="000000"/>
                 <w:sz w:val="24"/>
                 <w:szCs w:val="24"/>
@@ -2266,20 +2335,17 @@
         <w:tc>
           <w:tcPr>
             <w:tcW w:w="3969" w:type="dxa"/>
-            <w:tcMar/>
-          </w:tcPr>
-          <w:p>
-            <w:pPr>
-              <w:spacing w:line="360" w:lineRule="auto"/>
-              <w:rPr>
-                <w:rFonts w:ascii="Calibri" w:hAnsi="Calibri" w:cs="Calibri"/>
-                <w:sz w:val="24"/>
-                <w:szCs w:val="24"/>
-              </w:rPr>
-            </w:pPr>
-            <w:r>
-              <w:rPr>
-                <w:rFonts w:ascii="Arial" w:hAnsi="Arial" w:cs="Arial" w:eastAsia="Arial"/>
+          </w:tcPr>
+          <w:p>
+            <w:pPr>
+              <w:spacing w:line="360" w:lineRule="auto"/>
+              <w:rPr>
+                <w:sz w:val="24"/>
+                <w:szCs w:val="24"/>
+              </w:rPr>
+            </w:pPr>
+            <w:r>
+              <w:rPr>
                 <w:color w:val="24303B"/>
                 <w:sz w:val="24"/>
                 <w:szCs w:val="24"/>
@@ -2289,7 +2355,6 @@
             </w:r>
             <w:r>
               <w:rPr>
-                <w:rFonts w:ascii="Arial" w:hAnsi="Arial" w:cs="Arial" w:eastAsia="Arial"/>
                 <w:color w:val="24303B"/>
                 <w:sz w:val="24"/>
                 <w:szCs w:val="24"/>
@@ -2299,7 +2364,6 @@
             <w:proofErr w:type="spellStart"/>
             <w:r>
               <w:rPr>
-                <w:rFonts w:ascii="Arial" w:hAnsi="Arial" w:cs="Arial" w:eastAsia="Arial"/>
                 <w:color w:val="24303B"/>
                 <w:sz w:val="24"/>
                 <w:szCs w:val="24"/>
@@ -2312,20 +2376,17 @@
         <w:tc>
           <w:tcPr>
             <w:tcW w:w="4989" w:type="dxa"/>
-            <w:tcMar/>
-          </w:tcPr>
-          <w:p>
-            <w:pPr>
-              <w:spacing w:line="360" w:lineRule="auto"/>
-              <w:rPr>
-                <w:rFonts w:ascii="Calibri" w:hAnsi="Calibri" w:cs="Calibri"/>
-                <w:sz w:val="24"/>
-                <w:szCs w:val="24"/>
-              </w:rPr>
-            </w:pPr>
-            <w:r>
-              <w:rPr>
-                <w:rFonts w:ascii="Arial" w:hAnsi="Arial" w:cs="Arial" w:eastAsia="Arial"/>
+          </w:tcPr>
+          <w:p>
+            <w:pPr>
+              <w:spacing w:line="360" w:lineRule="auto"/>
+              <w:rPr>
+                <w:sz w:val="24"/>
+                <w:szCs w:val="24"/>
+              </w:rPr>
+            </w:pPr>
+            <w:r>
+              <w:rPr>
                 <w:color w:val="24303B"/>
                 <w:sz w:val="24"/>
                 <w:szCs w:val="24"/>
@@ -2339,20 +2400,17 @@
         <w:tc>
           <w:tcPr>
             <w:tcW w:w="3969" w:type="dxa"/>
-            <w:tcMar/>
-          </w:tcPr>
-          <w:p>
-            <w:pPr>
-              <w:spacing w:line="360" w:lineRule="auto"/>
-              <w:rPr>
-                <w:rFonts w:ascii="Calibri" w:hAnsi="Calibri" w:cs="Calibri"/>
-                <w:sz w:val="24"/>
-                <w:szCs w:val="24"/>
-              </w:rPr>
-            </w:pPr>
-            <w:r>
-              <w:rPr>
-                <w:rFonts w:ascii="Arial" w:hAnsi="Arial" w:cs="Arial" w:eastAsia="Arial"/>
+          </w:tcPr>
+          <w:p>
+            <w:pPr>
+              <w:spacing w:line="360" w:lineRule="auto"/>
+              <w:rPr>
+                <w:sz w:val="24"/>
+                <w:szCs w:val="24"/>
+              </w:rPr>
+            </w:pPr>
+            <w:r>
+              <w:rPr>
                 <w:color w:val="24303B"/>
                 <w:sz w:val="24"/>
                 <w:szCs w:val="24"/>
@@ -2364,17 +2422,55 @@
         <w:tc>
           <w:tcPr>
             <w:tcW w:w="4989" w:type="dxa"/>
-            <w:tcMar/>
-          </w:tcPr>
-          <w:p>
-            <w:pPr>
-              <w:spacing w:line="360" w:lineRule="auto"/>
-              <w:rPr>
-                <w:rFonts w:ascii="Calibri" w:hAnsi="Calibri" w:cs="Calibri"/>
-                <w:sz w:val="24"/>
-                <w:szCs w:val="24"/>
-              </w:rPr>
-            </w:pPr>
+          </w:tcPr>
+          <w:p>
+            <w:pPr>
+              <w:spacing w:line="360" w:lineRule="auto"/>
+              <w:rPr>
+                <w:sz w:val="24"/>
+                <w:szCs w:val="24"/>
+              </w:rPr>
+            </w:pPr>
+            <w:r>
+              <w:rPr>
+                <w:color w:val="24303B"/>
+                <w:sz w:val="24"/>
+                <w:szCs w:val="24"/>
+              </w:rPr>
+              <w:t>N</w:t>
+            </w:r>
+            <w:r>
+              <w:rPr>
+                <w:color w:val="24303B"/>
+                <w:sz w:val="24"/>
+                <w:szCs w:val="24"/>
+              </w:rPr>
+              <w:t>ee</w:t>
+            </w:r>
+            <w:r>
+              <w:rPr>
+                <w:color w:val="24303B"/>
+                <w:sz w:val="24"/>
+                <w:szCs w:val="24"/>
+              </w:rPr>
+              <w:t xml:space="preserve">/ </w:t>
+            </w:r>
+            <w:r>
+              <w:rPr>
+                <w:color w:val="24303B"/>
+                <w:sz w:val="24"/>
+                <w:szCs w:val="24"/>
+              </w:rPr>
+              <w:t>beperkt/</w:t>
+            </w:r>
+            <w:r>
+              <w:rPr>
+                <w:color w:val="24303B"/>
+                <w:sz w:val="24"/>
+                <w:szCs w:val="24"/>
+              </w:rPr>
+              <w:t xml:space="preserve"> veel</w:t>
+            </w:r>
           </w:p>
         </w:tc>
       </w:tr>
@@ -2382,20 +2478,17 @@
         <w:tc>
           <w:tcPr>
             <w:tcW w:w="3969" w:type="dxa"/>
-            <w:tcMar/>
-          </w:tcPr>
-          <w:p>
-            <w:pPr>
-              <w:spacing w:line="360" w:lineRule="auto"/>
-              <w:rPr>
-                <w:rFonts w:ascii="Calibri" w:hAnsi="Calibri" w:cs="Calibri"/>
-                <w:sz w:val="24"/>
-                <w:szCs w:val="24"/>
-              </w:rPr>
-            </w:pPr>
-            <w:r>
-              <w:rPr>
-                <w:rFonts w:ascii="Arial" w:hAnsi="Arial" w:cs="Arial" w:eastAsia="Arial"/>
+          </w:tcPr>
+          <w:p>
+            <w:pPr>
+              <w:spacing w:line="360" w:lineRule="auto"/>
+              <w:rPr>
+                <w:sz w:val="24"/>
+                <w:szCs w:val="24"/>
+              </w:rPr>
+            </w:pPr>
+            <w:r>
+              <w:rPr>
                 <w:color w:val="24303B"/>
                 <w:sz w:val="24"/>
                 <w:szCs w:val="24"/>
@@ -2407,20 +2500,17 @@
         <w:tc>
           <w:tcPr>
             <w:tcW w:w="4989" w:type="dxa"/>
-            <w:tcMar/>
-          </w:tcPr>
-          <w:p>
-            <w:pPr>
-              <w:spacing w:line="360" w:lineRule="auto"/>
-              <w:rPr>
-                <w:rFonts w:ascii="Calibri" w:hAnsi="Calibri" w:cs="Calibri"/>
-                <w:sz w:val="24"/>
-                <w:szCs w:val="24"/>
-              </w:rPr>
-            </w:pPr>
-            <w:r>
-              <w:rPr>
-                <w:rFonts w:ascii="Arial" w:hAnsi="Arial" w:cs="Arial" w:eastAsia="Arial"/>
+          </w:tcPr>
+          <w:p>
+            <w:pPr>
+              <w:spacing w:line="360" w:lineRule="auto"/>
+              <w:rPr>
+                <w:sz w:val="24"/>
+                <w:szCs w:val="24"/>
+              </w:rPr>
+            </w:pPr>
+            <w:r>
+              <w:rPr>
                 <w:color w:val="24303B"/>
                 <w:sz w:val="24"/>
                 <w:szCs w:val="24"/>
@@ -2440,20 +2530,17 @@
         <w:tc>
           <w:tcPr>
             <w:tcW w:w="3969" w:type="dxa"/>
-            <w:tcMar/>
-          </w:tcPr>
-          <w:p>
-            <w:pPr>
-              <w:spacing w:line="360" w:lineRule="auto"/>
-              <w:rPr>
-                <w:rFonts w:ascii="Calibri" w:hAnsi="Calibri" w:cs="Calibri"/>
-                <w:sz w:val="24"/>
-                <w:szCs w:val="24"/>
-              </w:rPr>
-            </w:pPr>
-            <w:r>
-              <w:rPr>
-                <w:rFonts w:ascii="Arial" w:hAnsi="Arial" w:cs="Arial" w:eastAsia="Arial"/>
+          </w:tcPr>
+          <w:p>
+            <w:pPr>
+              <w:spacing w:line="360" w:lineRule="auto"/>
+              <w:rPr>
+                <w:sz w:val="24"/>
+                <w:szCs w:val="24"/>
+              </w:rPr>
+            </w:pPr>
+            <w:r>
+              <w:rPr>
                 <w:color w:val="24303B"/>
                 <w:sz w:val="24"/>
                 <w:szCs w:val="24"/>
@@ -2465,20 +2552,17 @@
         <w:tc>
           <w:tcPr>
             <w:tcW w:w="4989" w:type="dxa"/>
-            <w:tcMar/>
-          </w:tcPr>
-          <w:p>
-            <w:pPr>
-              <w:spacing w:line="360" w:lineRule="auto"/>
-              <w:rPr>
-                <w:rFonts w:ascii="Calibri" w:hAnsi="Calibri" w:cs="Calibri"/>
-                <w:sz w:val="24"/>
-                <w:szCs w:val="24"/>
-              </w:rPr>
-            </w:pPr>
-            <w:r>
-              <w:rPr>
-                <w:rFonts w:ascii="Arial" w:hAnsi="Arial" w:cs="Arial" w:eastAsia="Arial"/>
+          </w:tcPr>
+          <w:p>
+            <w:pPr>
+              <w:spacing w:line="360" w:lineRule="auto"/>
+              <w:rPr>
+                <w:sz w:val="24"/>
+                <w:szCs w:val="24"/>
+              </w:rPr>
+            </w:pPr>
+            <w:r>
+              <w:rPr>
                 <w:noProof/>
                 <w:color w:val="24303B"/>
                 <w:sz w:val="24"/>
@@ -2539,7 +2623,6 @@
             <w:pPr>
               <w:spacing w:line="360" w:lineRule="auto"/>
               <w:rPr>
-                <w:rFonts w:ascii="Calibri" w:hAnsi="Calibri" w:cs="Calibri"/>
                 <w:sz w:val="24"/>
                 <w:szCs w:val="24"/>
               </w:rPr>
@@ -2551,20 +2634,17 @@
         <w:tc>
           <w:tcPr>
             <w:tcW w:w="3969" w:type="dxa"/>
-            <w:tcMar/>
-          </w:tcPr>
-          <w:p>
-            <w:pPr>
-              <w:spacing w:line="360" w:lineRule="auto"/>
-              <w:rPr>
-                <w:rFonts w:ascii="Calibri" w:hAnsi="Calibri" w:cs="Calibri"/>
-                <w:sz w:val="24"/>
-                <w:szCs w:val="24"/>
-              </w:rPr>
-            </w:pPr>
-            <w:r>
-              <w:rPr>
-                <w:rFonts w:ascii="Arial" w:hAnsi="Arial" w:cs="Arial" w:eastAsia="Arial"/>
+          </w:tcPr>
+          <w:p>
+            <w:pPr>
+              <w:spacing w:line="360" w:lineRule="auto"/>
+              <w:rPr>
+                <w:sz w:val="24"/>
+                <w:szCs w:val="24"/>
+              </w:rPr>
+            </w:pPr>
+            <w:r>
+              <w:rPr>
                 <w:color w:val="24303B"/>
                 <w:sz w:val="24"/>
                 <w:szCs w:val="24"/>
@@ -2576,13 +2656,11 @@
         <w:tc>
           <w:tcPr>
             <w:tcW w:w="4989" w:type="dxa"/>
-            <w:tcMar/>
-          </w:tcPr>
-          <w:p>
-            <w:pPr>
-              <w:spacing w:line="360" w:lineRule="auto"/>
-              <w:rPr>
-                <w:rFonts w:ascii="Calibri" w:hAnsi="Calibri" w:cs="Calibri"/>
+          </w:tcPr>
+          <w:p>
+            <w:pPr>
+              <w:spacing w:line="360" w:lineRule="auto"/>
+              <w:rPr>
                 <w:sz w:val="24"/>
                 <w:szCs w:val="24"/>
               </w:rPr>
@@ -2595,7 +2673,7 @@
     <w:sectPr>
       <w:headerReference w:type="default" r:id="rId11"/>
       <w:footerReference w:type="default" r:id="rId12"/>
-      <w:pgSz w:w="11906" w:h="16838" w:orient="portrait"/>
+      <w:pgSz w:w="11906" w:h="16838"/>
       <w:pgMar w:top="1440" w:right="1440" w:bottom="1440" w:left="1440" w:header="708" w:footer="708" w:gutter="0"/>
       <w:cols w:space="708"/>
       <w:docGrid w:linePitch="360"/>
@@ -2605,7 +2683,7 @@
 </file>
 
 <file path=word/endnotes.xml><?xml version="1.0" encoding="utf-8"?>
-<w:endnotes xmlns:wpc="http://schemas.microsoft.com/office/word/2010/wordprocessingCanvas" xmlns:cx="http://schemas.microsoft.com/office/drawing/2014/chartex" xmlns:cx1="http://schemas.microsoft.com/office/drawing/2015/9/8/chartex" xmlns:cx2="http://schemas.microsoft.com/office/drawing/2015/10/21/chartex" xmlns:cx3="http://schemas.microsoft.com/office/drawing/2016/5/9/chartex" xmlns:cx4="http://schemas.microsoft.com/office/drawing/2016/5/10/chartex" xmlns:cx5="http://schemas.microsoft.com/office/drawing/2016/5/11/chartex" xmlns:cx6="http://schemas.microsoft.com/office/drawing/2016/5/12/chartex" xmlns:cx7="http://schemas.microsoft.com/office/drawing/2016/5/13/chartex" xmlns:cx8="http://schemas.microsoft.com/office/drawing/2016/5/14/chartex" xmlns:mc="http://schemas.openxmlformats.org/markup-compatibility/2006" xmlns:aink="http://schemas.microsoft.com/office/drawing/2016/ink" xmlns:am3d="http://schemas.microsoft.com/office/drawing/2017/model3d" xmlns:o="urn:schemas-microsoft-com:office:office" xmlns:oel="http://schemas.microsoft.com/office/2019/extlst" xmlns:r="http://schemas.openxmlformats.org/officeDocument/2006/relationships" xmlns:m="http://schemas.openxmlformats.org/officeDocument/2006/math" xmlns:v="urn:schemas-microsoft-com:vml" xmlns:wp14="http://schemas.microsoft.com/office/word/2010/wordprocessingDrawing" xmlns:wp="http://schemas.openxmlformats.org/drawingml/2006/wordprocessingDrawing" xmlns:w10="urn:schemas-microsoft-com:office:word" xmlns:w="http://schemas.openxmlformats.org/wordprocessingml/2006/main" xmlns:w14="http://schemas.microsoft.com/office/word/2010/wordml" xmlns:w15="http://schemas.microsoft.com/office/word/2012/wordml" xmlns:w16cex="http://schemas.microsoft.com/office/word/2018/wordml/cex" xmlns:w16cid="http://schemas.microsoft.com/office/word/2016/wordml/cid" xmlns:w16="http://schemas.microsoft.com/office/word/2018/wordml" xmlns:w16du="http://schemas.microsoft.com/office/word/2023/wordml/word16du" xmlns:w16sdtdh="http://schemas.microsoft.com/office/word/2020/wordml/sdtdatahash" xmlns:w16sdtfl="http://schemas.microsoft.com/office/word/2024/wordml/sdtformatlock" xmlns:w16se="http://schemas.microsoft.com/office/word/2015/wordml/symex" xmlns:wpg="http://schemas.microsoft.com/office/word/2010/wordprocessingGroup" xmlns:wpi="http://schemas.microsoft.com/office/word/2010/wordprocessingInk" xmlns:wne="http://schemas.microsoft.com/office/word/2006/wordml" xmlns:wps="http://schemas.microsoft.com/office/word/2010/wordprocessingShape" mc:Ignorable="w14 w15 w16se w16cid w16 w16cex w16sdtdh w16sdtfl w16du wp14">
+<w:endnotes xmlns:wpc="http://schemas.microsoft.com/office/word/2010/wordprocessingCanvas" xmlns:cx="http://schemas.microsoft.com/office/drawing/2014/chartex" xmlns:cx1="http://schemas.microsoft.com/office/drawing/2015/9/8/chartex" xmlns:cx2="http://schemas.microsoft.com/office/drawing/2015/10/21/chartex" xmlns:cx3="http://schemas.microsoft.com/office/drawing/2016/5/9/chartex" xmlns:cx4="http://schemas.microsoft.com/office/drawing/2016/5/10/chartex" xmlns:cx5="http://schemas.microsoft.com/office/drawing/2016/5/11/chartex" xmlns:cx6="http://schemas.microsoft.com/office/drawing/2016/5/12/chartex" xmlns:cx7="http://schemas.microsoft.com/office/drawing/2016/5/13/chartex" xmlns:cx8="http://schemas.microsoft.com/office/drawing/2016/5/14/chartex" xmlns:mc="http://schemas.openxmlformats.org/markup-compatibility/2006" xmlns:aink="http://schemas.microsoft.com/office/drawing/2016/ink" xmlns:am3d="http://schemas.microsoft.com/office/drawing/2017/model3d" xmlns:o="urn:schemas-microsoft-com:office:office" xmlns:oel="http://schemas.microsoft.com/office/2019/extlst" xmlns:r="http://schemas.openxmlformats.org/officeDocument/2006/relationships" xmlns:m="http://schemas.openxmlformats.org/officeDocument/2006/math" xmlns:v="urn:schemas-microsoft-com:vml" xmlns:wp14="http://schemas.microsoft.com/office/word/2010/wordprocessingDrawing" xmlns:wp="http://schemas.openxmlformats.org/drawingml/2006/wordprocessingDrawing" xmlns:w10="urn:schemas-microsoft-com:office:word" xmlns:w="http://schemas.openxmlformats.org/wordprocessingml/2006/main" xmlns:w14="http://schemas.microsoft.com/office/word/2010/wordml" xmlns:w15="http://schemas.microsoft.com/office/word/2012/wordml" xmlns:w16cei="http://schemas.microsoft.com/office/word/2026/wordml/cei" xmlns:w16cex="http://schemas.microsoft.com/office/word/2018/wordml/cex" xmlns:w16cid="http://schemas.microsoft.com/office/word/2016/wordml/cid" xmlns:w16="http://schemas.microsoft.com/office/word/2018/wordml" xmlns:w16du="http://schemas.microsoft.com/office/word/2023/wordml/word16du" xmlns:w16sdtdh="http://schemas.microsoft.com/office/word/2020/wordml/sdtdatahash" xmlns:w16sdtfl="http://schemas.microsoft.com/office/word/2024/wordml/sdtformatlock" xmlns:w16se="http://schemas.microsoft.com/office/word/2015/wordml/symex" xmlns:wpg="http://schemas.microsoft.com/office/word/2010/wordprocessingGroup" xmlns:wpi="http://schemas.microsoft.com/office/word/2010/wordprocessingInk" xmlns:wne="http://schemas.microsoft.com/office/word/2006/wordml" xmlns:wps="http://schemas.microsoft.com/office/word/2010/wordprocessingShape" mc:Ignorable="w14 w15 w16se w16cid w16 w16cex w16sdtdh w16sdtfl w16du wp14">
   <w:endnote w:type="separator" w:id="-1">
     <w:p>
       <w:pPr>
@@ -2624,7 +2702,7 @@
 </file>
 
 <file path=word/footer1.xml><?xml version="1.0" encoding="utf-8"?>
-<w:ftr xmlns:wpc="http://schemas.microsoft.com/office/word/2010/wordprocessingCanvas" xmlns:cx="http://schemas.microsoft.com/office/drawing/2014/chartex" xmlns:cx1="http://schemas.microsoft.com/office/drawing/2015/9/8/chartex" xmlns:cx2="http://schemas.microsoft.com/office/drawing/2015/10/21/chartex" xmlns:cx3="http://schemas.microsoft.com/office/drawing/2016/5/9/chartex" xmlns:cx4="http://schemas.microsoft.com/office/drawing/2016/5/10/chartex" xmlns:cx5="http://schemas.microsoft.com/office/drawing/2016/5/11/chartex" xmlns:cx6="http://schemas.microsoft.com/office/drawing/2016/5/12/chartex" xmlns:cx7="http://schemas.microsoft.com/office/drawing/2016/5/13/chartex" xmlns:cx8="http://schemas.microsoft.com/office/drawing/2016/5/14/chartex" xmlns:mc="http://schemas.openxmlformats.org/markup-compatibility/2006" xmlns:aink="http://schemas.microsoft.com/office/drawing/2016/ink" xmlns:am3d="http://schemas.microsoft.com/office/drawing/2017/model3d" xmlns:o="urn:schemas-microsoft-com:office:office" xmlns:oel="http://schemas.microsoft.com/office/2019/extlst" xmlns:r="http://schemas.openxmlformats.org/officeDocument/2006/relationships" xmlns:m="http://schemas.openxmlformats.org/officeDocument/2006/math" xmlns:v="urn:schemas-microsoft-com:vml" xmlns:wp14="http://schemas.microsoft.com/office/word/2010/wordprocessingDrawing" xmlns:wp="http://schemas.openxmlformats.org/drawingml/2006/wordprocessingDrawing" xmlns:w10="urn:schemas-microsoft-com:office:word" xmlns:w="http://schemas.openxmlformats.org/wordprocessingml/2006/main" xmlns:w14="http://schemas.microsoft.com/office/word/2010/wordml" xmlns:w15="http://schemas.microsoft.com/office/word/2012/wordml" xmlns:w16cex="http://schemas.microsoft.com/office/word/2018/wordml/cex" xmlns:w16cid="http://schemas.microsoft.com/office/word/2016/wordml/cid" xmlns:w16="http://schemas.microsoft.com/office/word/2018/wordml" xmlns:w16du="http://schemas.microsoft.com/office/word/2023/wordml/word16du" xmlns:w16sdtdh="http://schemas.microsoft.com/office/word/2020/wordml/sdtdatahash" xmlns:w16sdtfl="http://schemas.microsoft.com/office/word/2024/wordml/sdtformatlock" xmlns:w16se="http://schemas.microsoft.com/office/word/2015/wordml/symex" xmlns:wpg="http://schemas.microsoft.com/office/word/2010/wordprocessingGroup" xmlns:wpi="http://schemas.microsoft.com/office/word/2010/wordprocessingInk" xmlns:wne="http://schemas.microsoft.com/office/word/2006/wordml" xmlns:wps="http://schemas.microsoft.com/office/word/2010/wordprocessingShape" mc:Ignorable="w14 w15 w16se w16cid w16 w16cex w16sdtdh w16sdtfl w16du wp14">
+<w:ftr xmlns:wpc="http://schemas.microsoft.com/office/word/2010/wordprocessingCanvas" xmlns:cx="http://schemas.microsoft.com/office/drawing/2014/chartex" xmlns:cx1="http://schemas.microsoft.com/office/drawing/2015/9/8/chartex" xmlns:cx2="http://schemas.microsoft.com/office/drawing/2015/10/21/chartex" xmlns:cx3="http://schemas.microsoft.com/office/drawing/2016/5/9/chartex" xmlns:cx4="http://schemas.microsoft.com/office/drawing/2016/5/10/chartex" xmlns:cx5="http://schemas.microsoft.com/office/drawing/2016/5/11/chartex" xmlns:cx6="http://schemas.microsoft.com/office/drawing/2016/5/12/chartex" xmlns:cx7="http://schemas.microsoft.com/office/drawing/2016/5/13/chartex" xmlns:cx8="http://schemas.microsoft.com/office/drawing/2016/5/14/chartex" xmlns:mc="http://schemas.openxmlformats.org/markup-compatibility/2006" xmlns:aink="http://schemas.microsoft.com/office/drawing/2016/ink" xmlns:am3d="http://schemas.microsoft.com/office/drawing/2017/model3d" xmlns:o="urn:schemas-microsoft-com:office:office" xmlns:oel="http://schemas.microsoft.com/office/2019/extlst" xmlns:r="http://schemas.openxmlformats.org/officeDocument/2006/relationships" xmlns:m="http://schemas.openxmlformats.org/officeDocument/2006/math" xmlns:v="urn:schemas-microsoft-com:vml" xmlns:wp14="http://schemas.microsoft.com/office/word/2010/wordprocessingDrawing" xmlns:wp="http://schemas.openxmlformats.org/drawingml/2006/wordprocessingDrawing" xmlns:w10="urn:schemas-microsoft-com:office:word" xmlns:w="http://schemas.openxmlformats.org/wordprocessingml/2006/main" xmlns:w14="http://schemas.microsoft.com/office/word/2010/wordml" xmlns:w15="http://schemas.microsoft.com/office/word/2012/wordml" xmlns:w16cei="http://schemas.microsoft.com/office/word/2026/wordml/cei" xmlns:w16cex="http://schemas.microsoft.com/office/word/2018/wordml/cex" xmlns:w16cid="http://schemas.microsoft.com/office/word/2016/wordml/cid" xmlns:w16="http://schemas.microsoft.com/office/word/2018/wordml" xmlns:w16du="http://schemas.microsoft.com/office/word/2023/wordml/word16du" xmlns:w16sdtdh="http://schemas.microsoft.com/office/word/2020/wordml/sdtdatahash" xmlns:w16sdtfl="http://schemas.microsoft.com/office/word/2024/wordml/sdtformatlock" xmlns:w16se="http://schemas.microsoft.com/office/word/2015/wordml/symex" xmlns:wpg="http://schemas.microsoft.com/office/word/2010/wordprocessingGroup" xmlns:wpi="http://schemas.microsoft.com/office/word/2010/wordprocessingInk" xmlns:wne="http://schemas.microsoft.com/office/word/2006/wordml" xmlns:wps="http://schemas.microsoft.com/office/word/2010/wordprocessingShape" mc:Ignorable="w14 w15 w16se w16cid w16 w16cex w16sdtdh w16sdtfl w16du wp14">
   <w:p>
     <w:pPr>
       <w:pBdr>
@@ -2659,7 +2737,7 @@
                   <pic:cNvPicPr/>
                 </pic:nvPicPr>
                 <pic:blipFill rotWithShape="1">
-                  <a:blip r:embed="rIdTplImgC">
+                  <a:blip r:embed="rId1">
                     <a:extLst>
                       <a:ext uri="{28A0092B-C50C-407E-A947-70E740481C1C}">
                         <a14:useLocalDpi xmlns:a14="http://schemas.microsoft.com/office/drawing/2010/main" val="0"/>
@@ -2733,7 +2811,7 @@
         <w:sz w:val="16"/>
         <w:szCs w:val="16"/>
       </w:rPr>
-      <w:t>·</w:t>
+      <w:t>·  Versie</w:t>
     </w:r>
     <w:proofErr w:type="gramEnd"/>
     <w:r>
@@ -2742,7 +2820,7 @@
         <w:sz w:val="16"/>
         <w:szCs w:val="16"/>
       </w:rPr>
-      <w:t xml:space="preserve">  Versie </w:t>
+      <w:t xml:space="preserve"> </w:t>
     </w:r>
     <w:proofErr w:type="gramStart"/>
     <w:r>
@@ -2753,17 +2831,7 @@
         <w:sz w:val="16"/>
         <w:szCs w:val="16"/>
       </w:rPr>
-      <w:t xml:space="preserve">[ </w:t>
-    </w:r>
-    <w:r>
-      <w:rPr>
-        <w:i/>
-        <w:iCs/>
-        <w:color w:val="59636E"/>
-        <w:sz w:val="16"/>
-        <w:szCs w:val="16"/>
-      </w:rPr>
-      <w:t>1.0</w:t>
+      <w:t>[ 1.0</w:t>
     </w:r>
     <w:proofErr w:type="gramEnd"/>
     <w:r>
@@ -2813,17 +2881,7 @@
         <w:sz w:val="16"/>
         <w:szCs w:val="16"/>
       </w:rPr>
-      <w:t xml:space="preserve">[ </w:t>
-    </w:r>
-    <w:r>
-      <w:rPr>
-        <w:i/>
-        <w:iCs/>
-        <w:color w:val="59636E"/>
-        <w:sz w:val="16"/>
-        <w:szCs w:val="16"/>
-      </w:rPr>
-      <w:t>27</w:t>
+      <w:t>[ 27</w:t>
     </w:r>
     <w:proofErr w:type="gramEnd"/>
     <w:r>
@@ -2845,17 +2903,7 @@
         <w:sz w:val="16"/>
         <w:szCs w:val="16"/>
       </w:rPr>
-      <w:t>2026</w:t>
-    </w:r>
-    <w:r>
-      <w:rPr>
-        <w:i/>
-        <w:iCs/>
-        <w:color w:val="59636E"/>
-        <w:sz w:val="16"/>
-        <w:szCs w:val="16"/>
-      </w:rPr>
-      <w:t xml:space="preserve"> ]</w:t>
+      <w:t>2026 ]</w:t>
     </w:r>
     <w:proofErr w:type="gramEnd"/>
     <w:r>
@@ -2979,7 +3027,7 @@
 </file>
 
 <file path=word/footnotes.xml><?xml version="1.0" encoding="utf-8"?>
-<w:footnotes xmlns:wpc="http://schemas.microsoft.com/office/word/2010/wordprocessingCanvas" xmlns:cx="http://schemas.microsoft.com/office/drawing/2014/chartex" xmlns:cx1="http://schemas.microsoft.com/office/drawing/2015/9/8/chartex" xmlns:cx2="http://schemas.microsoft.com/office/drawing/2015/10/21/chartex" xmlns:cx3="http://schemas.microsoft.com/office/drawing/2016/5/9/chartex" xmlns:cx4="http://schemas.microsoft.com/office/drawing/2016/5/10/chartex" xmlns:cx5="http://schemas.microsoft.com/office/drawing/2016/5/11/chartex" xmlns:cx6="http://schemas.microsoft.com/office/drawing/2016/5/12/chartex" xmlns:cx7="http://schemas.microsoft.com/office/drawing/2016/5/13/chartex" xmlns:cx8="http://schemas.microsoft.com/office/drawing/2016/5/14/chartex" xmlns:mc="http://schemas.openxmlformats.org/markup-compatibility/2006" xmlns:aink="http://schemas.microsoft.com/office/drawing/2016/ink" xmlns:am3d="http://schemas.microsoft.com/office/drawing/2017/model3d" xmlns:o="urn:schemas-microsoft-com:office:office" xmlns:oel="http://schemas.microsoft.com/office/2019/extlst" xmlns:r="http://schemas.openxmlformats.org/officeDocument/2006/relationships" xmlns:m="http://schemas.openxmlformats.org/officeDocument/2006/math" xmlns:v="urn:schemas-microsoft-com:vml" xmlns:wp14="http://schemas.microsoft.com/office/word/2010/wordprocessingDrawing" xmlns:wp="http://schemas.openxmlformats.org/drawingml/2006/wordprocessingDrawing" xmlns:w10="urn:schemas-microsoft-com:office:word" xmlns:w="http://schemas.openxmlformats.org/wordprocessingml/2006/main" xmlns:w14="http://schemas.microsoft.com/office/word/2010/wordml" xmlns:w15="http://schemas.microsoft.com/office/word/2012/wordml" xmlns:w16cex="http://schemas.microsoft.com/office/word/2018/wordml/cex" xmlns:w16cid="http://schemas.microsoft.com/office/word/2016/wordml/cid" xmlns:w16="http://schemas.microsoft.com/office/word/2018/wordml" xmlns:w16du="http://schemas.microsoft.com/office/word/2023/wordml/word16du" xmlns:w16sdtdh="http://schemas.microsoft.com/office/word/2020/wordml/sdtdatahash" xmlns:w16sdtfl="http://schemas.microsoft.com/office/word/2024/wordml/sdtformatlock" xmlns:w16se="http://schemas.microsoft.com/office/word/2015/wordml/symex" xmlns:wpg="http://schemas.microsoft.com/office/word/2010/wordprocessingGroup" xmlns:wpi="http://schemas.microsoft.com/office/word/2010/wordprocessingInk" xmlns:wne="http://schemas.microsoft.com/office/word/2006/wordml" xmlns:wps="http://schemas.microsoft.com/office/word/2010/wordprocessingShape" mc:Ignorable="w14 w15 w16se w16cid w16 w16cex w16sdtdh w16sdtfl w16du wp14">
+<w:footnotes xmlns:wpc="http://schemas.microsoft.com/office/word/2010/wordprocessingCanvas" xmlns:cx="http://schemas.microsoft.com/office/drawing/2014/chartex" xmlns:cx1="http://schemas.microsoft.com/office/drawing/2015/9/8/chartex" xmlns:cx2="http://schemas.microsoft.com/office/drawing/2015/10/21/chartex" xmlns:cx3="http://schemas.microsoft.com/office/drawing/2016/5/9/chartex" xmlns:cx4="http://schemas.microsoft.com/office/drawing/2016/5/10/chartex" xmlns:cx5="http://schemas.microsoft.com/office/drawing/2016/5/11/chartex" xmlns:cx6="http://schemas.microsoft.com/office/drawing/2016/5/12/chartex" xmlns:cx7="http://schemas.microsoft.com/office/drawing/2016/5/13/chartex" xmlns:cx8="http://schemas.microsoft.com/office/drawing/2016/5/14/chartex" xmlns:mc="http://schemas.openxmlformats.org/markup-compatibility/2006" xmlns:aink="http://schemas.microsoft.com/office/drawing/2016/ink" xmlns:am3d="http://schemas.microsoft.com/office/drawing/2017/model3d" xmlns:o="urn:schemas-microsoft-com:office:office" xmlns:oel="http://schemas.microsoft.com/office/2019/extlst" xmlns:r="http://schemas.openxmlformats.org/officeDocument/2006/relationships" xmlns:m="http://schemas.openxmlformats.org/officeDocument/2006/math" xmlns:v="urn:schemas-microsoft-com:vml" xmlns:wp14="http://schemas.microsoft.com/office/word/2010/wordprocessingDrawing" xmlns:wp="http://schemas.openxmlformats.org/drawingml/2006/wordprocessingDrawing" xmlns:w10="urn:schemas-microsoft-com:office:word" xmlns:w="http://schemas.openxmlformats.org/wordprocessingml/2006/main" xmlns:w14="http://schemas.microsoft.com/office/word/2010/wordml" xmlns:w15="http://schemas.microsoft.com/office/word/2012/wordml" xmlns:w16cei="http://schemas.microsoft.com/office/word/2026/wordml/cei" xmlns:w16cex="http://schemas.microsoft.com/office/word/2018/wordml/cex" xmlns:w16cid="http://schemas.microsoft.com/office/word/2016/wordml/cid" xmlns:w16="http://schemas.microsoft.com/office/word/2018/wordml" xmlns:w16du="http://schemas.microsoft.com/office/word/2023/wordml/word16du" xmlns:w16sdtdh="http://schemas.microsoft.com/office/word/2020/wordml/sdtdatahash" xmlns:w16sdtfl="http://schemas.microsoft.com/office/word/2024/wordml/sdtformatlock" xmlns:w16se="http://schemas.microsoft.com/office/word/2015/wordml/symex" xmlns:wpg="http://schemas.microsoft.com/office/word/2010/wordprocessingGroup" xmlns:wpi="http://schemas.microsoft.com/office/word/2010/wordprocessingInk" xmlns:wne="http://schemas.microsoft.com/office/word/2006/wordml" xmlns:wps="http://schemas.microsoft.com/office/word/2010/wordprocessingShape" mc:Ignorable="w14 w15 w16se w16cid w16 w16cex w16sdtdh w16sdtfl w16du wp14">
   <w:footnote w:type="separator" w:id="-1">
     <w:p>
       <w:pPr>
@@ -2998,10 +3046,9 @@
 </file>
 
 <file path=word/header1.xml><?xml version="1.0" encoding="utf-8"?>
-<w:hdr xmlns:wpc="http://schemas.microsoft.com/office/word/2010/wordprocessingCanvas" xmlns:cx="http://schemas.microsoft.com/office/drawing/2014/chartex" xmlns:cx1="http://schemas.microsoft.com/office/drawing/2015/9/8/chartex" xmlns:cx2="http://schemas.microsoft.com/office/drawing/2015/10/21/chartex" xmlns:cx3="http://schemas.microsoft.com/office/drawing/2016/5/9/chartex" xmlns:cx4="http://schemas.microsoft.com/office/drawing/2016/5/10/chartex" xmlns:cx5="http://schemas.microsoft.com/office/drawing/2016/5/11/chartex" xmlns:cx6="http://schemas.microsoft.com/office/drawing/2016/5/12/chartex" xmlns:cx7="http://schemas.microsoft.com/office/drawing/2016/5/13/chartex" xmlns:cx8="http://schemas.microsoft.com/office/drawing/2016/5/14/chartex" xmlns:mc="http://schemas.openxmlformats.org/markup-compatibility/2006" xmlns:aink="http://schemas.microsoft.com/office/drawing/2016/ink" xmlns:am3d="http://schemas.microsoft.com/office/drawing/2017/model3d" xmlns:o="urn:schemas-microsoft-com:office:office" xmlns:oel="http://schemas.microsoft.com/office/2019/extlst" xmlns:r="http://schemas.openxmlformats.org/officeDocument/2006/relationships" xmlns:m="http://schemas.openxmlformats.org/officeDocument/2006/math" xmlns:v="urn:schemas-microsoft-com:vml" xmlns:wp14="http://schemas.microsoft.com/office/word/2010/wordprocessingDrawing" xmlns:wp="http://schemas.openxmlformats.org/drawingml/2006/wordprocessingDrawing" xmlns:w10="urn:schemas-microsoft-com:office:word" xmlns:w="http://schemas.openxmlformats.org/wordprocessingml/2006/main" xmlns:w14="http://schemas.microsoft.com/office/word/2010/wordml" xmlns:w15="http://schemas.microsoft.com/office/word/2012/wordml" xmlns:w16cex="http://schemas.microsoft.com/office/word/2018/wordml/cex" xmlns:w16cid="http://schemas.microsoft.com/office/word/2016/wordml/cid" xmlns:w16="http://schemas.microsoft.com/office/word/2018/wordml" xmlns:w16du="http://schemas.microsoft.com/office/word/2023/wordml/word16du" xmlns:w16sdtdh="http://schemas.microsoft.com/office/word/2020/wordml/sdtdatahash" xmlns:w16sdtfl="http://schemas.microsoft.com/office/word/2024/wordml/sdtformatlock" xmlns:w16se="http://schemas.microsoft.com/office/word/2015/wordml/symex" xmlns:wpg="http://schemas.microsoft.com/office/word/2010/wordprocessingGroup" xmlns:wpi="http://schemas.microsoft.com/office/word/2010/wordprocessingInk" xmlns:wne="http://schemas.microsoft.com/office/word/2006/wordml" xmlns:wps="http://schemas.microsoft.com/office/word/2010/wordprocessingShape" mc:Ignorable="w14 w15 w16se w16cid w16 w16cex w16sdtdh w16sdtfl w16du wp14">
+<w:hdr xmlns:wpc="http://schemas.microsoft.com/office/word/2010/wordprocessingCanvas" xmlns:cx="http://schemas.microsoft.com/office/drawing/2014/chartex" xmlns:cx1="http://schemas.microsoft.com/office/drawing/2015/9/8/chartex" xmlns:cx2="http://schemas.microsoft.com/office/drawing/2015/10/21/chartex" xmlns:cx3="http://schemas.microsoft.com/office/drawing/2016/5/9/chartex" xmlns:cx4="http://schemas.microsoft.com/office/drawing/2016/5/10/chartex" xmlns:cx5="http://schemas.microsoft.com/office/drawing/2016/5/11/chartex" xmlns:cx6="http://schemas.microsoft.com/office/drawing/2016/5/12/chartex" xmlns:cx7="http://schemas.microsoft.com/office/drawing/2016/5/13/chartex" xmlns:cx8="http://schemas.microsoft.com/office/drawing/2016/5/14/chartex" xmlns:mc="http://schemas.openxmlformats.org/markup-compatibility/2006" xmlns:aink="http://schemas.microsoft.com/office/drawing/2016/ink" xmlns:am3d="http://schemas.microsoft.com/office/drawing/2017/model3d" xmlns:o="urn:schemas-microsoft-com:office:office" xmlns:oel="http://schemas.microsoft.com/office/2019/extlst" xmlns:r="http://schemas.openxmlformats.org/officeDocument/2006/relationships" xmlns:m="http://schemas.openxmlformats.org/officeDocument/2006/math" xmlns:v="urn:schemas-microsoft-com:vml" xmlns:wp14="http://schemas.microsoft.com/office/word/2010/wordprocessingDrawing" xmlns:wp="http://schemas.openxmlformats.org/drawingml/2006/wordprocessingDrawing" xmlns:w10="urn:schemas-microsoft-com:office:word" xmlns:w="http://schemas.openxmlformats.org/wordprocessingml/2006/main" xmlns:w14="http://schemas.microsoft.com/office/word/2010/wordml" xmlns:w15="http://schemas.microsoft.com/office/word/2012/wordml" xmlns:w16cei="http://schemas.microsoft.com/office/word/2026/wordml/cei" xmlns:w16cex="http://schemas.microsoft.com/office/word/2018/wordml/cex" xmlns:w16cid="http://schemas.microsoft.com/office/word/2016/wordml/cid" xmlns:w16="http://schemas.microsoft.com/office/word/2018/wordml" xmlns:w16du="http://schemas.microsoft.com/office/word/2023/wordml/word16du" xmlns:w16sdtdh="http://schemas.microsoft.com/office/word/2020/wordml/sdtdatahash" xmlns:w16sdtfl="http://schemas.microsoft.com/office/word/2024/wordml/sdtformatlock" xmlns:w16se="http://schemas.microsoft.com/office/word/2015/wordml/symex" xmlns:wpg="http://schemas.microsoft.com/office/word/2010/wordprocessingGroup" xmlns:wpi="http://schemas.microsoft.com/office/word/2010/wordprocessingInk" xmlns:wne="http://schemas.microsoft.com/office/word/2006/wordml" xmlns:wps="http://schemas.microsoft.com/office/word/2010/wordprocessingShape" mc:Ignorable="w14 w15 w16se w16cid w16 w16cex w16sdtdh w16sdtfl w16du wp14">
   <w:p>
     <w:pPr>
-      <w:pStyle w:val="Koptekst"/>
       <w:jc w:val="right"/>
     </w:pPr>
     <w:r>
@@ -3045,7 +3092,7 @@
                   <pic:cNvPicPr/>
                 </pic:nvPicPr>
                 <pic:blipFill>
-                  <a:blip r:embed="rIdTplImgA">
+                  <a:blip r:embed="rId1">
                     <a:extLst>
                       <a:ext uri="{28A0092B-C50C-407E-A947-70E740481C1C}">
                         <a14:useLocalDpi xmlns:a14="http://schemas.microsoft.com/office/drawing/2010/main" val="0"/>
@@ -3097,7 +3144,7 @@
                   <pic:cNvPicPr/>
                 </pic:nvPicPr>
                 <pic:blipFill>
-                  <a:blip r:embed="rIdTplImgB">
+                  <a:blip r:embed="rId2">
                     <a:extLst>
                       <a:ext uri="{28A0092B-C50C-407E-A947-70E740481C1C}">
                         <a14:useLocalDpi xmlns:a14="http://schemas.microsoft.com/office/drawing/2010/main" val="0"/>
@@ -3127,20 +3174,178 @@
 </w:hdr>
 </file>
 
-<file path=word/people.xml><?xml version="1.0" encoding="utf-8"?>
-<w15:people xmlns:mc="http://schemas.openxmlformats.org/markup-compatibility/2006" xmlns:w15="http://schemas.microsoft.com/office/word/2012/wordml" mc:Ignorable="w15">
-  <w15:person w15:author="Fabienne Dobbels">
-    <w15:presenceInfo w15:providerId="AD" w15:userId="S::fabienne.dobbels@kuleuven.be::6af49e9b-5a3b-47c4-8312-83989a90b1c2"/>
-  </w15:person>
-</w15:people>
+<file path=word/numbering.xml><?xml version="1.0" encoding="utf-8"?>
+<w:numbering xmlns:wpc="http://schemas.microsoft.com/office/word/2010/wordprocessingCanvas" xmlns:cx="http://schemas.microsoft.com/office/drawing/2014/chartex" xmlns:cx1="http://schemas.microsoft.com/office/drawing/2015/9/8/chartex" xmlns:cx2="http://schemas.microsoft.com/office/drawing/2015/10/21/chartex" xmlns:cx3="http://schemas.microsoft.com/office/drawing/2016/5/9/chartex" xmlns:cx4="http://schemas.microsoft.com/office/drawing/2016/5/10/chartex" xmlns:cx5="http://schemas.microsoft.com/office/drawing/2016/5/11/chartex" xmlns:cx6="http://schemas.microsoft.com/office/drawing/2016/5/12/chartex" xmlns:cx7="http://schemas.microsoft.com/office/drawing/2016/5/13/chartex" xmlns:cx8="http://schemas.microsoft.com/office/drawing/2016/5/14/chartex" xmlns:mc="http://schemas.openxmlformats.org/markup-compatibility/2006" xmlns:aink="http://schemas.microsoft.com/office/drawing/2016/ink" xmlns:am3d="http://schemas.microsoft.com/office/drawing/2017/model3d" xmlns:o="urn:schemas-microsoft-com:office:office" xmlns:oel="http://schemas.microsoft.com/office/2019/extlst" xmlns:r="http://schemas.openxmlformats.org/officeDocument/2006/relationships" xmlns:m="http://schemas.openxmlformats.org/officeDocument/2006/math" xmlns:v="urn:schemas-microsoft-com:vml" xmlns:wp14="http://schemas.microsoft.com/office/word/2010/wordprocessingDrawing" xmlns:wp="http://schemas.openxmlformats.org/drawingml/2006/wordprocessingDrawing" xmlns:w10="urn:schemas-microsoft-com:office:word" xmlns:w="http://schemas.openxmlformats.org/wordprocessingml/2006/main" xmlns:w14="http://schemas.microsoft.com/office/word/2010/wordml" xmlns:w15="http://schemas.microsoft.com/office/word/2012/wordml" xmlns:w16cei="http://schemas.microsoft.com/office/word/2026/wordml/cei" xmlns:w16cex="http://schemas.microsoft.com/office/word/2018/wordml/cex" xmlns:w16cid="http://schemas.microsoft.com/office/word/2016/wordml/cid" xmlns:w16="http://schemas.microsoft.com/office/word/2018/wordml" xmlns:w16du="http://schemas.microsoft.com/office/word/2023/wordml/word16du" xmlns:w16sdtdh="http://schemas.microsoft.com/office/word/2020/wordml/sdtdatahash" xmlns:w16sdtfl="http://schemas.microsoft.com/office/word/2024/wordml/sdtformatlock" xmlns:w16se="http://schemas.microsoft.com/office/word/2015/wordml/symex" xmlns:wpg="http://schemas.microsoft.com/office/word/2010/wordprocessingGroup" xmlns:wpi="http://schemas.microsoft.com/office/word/2010/wordprocessingInk" xmlns:wne="http://schemas.microsoft.com/office/word/2006/wordml" xmlns:wps="http://schemas.microsoft.com/office/word/2010/wordprocessingShape" mc:Ignorable="w14 w15 w16se w16cid w16 w16cex w16sdtdh w16sdtfl w16du wp14">
+  <w:abstractNum w:abstractNumId="0" w15:restartNumberingAfterBreak="0">
+    <w:nsid w:val="308B0DDF"/>
+    <w:multiLevelType w:val="multilevel"/>
+    <w:tmpl w:val="B712BA32"/>
+    <w:lvl w:ilvl="0">
+      <w:start w:val="1"/>
+      <w:numFmt w:val="bullet"/>
+      <w:lvlText w:val=""/>
+      <w:lvlJc w:val="left"/>
+      <w:pPr>
+        <w:tabs>
+          <w:tab w:val="num" w:pos="720"/>
+        </w:tabs>
+        <w:ind w:left="720" w:hanging="360"/>
+      </w:pPr>
+      <w:rPr>
+        <w:rFonts w:ascii="Symbol" w:hAnsi="Symbol" w:hint="default"/>
+        <w:sz w:val="20"/>
+      </w:rPr>
+    </w:lvl>
+    <w:lvl w:ilvl="1">
+      <w:start w:val="1"/>
+      <w:numFmt w:val="bullet"/>
+      <w:lvlText w:val="o"/>
+      <w:lvlJc w:val="left"/>
+      <w:pPr>
+        <w:tabs>
+          <w:tab w:val="num" w:pos="1440"/>
+        </w:tabs>
+        <w:ind w:left="1440" w:hanging="360"/>
+      </w:pPr>
+      <w:rPr>
+        <w:rFonts w:ascii="Courier New" w:hAnsi="Courier New" w:cs="Times New Roman" w:hint="default"/>
+        <w:sz w:val="20"/>
+      </w:rPr>
+    </w:lvl>
+    <w:lvl w:ilvl="2">
+      <w:start w:val="1"/>
+      <w:numFmt w:val="bullet"/>
+      <w:lvlText w:val=""/>
+      <w:lvlJc w:val="left"/>
+      <w:pPr>
+        <w:tabs>
+          <w:tab w:val="num" w:pos="2160"/>
+        </w:tabs>
+        <w:ind w:left="2160" w:hanging="360"/>
+      </w:pPr>
+      <w:rPr>
+        <w:rFonts w:ascii="Wingdings" w:hAnsi="Wingdings" w:hint="default"/>
+        <w:sz w:val="20"/>
+      </w:rPr>
+    </w:lvl>
+    <w:lvl w:ilvl="3">
+      <w:start w:val="1"/>
+      <w:numFmt w:val="bullet"/>
+      <w:lvlText w:val=""/>
+      <w:lvlJc w:val="left"/>
+      <w:pPr>
+        <w:tabs>
+          <w:tab w:val="num" w:pos="2880"/>
+        </w:tabs>
+        <w:ind w:left="2880" w:hanging="360"/>
+      </w:pPr>
+      <w:rPr>
+        <w:rFonts w:ascii="Wingdings" w:hAnsi="Wingdings" w:hint="default"/>
+        <w:sz w:val="20"/>
+      </w:rPr>
+    </w:lvl>
+    <w:lvl w:ilvl="4">
+      <w:start w:val="1"/>
+      <w:numFmt w:val="bullet"/>
+      <w:lvlText w:val=""/>
+      <w:lvlJc w:val="left"/>
+      <w:pPr>
+        <w:tabs>
+          <w:tab w:val="num" w:pos="3600"/>
+        </w:tabs>
+        <w:ind w:left="3600" w:hanging="360"/>
+      </w:pPr>
+      <w:rPr>
+        <w:rFonts w:ascii="Wingdings" w:hAnsi="Wingdings" w:hint="default"/>
+        <w:sz w:val="20"/>
+      </w:rPr>
+    </w:lvl>
+    <w:lvl w:ilvl="5">
+      <w:start w:val="1"/>
+      <w:numFmt w:val="bullet"/>
+      <w:lvlText w:val=""/>
+      <w:lvlJc w:val="left"/>
+      <w:pPr>
+        <w:tabs>
+          <w:tab w:val="num" w:pos="4320"/>
+        </w:tabs>
+        <w:ind w:left="4320" w:hanging="360"/>
+      </w:pPr>
+      <w:rPr>
+        <w:rFonts w:ascii="Wingdings" w:hAnsi="Wingdings" w:hint="default"/>
+        <w:sz w:val="20"/>
+      </w:rPr>
+    </w:lvl>
+    <w:lvl w:ilvl="6">
+      <w:start w:val="1"/>
+      <w:numFmt w:val="bullet"/>
+      <w:lvlText w:val=""/>
+      <w:lvlJc w:val="left"/>
+      <w:pPr>
+        <w:tabs>
+          <w:tab w:val="num" w:pos="5040"/>
+        </w:tabs>
+        <w:ind w:left="5040" w:hanging="360"/>
+      </w:pPr>
+      <w:rPr>
+        <w:rFonts w:ascii="Wingdings" w:hAnsi="Wingdings" w:hint="default"/>
+        <w:sz w:val="20"/>
+      </w:rPr>
+    </w:lvl>
+    <w:lvl w:ilvl="7">
+      <w:start w:val="1"/>
+      <w:numFmt w:val="bullet"/>
+      <w:lvlText w:val=""/>
+      <w:lvlJc w:val="left"/>
+      <w:pPr>
+        <w:tabs>
+          <w:tab w:val="num" w:pos="5760"/>
+        </w:tabs>
+        <w:ind w:left="5760" w:hanging="360"/>
+      </w:pPr>
+      <w:rPr>
+        <w:rFonts w:ascii="Wingdings" w:hAnsi="Wingdings" w:hint="default"/>
+        <w:sz w:val="20"/>
+      </w:rPr>
+    </w:lvl>
+    <w:lvl w:ilvl="8">
+      <w:start w:val="1"/>
+      <w:numFmt w:val="bullet"/>
+      <w:lvlText w:val=""/>
+      <w:lvlJc w:val="left"/>
+      <w:pPr>
+        <w:tabs>
+          <w:tab w:val="num" w:pos="6480"/>
+        </w:tabs>
+        <w:ind w:left="6480" w:hanging="360"/>
+      </w:pPr>
+      <w:rPr>
+        <w:rFonts w:ascii="Wingdings" w:hAnsi="Wingdings" w:hint="default"/>
+        <w:sz w:val="20"/>
+      </w:rPr>
+    </w:lvl>
+  </w:abstractNum>
+  <w:num w:numId="1" w16cid:durableId="1717192979">
+    <w:abstractNumId w:val="0"/>
+    <w:lvlOverride w:ilvl="0"/>
+    <w:lvlOverride w:ilvl="1"/>
+    <w:lvlOverride w:ilvl="2"/>
+    <w:lvlOverride w:ilvl="3"/>
+    <w:lvlOverride w:ilvl="4"/>
+    <w:lvlOverride w:ilvl="5"/>
+    <w:lvlOverride w:ilvl="6"/>
+    <w:lvlOverride w:ilvl="7"/>
+    <w:lvlOverride w:ilvl="8"/>
+  </w:num>
+</w:numbering>
 </file>
 
 <file path=word/styles.xml><?xml version="1.0" encoding="utf-8"?>
-<w:styles xmlns:wp14="http://schemas.microsoft.com/office/word/2010/wordprocessingDrawing" xmlns:mc="http://schemas.openxmlformats.org/markup-compatibility/2006" xmlns:r="http://schemas.openxmlformats.org/officeDocument/2006/relationships" xmlns:w="http://schemas.openxmlformats.org/wordprocessingml/2006/main" xmlns:w14="http://schemas.microsoft.com/office/word/2010/wordml" xmlns:w15="http://schemas.microsoft.com/office/word/2012/wordml" xmlns:w16cex="http://schemas.microsoft.com/office/word/2018/wordml/cex" xmlns:w16cid="http://schemas.microsoft.com/office/word/2016/wordml/cid" xmlns:w16="http://schemas.microsoft.com/office/word/2018/wordml" xmlns:w16du="http://schemas.microsoft.com/office/word/2023/wordml/word16du" xmlns:w16sdtdh="http://schemas.microsoft.com/office/word/2020/wordml/sdtdatahash" xmlns:w16sdtfl="http://schemas.microsoft.com/office/word/2024/wordml/sdtformatlock" xmlns:w16se="http://schemas.microsoft.com/office/word/2015/wordml/symex" mc:Ignorable="w14 w15 w16se w16cid w16 w16cex w16sdtdh w16sdtfl w16du wp14">
+<w:styles xmlns:mc="http://schemas.openxmlformats.org/markup-compatibility/2006" xmlns:r="http://schemas.openxmlformats.org/officeDocument/2006/relationships" xmlns:w="http://schemas.openxmlformats.org/wordprocessingml/2006/main" xmlns:w14="http://schemas.microsoft.com/office/word/2010/wordml" xmlns:w15="http://schemas.microsoft.com/office/word/2012/wordml" xmlns:w16cex="http://schemas.microsoft.com/office/word/2018/wordml/cex" xmlns:w16cid="http://schemas.microsoft.com/office/word/2016/wordml/cid" xmlns:w16="http://schemas.microsoft.com/office/word/2018/wordml" xmlns:w16du="http://schemas.microsoft.com/office/word/2023/wordml/word16du" xmlns:w16sdtdh="http://schemas.microsoft.com/office/word/2020/wordml/sdtdatahash" xmlns:w16sdtfl="http://schemas.microsoft.com/office/word/2024/wordml/sdtformatlock" xmlns:w16se="http://schemas.microsoft.com/office/word/2015/wordml/symex" mc:Ignorable="w14 w15 w16se w16cid w16 w16cex w16sdtdh w16sdtfl w16du">
   <w:docDefaults>
     <w:rPrDefault>
       <w:rPr>
-        <w:rFonts w:asciiTheme="minorHAnsi" w:hAnsiTheme="minorHAnsi" w:eastAsiaTheme="minorHAnsi" w:cstheme="minorBidi"/>
+        <w:rFonts w:asciiTheme="minorHAnsi" w:eastAsiaTheme="minorHAnsi" w:hAnsiTheme="minorHAnsi" w:cstheme="minorBidi"/>
         <w:kern w:val="2"/>
         <w:sz w:val="24"/>
         <w:szCs w:val="24"/>
@@ -3157,14 +3362,14 @@
   <w:latentStyles w:defLockedState="0" w:defUIPriority="99" w:defSemiHidden="0" w:defUnhideWhenUsed="0" w:defQFormat="0" w:count="376">
     <w:lsdException w:name="Normal" w:uiPriority="0" w:qFormat="1"/>
     <w:lsdException w:name="heading 1" w:uiPriority="9" w:qFormat="1"/>
-    <w:lsdException w:name="heading 2" w:uiPriority="9" w:semiHidden="1" w:unhideWhenUsed="1" w:qFormat="1"/>
-    <w:lsdException w:name="heading 3" w:uiPriority="9" w:semiHidden="1" w:unhideWhenUsed="1" w:qFormat="1"/>
-    <w:lsdException w:name="heading 4" w:uiPriority="9" w:semiHidden="1" w:unhideWhenUsed="1" w:qFormat="1"/>
-    <w:lsdException w:name="heading 5" w:uiPriority="9" w:semiHidden="1" w:unhideWhenUsed="1" w:qFormat="1"/>
-    <w:lsdException w:name="heading 6" w:uiPriority="9" w:semiHidden="1" w:unhideWhenUsed="1" w:qFormat="1"/>
-    <w:lsdException w:name="heading 7" w:uiPriority="9" w:semiHidden="1" w:unhideWhenUsed="1" w:qFormat="1"/>
-    <w:lsdException w:name="heading 8" w:uiPriority="9" w:semiHidden="1" w:unhideWhenUsed="1" w:qFormat="1"/>
-    <w:lsdException w:name="heading 9" w:uiPriority="9" w:semiHidden="1" w:unhideWhenUsed="1" w:qFormat="1"/>
+    <w:lsdException w:name="heading 2" w:semiHidden="1" w:uiPriority="9" w:unhideWhenUsed="1" w:qFormat="1"/>
+    <w:lsdException w:name="heading 3" w:semiHidden="1" w:uiPriority="9" w:unhideWhenUsed="1" w:qFormat="1"/>
+    <w:lsdException w:name="heading 4" w:semiHidden="1" w:uiPriority="9" w:unhideWhenUsed="1" w:qFormat="1"/>
+    <w:lsdException w:name="heading 5" w:semiHidden="1" w:uiPriority="9" w:unhideWhenUsed="1" w:qFormat="1"/>
+    <w:lsdException w:name="heading 6" w:semiHidden="1" w:uiPriority="9" w:unhideWhenUsed="1" w:qFormat="1"/>
+    <w:lsdException w:name="heading 7" w:semiHidden="1" w:uiPriority="9" w:unhideWhenUsed="1" w:qFormat="1"/>
+    <w:lsdException w:name="heading 8" w:semiHidden="1" w:uiPriority="9" w:unhideWhenUsed="1" w:qFormat="1"/>
+    <w:lsdException w:name="heading 9" w:semiHidden="1" w:uiPriority="9" w:unhideWhenUsed="1" w:qFormat="1"/>
     <w:lsdException w:name="index 1" w:semiHidden="1" w:unhideWhenUsed="1"/>
     <w:lsdException w:name="index 2" w:semiHidden="1" w:unhideWhenUsed="1"/>
     <w:lsdException w:name="index 3" w:semiHidden="1" w:unhideWhenUsed="1"/>
@@ -3174,22 +3379,22 @@
     <w:lsdException w:name="index 7" w:semiHidden="1" w:unhideWhenUsed="1"/>
     <w:lsdException w:name="index 8" w:semiHidden="1" w:unhideWhenUsed="1"/>
     <w:lsdException w:name="index 9" w:semiHidden="1" w:unhideWhenUsed="1"/>
-    <w:lsdException w:name="toc 1" w:uiPriority="39" w:semiHidden="1" w:unhideWhenUsed="1"/>
-    <w:lsdException w:name="toc 2" w:uiPriority="39" w:semiHidden="1" w:unhideWhenUsed="1"/>
-    <w:lsdException w:name="toc 3" w:uiPriority="39" w:semiHidden="1" w:unhideWhenUsed="1"/>
-    <w:lsdException w:name="toc 4" w:uiPriority="39" w:semiHidden="1" w:unhideWhenUsed="1"/>
-    <w:lsdException w:name="toc 5" w:uiPriority="39" w:semiHidden="1" w:unhideWhenUsed="1"/>
-    <w:lsdException w:name="toc 6" w:uiPriority="39" w:semiHidden="1" w:unhideWhenUsed="1"/>
-    <w:lsdException w:name="toc 7" w:uiPriority="39" w:semiHidden="1" w:unhideWhenUsed="1"/>
-    <w:lsdException w:name="toc 8" w:uiPriority="39" w:semiHidden="1" w:unhideWhenUsed="1"/>
-    <w:lsdException w:name="toc 9" w:uiPriority="39" w:semiHidden="1" w:unhideWhenUsed="1"/>
+    <w:lsdException w:name="toc 1" w:semiHidden="1" w:uiPriority="39" w:unhideWhenUsed="1"/>
+    <w:lsdException w:name="toc 2" w:semiHidden="1" w:uiPriority="39" w:unhideWhenUsed="1"/>
+    <w:lsdException w:name="toc 3" w:semiHidden="1" w:uiPriority="39" w:unhideWhenUsed="1"/>
+    <w:lsdException w:name="toc 4" w:semiHidden="1" w:uiPriority="39" w:unhideWhenUsed="1"/>
+    <w:lsdException w:name="toc 5" w:semiHidden="1" w:uiPriority="39" w:unhideWhenUsed="1"/>
+    <w:lsdException w:name="toc 6" w:semiHidden="1" w:uiPriority="39" w:unhideWhenUsed="1"/>
+    <w:lsdException w:name="toc 7" w:semiHidden="1" w:uiPriority="39" w:unhideWhenUsed="1"/>
+    <w:lsdException w:name="toc 8" w:semiHidden="1" w:uiPriority="39" w:unhideWhenUsed="1"/>
+    <w:lsdException w:name="toc 9" w:semiHidden="1" w:uiPriority="39" w:unhideWhenUsed="1"/>
     <w:lsdException w:name="Normal Indent" w:semiHidden="1" w:unhideWhenUsed="1"/>
     <w:lsdException w:name="footnote text" w:semiHidden="1" w:unhideWhenUsed="1"/>
     <w:lsdException w:name="annotation text" w:semiHidden="1" w:unhideWhenUsed="1"/>
     <w:lsdException w:name="header" w:semiHidden="1" w:unhideWhenUsed="1"/>
     <w:lsdException w:name="footer" w:semiHidden="1" w:unhideWhenUsed="1"/>
     <w:lsdException w:name="index heading" w:semiHidden="1" w:unhideWhenUsed="1"/>
-    <w:lsdException w:name="caption" w:uiPriority="35" w:semiHidden="1" w:unhideWhenUsed="1" w:qFormat="1"/>
+    <w:lsdException w:name="caption" w:semiHidden="1" w:uiPriority="35" w:unhideWhenUsed="1" w:qFormat="1"/>
     <w:lsdException w:name="table of figures" w:semiHidden="1" w:unhideWhenUsed="1"/>
     <w:lsdException w:name="envelope address" w:semiHidden="1" w:unhideWhenUsed="1"/>
     <w:lsdException w:name="envelope return" w:semiHidden="1" w:unhideWhenUsed="1"/>
@@ -3220,7 +3425,7 @@
     <w:lsdException w:name="Title" w:uiPriority="10" w:qFormat="1"/>
     <w:lsdException w:name="Closing" w:semiHidden="1" w:unhideWhenUsed="1"/>
     <w:lsdException w:name="Signature" w:semiHidden="1" w:unhideWhenUsed="1"/>
-    <w:lsdException w:name="Default Paragraph Font" w:uiPriority="1" w:semiHidden="1" w:unhideWhenUsed="1"/>
+    <w:lsdException w:name="Default Paragraph Font" w:semiHidden="1" w:uiPriority="1" w:unhideWhenUsed="1"/>
     <w:lsdException w:name="Body Text" w:semiHidden="1" w:unhideWhenUsed="1"/>
     <w:lsdException w:name="Body Text Indent" w:semiHidden="1" w:unhideWhenUsed="1"/>
     <w:lsdException w:name="List Continue" w:semiHidden="1" w:unhideWhenUsed="1"/>
@@ -3420,8 +3625,8 @@
     <w:lsdException w:name="Subtle Reference" w:uiPriority="31" w:qFormat="1"/>
     <w:lsdException w:name="Intense Reference" w:uiPriority="32" w:qFormat="1"/>
     <w:lsdException w:name="Book Title" w:uiPriority="33" w:qFormat="1"/>
-    <w:lsdException w:name="Bibliography" w:uiPriority="37" w:semiHidden="1" w:unhideWhenUsed="1"/>
-    <w:lsdException w:name="TOC Heading" w:uiPriority="39" w:semiHidden="1" w:unhideWhenUsed="1" w:qFormat="1"/>
+    <w:lsdException w:name="Bibliography" w:semiHidden="1" w:uiPriority="37" w:unhideWhenUsed="1"/>
+    <w:lsdException w:name="TOC Heading" w:semiHidden="1" w:uiPriority="39" w:unhideWhenUsed="1" w:qFormat="1"/>
     <w:lsdException w:name="Plain Table 1" w:uiPriority="41"/>
     <w:lsdException w:name="Plain Table 2" w:uiPriority="42"/>
     <w:lsdException w:name="Plain Table 3" w:uiPriority="43"/>
@@ -3532,7 +3737,7 @@
     <w:lsdException w:name="Unresolved Mention" w:semiHidden="1" w:unhideWhenUsed="1"/>
     <w:lsdException w:name="Smart Link" w:semiHidden="1" w:unhideWhenUsed="1"/>
   </w:latentStyles>
-  <w:style w:type="paragraph" w:styleId="Normal" w:default="1">
+  <w:style w:type="paragraph" w:default="1" w:styleId="Standaard">
     <w:name w:val="Normal"/>
     <w:qFormat/>
     <w:rsid w:val="00C22F06"/>
@@ -3540,16 +3745,16 @@
       <w:spacing w:line="259" w:lineRule="auto"/>
     </w:pPr>
     <w:rPr>
-      <w:rFonts w:ascii="Arial" w:hAnsi="Arial" w:eastAsia="Arial" w:cs="Arial"/>
+      <w:rFonts w:ascii="Arial" w:eastAsia="Arial" w:hAnsi="Arial" w:cs="Arial"/>
       <w:sz w:val="22"/>
       <w:szCs w:val="22"/>
     </w:rPr>
   </w:style>
-  <w:style w:type="paragraph" w:styleId="Heading1">
+  <w:style w:type="paragraph" w:styleId="Kop1">
     <w:name w:val="heading 1"/>
-    <w:basedOn w:val="Normal"/>
-    <w:next w:val="Normal"/>
-    <w:link w:val="Heading1Char"/>
+    <w:basedOn w:val="Standaard"/>
+    <w:next w:val="Standaard"/>
+    <w:link w:val="Kop1Char"/>
     <w:uiPriority w:val="9"/>
     <w:qFormat/>
     <w:rsid w:val="003539DF"/>
@@ -3560,17 +3765,17 @@
       <w:outlineLvl w:val="0"/>
     </w:pPr>
     <w:rPr>
-      <w:rFonts w:asciiTheme="majorHAnsi" w:hAnsiTheme="majorHAnsi" w:eastAsiaTheme="majorEastAsia" w:cstheme="majorBidi"/>
+      <w:rFonts w:asciiTheme="majorHAnsi" w:eastAsiaTheme="majorEastAsia" w:hAnsiTheme="majorHAnsi" w:cstheme="majorBidi"/>
       <w:color w:val="0F4761" w:themeColor="accent1" w:themeShade="BF"/>
       <w:sz w:val="40"/>
       <w:szCs w:val="40"/>
     </w:rPr>
   </w:style>
-  <w:style w:type="paragraph" w:styleId="Heading2">
+  <w:style w:type="paragraph" w:styleId="Kop2">
     <w:name w:val="heading 2"/>
-    <w:basedOn w:val="Normal"/>
-    <w:next w:val="Normal"/>
-    <w:link w:val="Heading2Char"/>
+    <w:basedOn w:val="Standaard"/>
+    <w:next w:val="Standaard"/>
+    <w:link w:val="Kop2Char"/>
     <w:uiPriority w:val="9"/>
     <w:semiHidden/>
     <w:unhideWhenUsed/>
@@ -3583,17 +3788,17 @@
       <w:outlineLvl w:val="1"/>
     </w:pPr>
     <w:rPr>
-      <w:rFonts w:asciiTheme="majorHAnsi" w:hAnsiTheme="majorHAnsi" w:eastAsiaTheme="majorEastAsia" w:cstheme="majorBidi"/>
+      <w:rFonts w:asciiTheme="majorHAnsi" w:eastAsiaTheme="majorEastAsia" w:hAnsiTheme="majorHAnsi" w:cstheme="majorBidi"/>
       <w:color w:val="0F4761" w:themeColor="accent1" w:themeShade="BF"/>
       <w:sz w:val="32"/>
       <w:szCs w:val="32"/>
     </w:rPr>
   </w:style>
-  <w:style w:type="paragraph" w:styleId="Heading3">
+  <w:style w:type="paragraph" w:styleId="Kop3">
     <w:name w:val="heading 3"/>
-    <w:basedOn w:val="Normal"/>
-    <w:next w:val="Normal"/>
-    <w:link w:val="Heading3Char"/>
+    <w:basedOn w:val="Standaard"/>
+    <w:next w:val="Standaard"/>
+    <w:link w:val="Kop3Char"/>
     <w:uiPriority w:val="9"/>
     <w:semiHidden/>
     <w:unhideWhenUsed/>
@@ -3612,11 +3817,11 @@
       <w:szCs w:val="28"/>
     </w:rPr>
   </w:style>
-  <w:style w:type="paragraph" w:styleId="Heading4">
+  <w:style w:type="paragraph" w:styleId="Kop4">
     <w:name w:val="heading 4"/>
-    <w:basedOn w:val="Normal"/>
-    <w:next w:val="Normal"/>
-    <w:link w:val="Heading4Char"/>
+    <w:basedOn w:val="Standaard"/>
+    <w:next w:val="Standaard"/>
+    <w:link w:val="Kop4Char"/>
     <w:uiPriority w:val="9"/>
     <w:semiHidden/>
     <w:unhideWhenUsed/>
@@ -3635,11 +3840,11 @@
       <w:color w:val="0F4761" w:themeColor="accent1" w:themeShade="BF"/>
     </w:rPr>
   </w:style>
-  <w:style w:type="paragraph" w:styleId="Heading5">
+  <w:style w:type="paragraph" w:styleId="Kop5">
     <w:name w:val="heading 5"/>
-    <w:basedOn w:val="Normal"/>
-    <w:next w:val="Normal"/>
-    <w:link w:val="Heading5Char"/>
+    <w:basedOn w:val="Standaard"/>
+    <w:next w:val="Standaard"/>
+    <w:link w:val="Kop5Char"/>
     <w:uiPriority w:val="9"/>
     <w:semiHidden/>
     <w:unhideWhenUsed/>
@@ -3656,11 +3861,11 @@
       <w:color w:val="0F4761" w:themeColor="accent1" w:themeShade="BF"/>
     </w:rPr>
   </w:style>
-  <w:style w:type="paragraph" w:styleId="Heading6">
+  <w:style w:type="paragraph" w:styleId="Kop6">
     <w:name w:val="heading 6"/>
-    <w:basedOn w:val="Normal"/>
-    <w:next w:val="Normal"/>
-    <w:link w:val="Heading6Char"/>
+    <w:basedOn w:val="Standaard"/>
+    <w:next w:val="Standaard"/>
+    <w:link w:val="Kop6Char"/>
     <w:uiPriority w:val="9"/>
     <w:semiHidden/>
     <w:unhideWhenUsed/>
@@ -3679,11 +3884,11 @@
       <w:color w:val="595959" w:themeColor="text1" w:themeTint="A6"/>
     </w:rPr>
   </w:style>
-  <w:style w:type="paragraph" w:styleId="Heading7">
+  <w:style w:type="paragraph" w:styleId="Kop7">
     <w:name w:val="heading 7"/>
-    <w:basedOn w:val="Normal"/>
-    <w:next w:val="Normal"/>
-    <w:link w:val="Heading7Char"/>
+    <w:basedOn w:val="Standaard"/>
+    <w:next w:val="Standaard"/>
+    <w:link w:val="Kop7Char"/>
     <w:uiPriority w:val="9"/>
     <w:semiHidden/>
     <w:unhideWhenUsed/>
@@ -3700,11 +3905,11 @@
       <w:color w:val="595959" w:themeColor="text1" w:themeTint="A6"/>
     </w:rPr>
   </w:style>
-  <w:style w:type="paragraph" w:styleId="Heading8">
+  <w:style w:type="paragraph" w:styleId="Kop8">
     <w:name w:val="heading 8"/>
-    <w:basedOn w:val="Normal"/>
-    <w:next w:val="Normal"/>
-    <w:link w:val="Heading8Char"/>
+    <w:basedOn w:val="Standaard"/>
+    <w:next w:val="Standaard"/>
+    <w:link w:val="Kop8Char"/>
     <w:uiPriority w:val="9"/>
     <w:semiHidden/>
     <w:unhideWhenUsed/>
@@ -3723,11 +3928,11 @@
       <w:color w:val="272727" w:themeColor="text1" w:themeTint="D8"/>
     </w:rPr>
   </w:style>
-  <w:style w:type="paragraph" w:styleId="Heading9">
+  <w:style w:type="paragraph" w:styleId="Kop9">
     <w:name w:val="heading 9"/>
-    <w:basedOn w:val="Normal"/>
-    <w:next w:val="Normal"/>
-    <w:link w:val="Heading9Char"/>
+    <w:basedOn w:val="Standaard"/>
+    <w:next w:val="Standaard"/>
+    <w:link w:val="Kop9Char"/>
     <w:uiPriority w:val="9"/>
     <w:semiHidden/>
     <w:unhideWhenUsed/>
@@ -3744,13 +3949,12 @@
       <w:color w:val="272727" w:themeColor="text1" w:themeTint="D8"/>
     </w:rPr>
   </w:style>
-  <w:style w:type="character" w:styleId="DefaultParagraphFont" w:default="1">
+  <w:style w:type="character" w:default="1" w:styleId="Standaardalinea-lettertype">
     <w:name w:val="Default Paragraph Font"/>
     <w:uiPriority w:val="1"/>
-    <w:semiHidden/>
     <w:unhideWhenUsed/>
   </w:style>
-  <w:style w:type="table" w:styleId="TableNormal" w:default="1">
+  <w:style w:type="table" w:default="1" w:styleId="Standaardtabel">
     <w:name w:val="Normal Table"/>
     <w:uiPriority w:val="99"/>
     <w:semiHidden/>
@@ -3765,43 +3969,43 @@
       </w:tblCellMar>
     </w:tblPr>
   </w:style>
-  <w:style w:type="numbering" w:styleId="NoList" w:default="1">
+  <w:style w:type="numbering" w:default="1" w:styleId="Geenlijst">
     <w:name w:val="No List"/>
     <w:uiPriority w:val="99"/>
     <w:semiHidden/>
     <w:unhideWhenUsed/>
   </w:style>
-  <w:style w:type="character" w:styleId="Heading1Char" w:customStyle="1">
-    <w:name w:val="Heading 1 Char"/>
-    <w:basedOn w:val="DefaultParagraphFont"/>
-    <w:link w:val="Heading1"/>
+  <w:style w:type="character" w:customStyle="1" w:styleId="Kop1Char">
+    <w:name w:val="Kop 1 Char"/>
+    <w:basedOn w:val="Standaardalinea-lettertype"/>
+    <w:link w:val="Kop1"/>
     <w:uiPriority w:val="9"/>
     <w:rsid w:val="003539DF"/>
     <w:rPr>
-      <w:rFonts w:asciiTheme="majorHAnsi" w:hAnsiTheme="majorHAnsi" w:eastAsiaTheme="majorEastAsia" w:cstheme="majorBidi"/>
+      <w:rFonts w:asciiTheme="majorHAnsi" w:eastAsiaTheme="majorEastAsia" w:hAnsiTheme="majorHAnsi" w:cstheme="majorBidi"/>
       <w:color w:val="0F4761" w:themeColor="accent1" w:themeShade="BF"/>
       <w:sz w:val="40"/>
       <w:szCs w:val="40"/>
     </w:rPr>
   </w:style>
-  <w:style w:type="character" w:styleId="Heading2Char" w:customStyle="1">
-    <w:name w:val="Heading 2 Char"/>
-    <w:basedOn w:val="DefaultParagraphFont"/>
-    <w:link w:val="Heading2"/>
+  <w:style w:type="character" w:customStyle="1" w:styleId="Kop2Char">
+    <w:name w:val="Kop 2 Char"/>
+    <w:basedOn w:val="Standaardalinea-lettertype"/>
+    <w:link w:val="Kop2"/>
     <w:uiPriority w:val="9"/>
     <w:semiHidden/>
     <w:rsid w:val="003539DF"/>
     <w:rPr>
-      <w:rFonts w:asciiTheme="majorHAnsi" w:hAnsiTheme="majorHAnsi" w:eastAsiaTheme="majorEastAsia" w:cstheme="majorBidi"/>
+      <w:rFonts w:asciiTheme="majorHAnsi" w:eastAsiaTheme="majorEastAsia" w:hAnsiTheme="majorHAnsi" w:cstheme="majorBidi"/>
       <w:color w:val="0F4761" w:themeColor="accent1" w:themeShade="BF"/>
       <w:sz w:val="32"/>
       <w:szCs w:val="32"/>
     </w:rPr>
   </w:style>
-  <w:style w:type="character" w:styleId="Heading3Char" w:customStyle="1">
-    <w:name w:val="Heading 3 Char"/>
-    <w:basedOn w:val="DefaultParagraphFont"/>
-    <w:link w:val="Heading3"/>
+  <w:style w:type="character" w:customStyle="1" w:styleId="Kop3Char">
+    <w:name w:val="Kop 3 Char"/>
+    <w:basedOn w:val="Standaardalinea-lettertype"/>
+    <w:link w:val="Kop3"/>
     <w:uiPriority w:val="9"/>
     <w:semiHidden/>
     <w:rsid w:val="003539DF"/>
@@ -3812,10 +4016,10 @@
       <w:szCs w:val="28"/>
     </w:rPr>
   </w:style>
-  <w:style w:type="character" w:styleId="Heading4Char" w:customStyle="1">
-    <w:name w:val="Heading 4 Char"/>
-    <w:basedOn w:val="DefaultParagraphFont"/>
-    <w:link w:val="Heading4"/>
+  <w:style w:type="character" w:customStyle="1" w:styleId="Kop4Char">
+    <w:name w:val="Kop 4 Char"/>
+    <w:basedOn w:val="Standaardalinea-lettertype"/>
+    <w:link w:val="Kop4"/>
     <w:uiPriority w:val="9"/>
     <w:semiHidden/>
     <w:rsid w:val="003539DF"/>
@@ -3826,10 +4030,10 @@
       <w:color w:val="0F4761" w:themeColor="accent1" w:themeShade="BF"/>
     </w:rPr>
   </w:style>
-  <w:style w:type="character" w:styleId="Heading5Char" w:customStyle="1">
-    <w:name w:val="Heading 5 Char"/>
-    <w:basedOn w:val="DefaultParagraphFont"/>
-    <w:link w:val="Heading5"/>
+  <w:style w:type="character" w:customStyle="1" w:styleId="Kop5Char">
+    <w:name w:val="Kop 5 Char"/>
+    <w:basedOn w:val="Standaardalinea-lettertype"/>
+    <w:link w:val="Kop5"/>
     <w:uiPriority w:val="9"/>
     <w:semiHidden/>
     <w:rsid w:val="003539DF"/>
@@ -3838,10 +4042,10 @@
       <w:color w:val="0F4761" w:themeColor="accent1" w:themeShade="BF"/>
     </w:rPr>
   </w:style>
-  <w:style w:type="character" w:styleId="Heading6Char" w:customStyle="1">
-    <w:name w:val="Heading 6 Char"/>
-    <w:basedOn w:val="DefaultParagraphFont"/>
-    <w:link w:val="Heading6"/>
+  <w:style w:type="character" w:customStyle="1" w:styleId="Kop6Char">
+    <w:name w:val="Kop 6 Char"/>
+    <w:basedOn w:val="Standaardalinea-lettertype"/>
+    <w:link w:val="Kop6"/>
     <w:uiPriority w:val="9"/>
     <w:semiHidden/>
     <w:rsid w:val="003539DF"/>
@@ -3852,10 +4056,10 @@
       <w:color w:val="595959" w:themeColor="text1" w:themeTint="A6"/>
     </w:rPr>
   </w:style>
-  <w:style w:type="character" w:styleId="Heading7Char" w:customStyle="1">
-    <w:name w:val="Heading 7 Char"/>
-    <w:basedOn w:val="DefaultParagraphFont"/>
-    <w:link w:val="Heading7"/>
+  <w:style w:type="character" w:customStyle="1" w:styleId="Kop7Char">
+    <w:name w:val="Kop 7 Char"/>
+    <w:basedOn w:val="Standaardalinea-lettertype"/>
+    <w:link w:val="Kop7"/>
     <w:uiPriority w:val="9"/>
     <w:semiHidden/>
     <w:rsid w:val="003539DF"/>
@@ -3864,10 +4068,10 @@
       <w:color w:val="595959" w:themeColor="text1" w:themeTint="A6"/>
     </w:rPr>
   </w:style>
-  <w:style w:type="character" w:styleId="Heading8Char" w:customStyle="1">
-    <w:name w:val="Heading 8 Char"/>
-    <w:basedOn w:val="DefaultParagraphFont"/>
-    <w:link w:val="Heading8"/>
+  <w:style w:type="character" w:customStyle="1" w:styleId="Kop8Char">
+    <w:name w:val="Kop 8 Char"/>
+    <w:basedOn w:val="Standaardalinea-lettertype"/>
+    <w:link w:val="Kop8"/>
     <w:uiPriority w:val="9"/>
     <w:semiHidden/>
     <w:rsid w:val="003539DF"/>
@@ -3878,10 +4082,10 @@
       <w:color w:val="272727" w:themeColor="text1" w:themeTint="D8"/>
     </w:rPr>
   </w:style>
-  <w:style w:type="character" w:styleId="Heading9Char" w:customStyle="1">
-    <w:name w:val="Heading 9 Char"/>
-    <w:basedOn w:val="DefaultParagraphFont"/>
-    <w:link w:val="Heading9"/>
+  <w:style w:type="character" w:customStyle="1" w:styleId="Kop9Char">
+    <w:name w:val="Kop 9 Char"/>
+    <w:basedOn w:val="Standaardalinea-lettertype"/>
+    <w:link w:val="Kop9"/>
     <w:uiPriority w:val="9"/>
     <w:semiHidden/>
     <w:rsid w:val="003539DF"/>
@@ -3890,11 +4094,11 @@
       <w:color w:val="272727" w:themeColor="text1" w:themeTint="D8"/>
     </w:rPr>
   </w:style>
-  <w:style w:type="paragraph" w:styleId="Title">
+  <w:style w:type="paragraph" w:styleId="Titel">
     <w:name w:val="Title"/>
-    <w:basedOn w:val="Normal"/>
-    <w:next w:val="Normal"/>
-    <w:link w:val="TitleChar"/>
+    <w:basedOn w:val="Standaard"/>
+    <w:next w:val="Standaard"/>
+    <w:link w:val="TitelChar"/>
     <w:uiPriority w:val="10"/>
     <w:qFormat/>
     <w:rsid w:val="003539DF"/>
@@ -3903,32 +4107,32 @@
       <w:contextualSpacing/>
     </w:pPr>
     <w:rPr>
-      <w:rFonts w:asciiTheme="majorHAnsi" w:hAnsiTheme="majorHAnsi" w:eastAsiaTheme="majorEastAsia" w:cstheme="majorBidi"/>
+      <w:rFonts w:asciiTheme="majorHAnsi" w:eastAsiaTheme="majorEastAsia" w:hAnsiTheme="majorHAnsi" w:cstheme="majorBidi"/>
       <w:spacing w:val="-10"/>
       <w:kern w:val="28"/>
       <w:sz w:val="56"/>
       <w:szCs w:val="56"/>
     </w:rPr>
   </w:style>
-  <w:style w:type="character" w:styleId="TitleChar" w:customStyle="1">
-    <w:name w:val="Title Char"/>
-    <w:basedOn w:val="DefaultParagraphFont"/>
-    <w:link w:val="Title"/>
+  <w:style w:type="character" w:customStyle="1" w:styleId="TitelChar">
+    <w:name w:val="Titel Char"/>
+    <w:basedOn w:val="Standaardalinea-lettertype"/>
+    <w:link w:val="Titel"/>
     <w:uiPriority w:val="10"/>
     <w:rsid w:val="003539DF"/>
     <w:rPr>
-      <w:rFonts w:asciiTheme="majorHAnsi" w:hAnsiTheme="majorHAnsi" w:eastAsiaTheme="majorEastAsia" w:cstheme="majorBidi"/>
+      <w:rFonts w:asciiTheme="majorHAnsi" w:eastAsiaTheme="majorEastAsia" w:hAnsiTheme="majorHAnsi" w:cstheme="majorBidi"/>
       <w:spacing w:val="-10"/>
       <w:kern w:val="28"/>
       <w:sz w:val="56"/>
       <w:szCs w:val="56"/>
     </w:rPr>
   </w:style>
-  <w:style w:type="paragraph" w:styleId="Subtitle">
+  <w:style w:type="paragraph" w:styleId="Ondertitel">
     <w:name w:val="Subtitle"/>
-    <w:basedOn w:val="Normal"/>
-    <w:next w:val="Normal"/>
-    <w:link w:val="SubtitleChar"/>
+    <w:basedOn w:val="Standaard"/>
+    <w:next w:val="Standaard"/>
+    <w:link w:val="OndertitelChar"/>
     <w:uiPriority w:val="11"/>
     <w:qFormat/>
     <w:rsid w:val="003539DF"/>
@@ -3945,10 +4149,10 @@
       <w:szCs w:val="28"/>
     </w:rPr>
   </w:style>
-  <w:style w:type="character" w:styleId="SubtitleChar" w:customStyle="1">
-    <w:name w:val="Subtitle Char"/>
-    <w:basedOn w:val="DefaultParagraphFont"/>
-    <w:link w:val="Subtitle"/>
+  <w:style w:type="character" w:customStyle="1" w:styleId="OndertitelChar">
+    <w:name w:val="Ondertitel Char"/>
+    <w:basedOn w:val="Standaardalinea-lettertype"/>
+    <w:link w:val="Ondertitel"/>
     <w:uiPriority w:val="11"/>
     <w:rsid w:val="003539DF"/>
     <w:rPr>
@@ -3959,11 +4163,11 @@
       <w:szCs w:val="28"/>
     </w:rPr>
   </w:style>
-  <w:style w:type="paragraph" w:styleId="Quote">
+  <w:style w:type="paragraph" w:styleId="Citaat">
     <w:name w:val="Quote"/>
-    <w:basedOn w:val="Normal"/>
-    <w:next w:val="Normal"/>
-    <w:link w:val="QuoteChar"/>
+    <w:basedOn w:val="Standaard"/>
+    <w:next w:val="Standaard"/>
+    <w:link w:val="CitaatChar"/>
     <w:uiPriority w:val="29"/>
     <w:qFormat/>
     <w:rsid w:val="003539DF"/>
@@ -3977,10 +4181,10 @@
       <w:color w:val="404040" w:themeColor="text1" w:themeTint="BF"/>
     </w:rPr>
   </w:style>
-  <w:style w:type="character" w:styleId="QuoteChar" w:customStyle="1">
-    <w:name w:val="Quote Char"/>
-    <w:basedOn w:val="DefaultParagraphFont"/>
-    <w:link w:val="Quote"/>
+  <w:style w:type="character" w:customStyle="1" w:styleId="CitaatChar">
+    <w:name w:val="Citaat Char"/>
+    <w:basedOn w:val="Standaardalinea-lettertype"/>
+    <w:link w:val="Citaat"/>
     <w:uiPriority w:val="29"/>
     <w:rsid w:val="003539DF"/>
     <w:rPr>
@@ -3989,10 +4193,10 @@
       <w:color w:val="404040" w:themeColor="text1" w:themeTint="BF"/>
     </w:rPr>
   </w:style>
-  <w:style w:type="paragraph" w:styleId="ListParagraph">
+  <w:style w:type="paragraph" w:styleId="Lijstalinea">
     <w:name w:val="List Paragraph"/>
-    <w:basedOn w:val="Normal"/>
-    <w:link w:val="ListParagraphChar"/>
+    <w:basedOn w:val="Standaard"/>
+    <w:link w:val="LijstalineaChar"/>
     <w:uiPriority w:val="34"/>
     <w:qFormat/>
     <w:rsid w:val="003539DF"/>
@@ -4001,9 +4205,9 @@
       <w:contextualSpacing/>
     </w:pPr>
   </w:style>
-  <w:style w:type="character" w:styleId="IntenseEmphasis">
+  <w:style w:type="character" w:styleId="Intensievebenadrukking">
     <w:name w:val="Intense Emphasis"/>
-    <w:basedOn w:val="DefaultParagraphFont"/>
+    <w:basedOn w:val="Standaardalinea-lettertype"/>
     <w:uiPriority w:val="21"/>
     <w:qFormat/>
     <w:rsid w:val="003539DF"/>
@@ -4013,18 +4217,18 @@
       <w:color w:val="0F4761" w:themeColor="accent1" w:themeShade="BF"/>
     </w:rPr>
   </w:style>
-  <w:style w:type="paragraph" w:styleId="IntenseQuote">
+  <w:style w:type="paragraph" w:styleId="Duidelijkcitaat">
     <w:name w:val="Intense Quote"/>
-    <w:basedOn w:val="Normal"/>
-    <w:next w:val="Normal"/>
-    <w:link w:val="IntenseQuoteChar"/>
+    <w:basedOn w:val="Standaard"/>
+    <w:next w:val="Standaard"/>
+    <w:link w:val="DuidelijkcitaatChar"/>
     <w:uiPriority w:val="30"/>
     <w:qFormat/>
     <w:rsid w:val="003539DF"/>
     <w:pPr>
       <w:pBdr>
-        <w:top w:val="single" w:color="0F4761" w:themeColor="accent1" w:themeShade="BF" w:sz="4" w:space="10"/>
-        <w:bottom w:val="single" w:color="0F4761" w:themeColor="accent1" w:themeShade="BF" w:sz="4" w:space="10"/>
+        <w:top w:val="single" w:sz="4" w:space="10" w:color="0F4761" w:themeColor="accent1" w:themeShade="BF"/>
+        <w:bottom w:val="single" w:sz="4" w:space="10" w:color="0F4761" w:themeColor="accent1" w:themeShade="BF"/>
       </w:pBdr>
       <w:spacing w:before="360" w:after="360"/>
       <w:ind w:left="864" w:right="864"/>
@@ -4036,10 +4240,10 @@
       <w:color w:val="0F4761" w:themeColor="accent1" w:themeShade="BF"/>
     </w:rPr>
   </w:style>
-  <w:style w:type="character" w:styleId="IntenseQuoteChar" w:customStyle="1">
-    <w:name w:val="Intense Quote Char"/>
-    <w:basedOn w:val="DefaultParagraphFont"/>
-    <w:link w:val="IntenseQuote"/>
+  <w:style w:type="character" w:customStyle="1" w:styleId="DuidelijkcitaatChar">
+    <w:name w:val="Duidelijk citaat Char"/>
+    <w:basedOn w:val="Standaardalinea-lettertype"/>
+    <w:link w:val="Duidelijkcitaat"/>
     <w:uiPriority w:val="30"/>
     <w:rsid w:val="003539DF"/>
     <w:rPr>
@@ -4048,9 +4252,9 @@
       <w:color w:val="0F4761" w:themeColor="accent1" w:themeShade="BF"/>
     </w:rPr>
   </w:style>
-  <w:style w:type="character" w:styleId="IntenseReference">
+  <w:style w:type="character" w:styleId="Intensieveverwijzing">
     <w:name w:val="Intense Reference"/>
-    <w:basedOn w:val="DefaultParagraphFont"/>
+    <w:basedOn w:val="Standaardalinea-lettertype"/>
     <w:uiPriority w:val="32"/>
     <w:qFormat/>
     <w:rsid w:val="003539DF"/>
@@ -4062,17 +4266,17 @@
       <w:spacing w:val="5"/>
     </w:rPr>
   </w:style>
-  <w:style w:type="character" w:styleId="ListParagraphChar" w:customStyle="1">
-    <w:name w:val="List Paragraph Char"/>
-    <w:basedOn w:val="DefaultParagraphFont"/>
-    <w:link w:val="ListParagraph"/>
+  <w:style w:type="character" w:customStyle="1" w:styleId="LijstalineaChar">
+    <w:name w:val="Lijstalinea Char"/>
+    <w:basedOn w:val="Standaardalinea-lettertype"/>
+    <w:link w:val="Lijstalinea"/>
     <w:uiPriority w:val="34"/>
     <w:qFormat/>
     <w:rsid w:val="00C22F06"/>
   </w:style>
-  <w:style w:type="table" w:styleId="TableGrid">
+  <w:style w:type="table" w:styleId="Tabelraster">
     <w:name w:val="Table Grid"/>
-    <w:basedOn w:val="TableNormal"/>
+    <w:basedOn w:val="Standaardtabel"/>
     <w:uiPriority w:val="39"/>
     <w:rsid w:val="00C22F06"/>
     <w:pPr>
@@ -4084,19 +4288,19 @@
     </w:rPr>
     <w:tblPr>
       <w:tblBorders>
-        <w:top w:val="single" w:color="auto" w:sz="4" w:space="0"/>
-        <w:left w:val="single" w:color="auto" w:sz="4" w:space="0"/>
-        <w:bottom w:val="single" w:color="auto" w:sz="4" w:space="0"/>
-        <w:right w:val="single" w:color="auto" w:sz="4" w:space="0"/>
-        <w:insideH w:val="single" w:color="auto" w:sz="4" w:space="0"/>
-        <w:insideV w:val="single" w:color="auto" w:sz="4" w:space="0"/>
+        <w:top w:val="single" w:sz="4" w:space="0" w:color="auto"/>
+        <w:left w:val="single" w:sz="4" w:space="0" w:color="auto"/>
+        <w:bottom w:val="single" w:sz="4" w:space="0" w:color="auto"/>
+        <w:right w:val="single" w:sz="4" w:space="0" w:color="auto"/>
+        <w:insideH w:val="single" w:sz="4" w:space="0" w:color="auto"/>
+        <w:insideV w:val="single" w:sz="4" w:space="0" w:color="auto"/>
       </w:tblBorders>
     </w:tblPr>
   </w:style>
-  <w:style w:type="paragraph" w:styleId="Header">
+  <w:style w:type="paragraph" w:styleId="Koptekst">
     <w:name w:val="header"/>
-    <w:basedOn w:val="Normal"/>
-    <w:link w:val="HeaderChar"/>
+    <w:basedOn w:val="Standaard"/>
+    <w:link w:val="KoptekstChar"/>
     <w:uiPriority w:val="99"/>
     <w:unhideWhenUsed/>
     <w:rsid w:val="00F65961"/>
@@ -4108,10 +4312,10 @@
       <w:spacing w:after="0" w:line="240" w:lineRule="auto"/>
     </w:pPr>
   </w:style>
-  <w:style w:type="character" w:styleId="HeaderChar" w:customStyle="1">
-    <w:name w:val="Header Char"/>
-    <w:basedOn w:val="DefaultParagraphFont"/>
-    <w:link w:val="Header"/>
+  <w:style w:type="character" w:customStyle="1" w:styleId="KoptekstChar">
+    <w:name w:val="Koptekst Char"/>
+    <w:basedOn w:val="Standaardalinea-lettertype"/>
+    <w:link w:val="Koptekst"/>
     <w:uiPriority w:val="99"/>
     <w:rsid w:val="00F65961"/>
     <w:rPr>
@@ -4120,10 +4324,10 @@
       <w:lang w:val="en-GB"/>
     </w:rPr>
   </w:style>
-  <w:style w:type="paragraph" w:styleId="Footer">
+  <w:style w:type="paragraph" w:styleId="Voettekst">
     <w:name w:val="footer"/>
-    <w:basedOn w:val="Normal"/>
-    <w:link w:val="FooterChar"/>
+    <w:basedOn w:val="Standaard"/>
+    <w:link w:val="VoettekstChar"/>
     <w:uiPriority w:val="99"/>
     <w:unhideWhenUsed/>
     <w:rsid w:val="00F65961"/>
@@ -4135,10 +4339,10 @@
       <w:spacing w:after="0" w:line="240" w:lineRule="auto"/>
     </w:pPr>
   </w:style>
-  <w:style w:type="character" w:styleId="FooterChar" w:customStyle="1">
-    <w:name w:val="Footer Char"/>
-    <w:basedOn w:val="DefaultParagraphFont"/>
-    <w:link w:val="Footer"/>
+  <w:style w:type="character" w:customStyle="1" w:styleId="VoettekstChar">
+    <w:name w:val="Voettekst Char"/>
+    <w:basedOn w:val="Standaardalinea-lettertype"/>
+    <w:link w:val="Voettekst"/>
     <w:uiPriority w:val="99"/>
     <w:rsid w:val="00F65961"/>
     <w:rPr>
@@ -4147,9 +4351,9 @@
       <w:lang w:val="en-GB"/>
     </w:rPr>
   </w:style>
-  <w:style w:type="character" w:styleId="CommentReference">
+  <w:style w:type="character" w:customStyle="1" w:styleId="CommentReference">
     <w:name w:val="Comment Reference"/>
-    <w:basedOn w:val="DefaultParagraphFont"/>
+    <w:basedOn w:val="Standaardalinea-lettertype"/>
     <w:uiPriority w:val="99"/>
     <w:semiHidden/>
     <w:unhideWhenUsed/>
@@ -4159,9 +4363,9 @@
       <w:szCs w:val="16"/>
     </w:rPr>
   </w:style>
-  <w:style w:type="paragraph" w:styleId="CommentText">
+  <w:style w:type="paragraph" w:customStyle="1" w:styleId="CommentText">
     <w:name w:val="Comment Text"/>
-    <w:basedOn w:val="Normal"/>
+    <w:basedOn w:val="Standaard"/>
     <w:link w:val="CommentTextChar"/>
     <w:uiPriority w:val="99"/>
     <w:unhideWhenUsed/>
@@ -4175,9 +4379,9 @@
       <w:lang w:val="en-GB"/>
     </w:rPr>
   </w:style>
-  <w:style w:type="character" w:styleId="CommentTextChar" w:customStyle="1">
+  <w:style w:type="character" w:customStyle="1" w:styleId="CommentTextChar">
     <w:name w:val="Comment Text Char"/>
-    <w:basedOn w:val="DefaultParagraphFont"/>
+    <w:basedOn w:val="Standaardalinea-lettertype"/>
     <w:link w:val="CommentText"/>
     <w:uiPriority w:val="99"/>
     <w:rsid w:val="002C3698"/>
@@ -4187,11 +4391,26 @@
       <w:lang w:val="en-GB"/>
     </w:rPr>
   </w:style>
+  <w:style w:type="paragraph" w:styleId="Revisie">
+    <w:name w:val="Revision"/>
+    <w:hidden/>
+    <w:uiPriority w:val="99"/>
+    <w:semiHidden/>
+    <w:rsid w:val="00970445"/>
+    <w:pPr>
+      <w:spacing w:after="0" w:line="240" w:lineRule="auto"/>
+    </w:pPr>
+    <w:rPr>
+      <w:rFonts w:ascii="Arial" w:eastAsia="Arial" w:hAnsi="Arial" w:cs="Arial"/>
+      <w:sz w:val="22"/>
+      <w:szCs w:val="22"/>
+    </w:rPr>
+  </w:style>
 </w:styles>
 </file>
 
 <file path=word/theme/theme1.xml><?xml version="1.0" encoding="utf-8"?>
-<a:theme xmlns:a="http://schemas.openxmlformats.org/drawingml/2006/main" xmlns:thm15="http://schemas.microsoft.com/office/thememl/2012/main" name="Office Theme">
+<a:theme xmlns:a="http://schemas.openxmlformats.org/drawingml/2006/main" name="Office Theme">
   <a:themeElements>
     <a:clrScheme name="Office">
       <a:dk1>
@@ -4506,6 +4725,21 @@
 </file>
 
 <file path=customXml/item1.xml><?xml version="1.0" encoding="utf-8"?>
+<p:properties xmlns:p="http://schemas.microsoft.com/office/2006/metadata/properties" xmlns:xsi="http://www.w3.org/2001/XMLSchema-instance" xmlns:pc="http://schemas.microsoft.com/office/infopath/2007/PartnerControls">
+  <documentManagement/>
+</p:properties>
+</file>
+
+<file path=customXml/item2.xml><?xml version="1.0" encoding="utf-8"?>
+<?mso-contentType ?>
+<FormTemplates xmlns="http://schemas.microsoft.com/sharepoint/v3/contenttype/forms">
+  <Display>DocumentLibraryForm</Display>
+  <Edit>DocumentLibraryForm</Edit>
+  <New>DocumentLibraryForm</New>
+</FormTemplates>
+</file>
+
+<file path=customXml/item3.xml><?xml version="1.0" encoding="utf-8"?>
 <ct:contentTypeSchema xmlns:ct="http://schemas.microsoft.com/office/2006/metadata/contentType" xmlns:ma="http://schemas.microsoft.com/office/2006/metadata/properties/metaAttributes" ct:_="" ma:_="" ma:contentTypeName="Document" ma:contentTypeID="0x010100F1B33D7B57FFEC4BB77B5001C5B93838" ma:contentTypeVersion="6" ma:contentTypeDescription="Een nieuw document maken." ma:contentTypeScope="" ma:versionID="59579db12405a868ad0e92c5e4f74ae1">
   <xsd:schema xmlns:xsd="http://www.w3.org/2001/XMLSchema" xmlns:xs="http://www.w3.org/2001/XMLSchema" xmlns:p="http://schemas.microsoft.com/office/2006/metadata/properties" xmlns:ns2="f44e6bd5-09db-4117-8b15-adf399208dc6" targetNamespace="http://schemas.microsoft.com/office/2006/metadata/properties" ma:root="true" ma:fieldsID="98cf673e6ff17a9b7a889e3f7df574b2" ns2:_="">
     <xsd:import namespace="f44e6bd5-09db-4117-8b15-adf399208dc6"/>
@@ -4661,29 +4895,37 @@
 </ct:contentTypeSchema>
 </file>
 
-<file path=customXml/item2.xml><?xml version="1.0" encoding="utf-8"?>
-<?mso-contentType ?>
-<FormTemplates xmlns="http://schemas.microsoft.com/sharepoint/v3/contenttype/forms">
-  <Display>DocumentLibraryForm</Display>
-  <Edit>DocumentLibraryForm</Edit>
-  <New>DocumentLibraryForm</New>
-</FormTemplates>
-</file>
-
-<file path=customXml/item3.xml><?xml version="1.0" encoding="utf-8"?>
-<p:properties xmlns:p="http://schemas.microsoft.com/office/2006/metadata/properties" xmlns:xsi="http://www.w3.org/2001/XMLSchema-instance" xmlns:pc="http://schemas.microsoft.com/office/infopath/2007/PartnerControls">
-  <documentManagement/>
-</p:properties>
-</file>
-
 <file path=customXml/itemProps1.xml><?xml version="1.0" encoding="utf-8"?>
-<ds:datastoreItem xmlns:ds="http://schemas.openxmlformats.org/officeDocument/2006/customXml" ds:itemID="{19BADC45-3200-4DE8-91D6-3A3E42B52193}"/>
+<ds:datastoreItem xmlns:ds="http://schemas.openxmlformats.org/officeDocument/2006/customXml" ds:itemID="{C32686B1-10AD-4FAD-9729-E751E46625C4}">
+  <ds:schemaRefs>
+    <ds:schemaRef ds:uri="http://schemas.microsoft.com/office/2006/metadata/properties"/>
+    <ds:schemaRef ds:uri="http://schemas.microsoft.com/office/infopath/2007/PartnerControls"/>
+  </ds:schemaRefs>
+</ds:datastoreItem>
 </file>
 
 <file path=customXml/itemProps2.xml><?xml version="1.0" encoding="utf-8"?>
-<ds:datastoreItem xmlns:ds="http://schemas.openxmlformats.org/officeDocument/2006/customXml" ds:itemID="{601CF7D2-82E6-4FEE-B707-774A8B3641B3}"/>
+<ds:datastoreItem xmlns:ds="http://schemas.openxmlformats.org/officeDocument/2006/customXml" ds:itemID="{601CF7D2-82E6-4FEE-B707-774A8B3641B3}">
+  <ds:schemaRefs>
+    <ds:schemaRef ds:uri="http://schemas.microsoft.com/sharepoint/v3/contenttype/forms"/>
+  </ds:schemaRefs>
+</ds:datastoreItem>
 </file>
 
 <file path=customXml/itemProps3.xml><?xml version="1.0" encoding="utf-8"?>
-<ds:datastoreItem xmlns:ds="http://schemas.openxmlformats.org/officeDocument/2006/customXml" ds:itemID="{C32686B1-10AD-4FAD-9729-E751E46625C4}"/>
+<ds:datastoreItem xmlns:ds="http://schemas.openxmlformats.org/officeDocument/2006/customXml" ds:itemID="{19BADC45-3200-4DE8-91D6-3A3E42B52193}">
+  <ds:schemaRefs>
+    <ds:schemaRef ds:uri="http://schemas.microsoft.com/office/2006/metadata/contentType"/>
+    <ds:schemaRef ds:uri="http://schemas.microsoft.com/office/2006/metadata/properties/metaAttributes"/>
+    <ds:schemaRef ds:uri="http://www.w3.org/2001/XMLSchema"/>
+    <ds:schemaRef ds:uri="http://schemas.microsoft.com/office/2006/metadata/properties"/>
+    <ds:schemaRef ds:uri="f44e6bd5-09db-4117-8b15-adf399208dc6"/>
+    <ds:schemaRef ds:uri="http://schemas.microsoft.com/office/2006/documentManagement/types"/>
+    <ds:schemaRef ds:uri="http://schemas.microsoft.com/office/infopath/2007/PartnerControls"/>
+    <ds:schemaRef ds:uri="http://schemas.openxmlformats.org/package/2006/metadata/core-properties"/>
+    <ds:schemaRef ds:uri="http://purl.org/dc/elements/1.1/"/>
+    <ds:schemaRef ds:uri="http://purl.org/dc/terms/"/>
+    <ds:schemaRef ds:uri="http://schemas.microsoft.com/internal/obd"/>
+  </ds:schemaRefs>
+</ds:datastoreItem>
 </file>
--- a/(e)CRF/Per nummer/07_Demografische gegevens en medische voorgeschiedenis.docx
+++ b/(e)CRF/Per nummer/07_Demografische gegevens en medische voorgeschiedenis.docx
@@ -2665,6 +2665,98 @@
                 <w:szCs w:val="24"/>
               </w:rPr>
             </w:pPr>
+          </w:p>
+        </w:tc>
+      </w:tr>
+      <w:tr>
+        <w:tc>
+          <w:tcPr>
+            <w:tcW w:type="dxa" w:w="3969"/>
+          </w:tcPr>
+          <w:p>
+            <w:r>
+              <w:t xml:space="preserve">     2.20 Hartaandoening (bv. hartfalen, coronaire hartziekte)</w:t>
+            </w:r>
+          </w:p>
+        </w:tc>
+        <w:tc>
+          <w:tcPr>
+            <w:tcW w:type="dxa" w:w="4989"/>
+          </w:tcPr>
+          <w:p>
+            <w:r>
+              <w:t>Ja/Nee</w:t>
+            </w:r>
+          </w:p>
+        </w:tc>
+      </w:tr>
+      <w:tr>
+        <w:tc>
+          <w:tcPr>
+            <w:tcW w:type="dxa" w:w="3969"/>
+          </w:tcPr>
+          <w:p>
+            <w:r>
+              <w:t xml:space="preserve">     2.21 Nierfunctie: eGFR (meest recente waarde)</w:t>
+            </w:r>
+          </w:p>
+        </w:tc>
+        <w:tc>
+          <w:tcPr>
+            <w:tcW w:type="dxa" w:w="4989"/>
+          </w:tcPr>
+          <w:p>
+            <w:r>
+              <w:t>eGFR: ______ mL/min/1,73m²   Datum: ___/___/______</w:t>
+            </w:r>
+          </w:p>
+        </w:tc>
+      </w:tr>
+      <w:tr>
+        <w:tc>
+          <w:tcPr>
+            <w:tcW w:type="dxa" w:w="3969"/>
+          </w:tcPr>
+          <w:p>
+            <w:r>
+              <w:t xml:space="preserve">     2.22 CKD-stadium (KDIGO, indien gekend)</w:t>
+            </w:r>
+          </w:p>
+        </w:tc>
+        <w:tc>
+          <w:tcPr>
+            <w:tcW w:type="dxa" w:w="4989"/>
+          </w:tcPr>
+          <w:p>
+            <w:r>
+              <w:t>G1 / G2 / G3a / G3b / G4 / G5 / onbekend</w:t>
+            </w:r>
+          </w:p>
+        </w:tc>
+      </w:tr>
+      <w:tr>
+        <w:tc>
+          <w:tcPr>
+            <w:tcW w:type="dxa" w:w="3969"/>
+          </w:tcPr>
+          <w:p>
+            <w:r>
+              <w:t xml:space="preserve">     2.23 Huidige diabetesmedicatie</w:t>
+            </w:r>
+          </w:p>
+        </w:tc>
+        <w:tc>
+          <w:tcPr>
+            <w:tcW w:type="dxa" w:w="4989"/>
+          </w:tcPr>
+          <w:p>
+            <w:r>
+              <w:t>Insuline: Ja/Nee</w:t>
+              <w:br/>
+              <w:t>Orale glucoseverlagende medicatie: Ja/Nee — welke: __________</w:t>
+              <w:br/>
+              <w:t>Niet-insuline injectables (bv. GLP-1-agonist): Ja/Nee — welke: __________</w:t>
+            </w:r>
           </w:p>
         </w:tc>
       </w:tr>

--- a/(e)CRF/Per nummer/07_Demografische gegevens en medische voorgeschiedenis.docx
+++ b/(e)CRF/Per nummer/07_Demografische gegevens en medische voorgeschiedenis.docx
@@ -1284,20 +1284,8 @@
             <w:tcW w:w="3969" w:type="dxa"/>
           </w:tcPr>
           <w:p>
-            <w:pPr>
-              <w:spacing w:line="360" w:lineRule="auto"/>
-              <w:rPr>
-                <w:sz w:val="24"/>
-                <w:szCs w:val="24"/>
-              </w:rPr>
-            </w:pPr>
-            <w:r>
-              <w:rPr>
-                <w:color w:val="24303B"/>
-                <w:sz w:val="24"/>
-                <w:szCs w:val="24"/>
-              </w:rPr>
-              <w:t xml:space="preserve">     2.4 Huidige rookstatus</w:t>
+            <w:r>
+              <w:t xml:space="preserve">     2.4 Rookstatus (voorgeschiedenis)</w:t>
             </w:r>
           </w:p>
         </w:tc>
@@ -1306,13 +1294,9 @@
             <w:tcW w:w="4989" w:type="dxa"/>
           </w:tcPr>
           <w:p>
-            <w:pPr>
-              <w:spacing w:line="360" w:lineRule="auto"/>
-              <w:rPr>
-                <w:sz w:val="24"/>
-                <w:szCs w:val="24"/>
-              </w:rPr>
-            </w:pPr>
+            <w:r>
+              <w:t>Nooit gerookt / Ex-roker / Huidige roker</w:t>
+            </w:r>
           </w:p>
         </w:tc>
       </w:tr>
@@ -1322,20 +1306,8 @@
             <w:tcW w:w="3969" w:type="dxa"/>
           </w:tcPr>
           <w:p>
-            <w:pPr>
-              <w:spacing w:line="360" w:lineRule="auto"/>
-              <w:rPr>
-                <w:sz w:val="24"/>
-                <w:szCs w:val="24"/>
-              </w:rPr>
-            </w:pPr>
-            <w:r>
-              <w:rPr>
-                <w:color w:val="24303B"/>
-                <w:sz w:val="24"/>
-                <w:szCs w:val="24"/>
-              </w:rPr>
-              <w:t xml:space="preserve">     2.5 Aantal sigaretten per dag</w:t>
+            <w:r>
+              <w:t xml:space="preserve">     2.5 Aantal sigaretten per dag (huidige rokers) / aantal jaren gestopt (ex-rokers)</w:t>
             </w:r>
           </w:p>
         </w:tc>
@@ -2554,79 +2526,21 @@
             <w:tcW w:w="4989" w:type="dxa"/>
           </w:tcPr>
           <w:p>
-            <w:pPr>
-              <w:spacing w:line="360" w:lineRule="auto"/>
-              <w:rPr>
-                <w:sz w:val="24"/>
-                <w:szCs w:val="24"/>
-              </w:rPr>
-            </w:pPr>
-            <w:r>
-              <w:rPr>
-                <w:noProof/>
-                <w:color w:val="24303B"/>
-                <w:sz w:val="24"/>
-                <w:szCs w:val="24"/>
-              </w:rPr>
-              <w:drawing>
-                <wp:inline distT="0" distB="0" distL="0" distR="0" wp14:anchorId="76B67501" wp14:editId="50B39775">
-                  <wp:extent cx="2615758" cy="2032000"/>
-                  <wp:effectExtent l="0" t="0" r="0" b="6350"/>
-                  <wp:docPr id="1664634879" name="Picture 4">
-                    <a:extLst xmlns:a="http://schemas.openxmlformats.org/drawingml/2006/main">
-                      <a:ext uri="{FF2B5EF4-FFF2-40B4-BE49-F238E27FC236}">
-                        <a16:creationId xmlns:a16="http://schemas.microsoft.com/office/drawing/2014/main" id="{848387B9-AC5C-4151-DEDF-C5485E252E46}"/>
-                      </a:ext>
-                    </a:extLst>
-                  </wp:docPr>
-                  <wp:cNvGraphicFramePr>
-                    <a:graphicFrameLocks xmlns:a="http://schemas.openxmlformats.org/drawingml/2006/main" noChangeAspect="1"/>
-                  </wp:cNvGraphicFramePr>
-                  <a:graphic xmlns:a="http://schemas.openxmlformats.org/drawingml/2006/main">
-                    <a:graphicData uri="http://schemas.openxmlformats.org/drawingml/2006/picture">
-                      <pic:pic xmlns:pic="http://schemas.openxmlformats.org/drawingml/2006/picture">
-                        <pic:nvPicPr>
-                          <pic:cNvPr id="5" name="Picture 4">
-                            <a:extLst>
-                              <a:ext uri="{FF2B5EF4-FFF2-40B4-BE49-F238E27FC236}">
-                                <a16:creationId xmlns:a16="http://schemas.microsoft.com/office/drawing/2014/main" id="{848387B9-AC5C-4151-DEDF-C5485E252E46}"/>
-                              </a:ext>
-                            </a:extLst>
-                          </pic:cNvPr>
-                          <pic:cNvPicPr>
-                            <a:picLocks noChangeAspect="1"/>
-                          </pic:cNvPicPr>
-                        </pic:nvPicPr>
-                        <pic:blipFill>
-                          <a:blip r:embed="rId10"/>
-                          <a:stretch>
-                            <a:fillRect/>
-                          </a:stretch>
-                        </pic:blipFill>
-                        <pic:spPr>
-                          <a:xfrm>
-                            <a:off x="0" y="0"/>
-                            <a:ext cx="2636089" cy="2047793"/>
-                          </a:xfrm>
-                          <a:prstGeom prst="rect">
-                            <a:avLst/>
-                          </a:prstGeom>
-                        </pic:spPr>
-                      </pic:pic>
-                    </a:graphicData>
-                  </a:graphic>
-                </wp:inline>
-              </w:drawing>
-            </w:r>
-          </w:p>
-          <w:p>
-            <w:pPr>
-              <w:spacing w:line="360" w:lineRule="auto"/>
-              <w:rPr>
-                <w:sz w:val="24"/>
-                <w:szCs w:val="24"/>
-              </w:rPr>
-            </w:pPr>
+            <w:r>
+              <w:t>Kwalificerend ulcus (meest recente genezen ulcus vóór inclusie, zie ook eCRF-document 06):</w:t>
+              <w:br/>
+              <w:t>Locatie: __________</w:t>
+              <w:br/>
+              <w:t>Datum ontstaan: ___/___/______   Datum genezing: ___/___/______</w:t>
+              <w:br/>
+              <w:t>Grootste afmeting bij diagnose (cm², indien gekend): ______</w:t>
+              <w:br/>
+              <w:t>Diepte: Oppervlakkig (huid) / Tot pees of kapsel / Tot bot of gewricht / Onbekend</w:t>
+              <w:br/>
+              <w:t>Osteomyelitis vastgesteld: Ja/Nee/Onbekend</w:t>
+              <w:br/>
+              <w:t>Wekedeleninfectie/cellulitis vastgesteld: Ja/Nee/Onbekend</w:t>
+            </w:r>
           </w:p>
         </w:tc>
       </w:tr>
@@ -2756,6 +2670,28 @@
               <w:t>Orale glucoseverlagende medicatie: Ja/Nee — welke: __________</w:t>
               <w:br/>
               <w:t>Niet-insuline injectables (bv. GLP-1-agonist): Ja/Nee — welke: __________</w:t>
+            </w:r>
+          </w:p>
+        </w:tc>
+      </w:tr>
+      <w:tr>
+        <w:tc>
+          <w:tcPr>
+            <w:tcW w:type="dxa" w:w="3969"/>
+          </w:tcPr>
+          <w:p>
+            <w:r>
+              <w:t xml:space="preserve">     2.24 Huidig gebruik van antibiotica</w:t>
+            </w:r>
+          </w:p>
+        </w:tc>
+        <w:tc>
+          <w:tcPr>
+            <w:tcW w:type="dxa" w:w="4989"/>
+          </w:tcPr>
+          <w:p>
+            <w:r>
+              <w:t>Ja/Nee — zo ja, welke en sinds wanneer: __________</w:t>
             </w:r>
           </w:p>
         </w:tc>

--- a/(e)CRF/Per nummer/07_Demografische gegevens en medische voorgeschiedenis.docx
+++ b/(e)CRF/Per nummer/07_Demografische gegevens en medische voorgeschiedenis.docx
@@ -1020,6 +1020,26 @@
               </w:rPr>
               <w:t>- Andere</w:t>
             </w:r>
+          </w:p>
+        </w:tc>
+      </w:tr>
+      <w:tr>
+        <w:tc>
+          <w:tcPr>
+            <w:tcW w:type="dxa" w:w="3969"/>
+          </w:tcPr>
+          <w:p>
+            <w:r>
+              <w:t xml:space="preserve">     1.13 Geboorteland</w:t>
+            </w:r>
+          </w:p>
+        </w:tc>
+        <w:tc>
+          <w:tcPr>
+            <w:tcW w:type="dxa" w:w="4989"/>
+          </w:tcPr>
+          <w:p>
+            <w:r/>
           </w:p>
         </w:tc>
       </w:tr>
